--- a/heuristicsAndBoundsCode/药品供应链场景扩展.docx
+++ b/heuristicsAndBoundsCode/药品供应链场景扩展.docx
@@ -6,7 +6,6 @@
       <w:pPr>
         <w:jc w:val="center"/>
         <w:rPr>
-          <w:rFonts w:hint="eastAsia"/>
           <w:lang w:eastAsia="zh-CN"/>
         </w:rPr>
       </w:pPr>
@@ -40,9 +39,8 @@
     </w:p>
     <w:p>
       <w:pPr>
-        <w:pStyle w:val="1"/>
-        <w:rPr>
-          <w:rFonts w:hint="eastAsia"/>
+        <w:pStyle w:val="Heading1"/>
+        <w:rPr>
           <w:lang w:eastAsia="zh-CN"/>
         </w:rPr>
       </w:pPr>
@@ -82,7 +80,7 @@
     </w:p>
     <w:p>
       <w:pPr>
-        <w:pStyle w:val="1"/>
+        <w:pStyle w:val="Heading1"/>
         <w:rPr>
           <w:lang w:eastAsia="zh-CN"/>
         </w:rPr>
@@ -115,7 +113,7 @@
     </w:p>
     <w:tbl>
       <w:tblPr>
-        <w:tblStyle w:val="aff1"/>
+        <w:tblStyle w:val="TableGrid"/>
         <w:tblW w:w="0" w:type="auto"/>
         <w:jc w:val="center"/>
         <w:tblLook w:val="04A0" w:firstRow="1" w:lastRow="0" w:firstColumn="1" w:lastColumn="0" w:noHBand="0" w:noVBand="1"/>
@@ -135,7 +133,6 @@
             <w:vAlign w:val="center"/>
           </w:tcPr>
           <w:p>
-            <w:proofErr w:type="spellStart"/>
             <w:r>
               <w:rPr>
                 <w:b/>
@@ -143,7 +140,6 @@
               </w:rPr>
               <w:t>对象</w:t>
             </w:r>
-            <w:proofErr w:type="spellEnd"/>
           </w:p>
         </w:tc>
         <w:tc>
@@ -240,14 +236,12 @@
             <w:vAlign w:val="center"/>
           </w:tcPr>
           <w:p>
-            <w:proofErr w:type="spellStart"/>
             <w:r>
               <w:rPr>
                 <w:sz w:val="20"/>
               </w:rPr>
               <w:t>在途订单</w:t>
             </w:r>
-            <w:proofErr w:type="spellEnd"/>
           </w:p>
         </w:tc>
         <w:tc>
@@ -295,14 +289,12 @@
             <w:vAlign w:val="center"/>
           </w:tcPr>
           <w:p>
-            <w:proofErr w:type="spellStart"/>
             <w:r>
               <w:rPr>
                 <w:sz w:val="20"/>
               </w:rPr>
               <w:t>需求</w:t>
             </w:r>
-            <w:proofErr w:type="spellEnd"/>
           </w:p>
         </w:tc>
         <w:tc>
@@ -350,14 +342,12 @@
             <w:vAlign w:val="center"/>
           </w:tcPr>
           <w:p>
-            <w:proofErr w:type="spellStart"/>
             <w:r>
               <w:rPr>
                 <w:sz w:val="20"/>
               </w:rPr>
               <w:t>良率</w:t>
             </w:r>
-            <w:proofErr w:type="spellEnd"/>
           </w:p>
         </w:tc>
         <w:tc>
@@ -405,14 +395,12 @@
             <w:vAlign w:val="center"/>
           </w:tcPr>
           <w:p>
-            <w:proofErr w:type="spellStart"/>
             <w:r>
               <w:rPr>
                 <w:sz w:val="20"/>
               </w:rPr>
               <w:t>订货量</w:t>
             </w:r>
-            <w:proofErr w:type="spellEnd"/>
           </w:p>
         </w:tc>
         <w:tc>
@@ -460,16 +448,14 @@
     </w:p>
     <w:p>
       <w:pPr>
-        <w:pStyle w:val="1"/>
+        <w:pStyle w:val="Heading1"/>
       </w:pPr>
       <w:r>
         <w:t xml:space="preserve">3. </w:t>
       </w:r>
-      <w:proofErr w:type="spellStart"/>
       <w:r>
         <w:t>需求分布建模</w:t>
       </w:r>
-      <w:proofErr w:type="spellEnd"/>
     </w:p>
     <w:p>
       <w:pPr>
@@ -482,25 +468,7 @@
           <w:i/>
           <w:sz w:val="22"/>
         </w:rPr>
-        <w:t xml:space="preserve">D_t ~ </w:t>
-      </w:r>
-      <w:proofErr w:type="gramStart"/>
-      <w:r>
-        <w:rPr>
-          <w:rFonts w:ascii="Cambria Math" w:eastAsia="Cambria Math" w:hAnsi="Cambria Math"/>
-          <w:i/>
-          <w:sz w:val="22"/>
-        </w:rPr>
-        <w:t>F(</w:t>
-      </w:r>
-      <w:proofErr w:type="gramEnd"/>
-      <w:r>
-        <w:rPr>
-          <w:rFonts w:ascii="Cambria Math" w:eastAsia="Cambria Math" w:hAnsi="Cambria Math"/>
-          <w:i/>
-          <w:sz w:val="22"/>
-        </w:rPr>
-        <w:t>μ, σ)</w:t>
+        <w:t>D_t ~ F(μ, σ)</w:t>
       </w:r>
     </w:p>
     <w:p>
@@ -530,7 +498,7 @@
     </w:p>
     <w:p>
       <w:pPr>
-        <w:pStyle w:val="1"/>
+        <w:pStyle w:val="Heading1"/>
         <w:rPr>
           <w:lang w:eastAsia="zh-CN"/>
         </w:rPr>
@@ -564,7 +532,6 @@
           <w:lang w:eastAsia="zh-CN"/>
         </w:rPr>
       </w:pPr>
-      <w:proofErr w:type="spellStart"/>
       <w:r>
         <w:rPr>
           <w:rFonts w:ascii="Cambria Math" w:eastAsia="Cambria Math" w:hAnsi="Cambria Math"/>
@@ -573,231 +540,147 @@
           <w:sz w:val="22"/>
           <w:lang w:eastAsia="zh-CN"/>
         </w:rPr>
-        <w:t>Y_t</w:t>
-      </w:r>
-      <w:proofErr w:type="spellEnd"/>
+        <w:t>Y_t ∈ {0, 1},   P(Y_t = 1) = p,   P(Y_t = 0) = 1 - p</w:t>
+      </w:r>
+    </w:p>
+    <w:p>
+      <w:pPr>
+        <w:pStyle w:val="Heading1"/>
+        <w:rPr>
+          <w:lang w:eastAsia="zh-CN"/>
+        </w:rPr>
+      </w:pPr>
+      <w:r>
+        <w:rPr>
+          <w:lang w:eastAsia="zh-CN"/>
+        </w:rPr>
+        <w:t xml:space="preserve">5. </w:t>
+      </w:r>
+      <w:r>
+        <w:rPr>
+          <w:lang w:eastAsia="zh-CN"/>
+        </w:rPr>
+        <w:t>提前期与在途订单队列</w:t>
+      </w:r>
+    </w:p>
+    <w:p>
+      <w:pPr>
+        <w:pStyle w:val="Heading1"/>
+        <w:rPr>
+          <w:lang w:eastAsia="zh-CN"/>
+        </w:rPr>
+      </w:pPr>
+      <w:r>
+        <w:rPr>
+          <w:lang w:eastAsia="zh-CN"/>
+        </w:rPr>
+        <w:t xml:space="preserve">6. </w:t>
+      </w:r>
+      <w:r>
+        <w:rPr>
+          <w:lang w:eastAsia="zh-CN"/>
+        </w:rPr>
+        <w:t>库存状态转移过程</w:t>
+      </w:r>
+    </w:p>
+    <w:p>
+      <w:pPr>
+        <w:pStyle w:val="ListBullet"/>
+        <w:ind w:left="288"/>
+        <w:rPr>
+          <w:lang w:eastAsia="zh-CN"/>
+        </w:rPr>
+      </w:pPr>
+      <w:r>
+        <w:rPr>
+          <w:lang w:eastAsia="zh-CN"/>
+        </w:rPr>
+        <w:t>最早的一批在途订单到达，并根据良率结果决定是否进入库存。</w:t>
+      </w:r>
+    </w:p>
+    <w:p>
+      <w:pPr>
+        <w:pStyle w:val="ListBullet"/>
+        <w:ind w:left="288"/>
+        <w:rPr>
+          <w:lang w:eastAsia="zh-CN"/>
+        </w:rPr>
+      </w:pPr>
+      <w:r>
+        <w:rPr>
+          <w:lang w:eastAsia="zh-CN"/>
+        </w:rPr>
+        <w:t>策略根据当前库存和剩余在途订单决定本期订货量。</w:t>
+      </w:r>
+    </w:p>
+    <w:p>
+      <w:pPr>
+        <w:pStyle w:val="ListBullet"/>
+        <w:ind w:left="288"/>
+        <w:rPr>
+          <w:lang w:eastAsia="zh-CN"/>
+        </w:rPr>
+      </w:pPr>
+      <w:r>
+        <w:rPr>
+          <w:lang w:eastAsia="zh-CN"/>
+        </w:rPr>
+        <w:t>本期需求发生，库存被需求消耗。</w:t>
+      </w:r>
+    </w:p>
+    <w:p>
+      <w:pPr>
+        <w:pStyle w:val="ListBullet"/>
+        <w:ind w:left="288"/>
+        <w:rPr>
+          <w:lang w:eastAsia="zh-CN"/>
+        </w:rPr>
+      </w:pPr>
+      <w:r>
+        <w:rPr>
+          <w:lang w:eastAsia="zh-CN"/>
+        </w:rPr>
+        <w:t>系统计算持有成本、缺货成本和采购成本。</w:t>
+      </w:r>
+    </w:p>
+    <w:p>
+      <w:pPr>
+        <w:pStyle w:val="ListBullet"/>
+        <w:ind w:left="288"/>
+        <w:rPr>
+          <w:lang w:eastAsia="zh-CN"/>
+        </w:rPr>
+      </w:pPr>
+      <w:r>
+        <w:rPr>
+          <w:lang w:eastAsia="zh-CN"/>
+        </w:rPr>
+        <w:t>在途订单队列向前滚动，新订单进入队尾。</w:t>
+      </w:r>
+    </w:p>
+    <w:p>
+      <w:r>
+        <w:t>核心库存更新：</w:t>
+      </w:r>
+    </w:p>
+    <w:p>
+      <w:pPr>
+        <w:spacing w:before="80" w:after="160"/>
+        <w:jc w:val="center"/>
+      </w:pPr>
       <w:r>
         <w:rPr>
           <w:rFonts w:ascii="Cambria Math" w:eastAsia="Cambria Math" w:hAnsi="Cambria Math"/>
           <w:i/>
           <w:iCs/>
           <w:sz w:val="22"/>
-          <w:lang w:eastAsia="zh-CN"/>
-        </w:rPr>
-        <w:t xml:space="preserve"> ∈ {0, 1</w:t>
-      </w:r>
-      <w:proofErr w:type="gramStart"/>
-      <w:r>
-        <w:rPr>
-          <w:rFonts w:ascii="Cambria Math" w:eastAsia="Cambria Math" w:hAnsi="Cambria Math"/>
-          <w:i/>
-          <w:iCs/>
-          <w:sz w:val="22"/>
-          <w:lang w:eastAsia="zh-CN"/>
-        </w:rPr>
-        <w:t>},   P(</w:t>
-      </w:r>
-      <w:proofErr w:type="spellStart"/>
-      <w:proofErr w:type="gramEnd"/>
-      <w:r>
-        <w:rPr>
-          <w:rFonts w:ascii="Cambria Math" w:eastAsia="Cambria Math" w:hAnsi="Cambria Math"/>
-          <w:i/>
-          <w:iCs/>
-          <w:sz w:val="22"/>
-          <w:lang w:eastAsia="zh-CN"/>
-        </w:rPr>
-        <w:t>Y_t</w:t>
-      </w:r>
-      <w:proofErr w:type="spellEnd"/>
-      <w:r>
-        <w:rPr>
-          <w:rFonts w:ascii="Cambria Math" w:eastAsia="Cambria Math" w:hAnsi="Cambria Math"/>
-          <w:i/>
-          <w:iCs/>
-          <w:sz w:val="22"/>
-          <w:lang w:eastAsia="zh-CN"/>
-        </w:rPr>
-        <w:t xml:space="preserve"> = 1) = </w:t>
-      </w:r>
-      <w:proofErr w:type="gramStart"/>
-      <w:r>
-        <w:rPr>
-          <w:rFonts w:ascii="Cambria Math" w:eastAsia="Cambria Math" w:hAnsi="Cambria Math"/>
-          <w:i/>
-          <w:iCs/>
-          <w:sz w:val="22"/>
-          <w:lang w:eastAsia="zh-CN"/>
-        </w:rPr>
-        <w:t>p,   P(</w:t>
-      </w:r>
-      <w:proofErr w:type="spellStart"/>
-      <w:proofErr w:type="gramEnd"/>
-      <w:r>
-        <w:rPr>
-          <w:rFonts w:ascii="Cambria Math" w:eastAsia="Cambria Math" w:hAnsi="Cambria Math"/>
-          <w:i/>
-          <w:iCs/>
-          <w:sz w:val="22"/>
-          <w:lang w:eastAsia="zh-CN"/>
-        </w:rPr>
-        <w:t>Y_t</w:t>
-      </w:r>
-      <w:proofErr w:type="spellEnd"/>
-      <w:r>
-        <w:rPr>
-          <w:rFonts w:ascii="Cambria Math" w:eastAsia="Cambria Math" w:hAnsi="Cambria Math"/>
-          <w:i/>
-          <w:iCs/>
-          <w:sz w:val="22"/>
-          <w:lang w:eastAsia="zh-CN"/>
-        </w:rPr>
-        <w:t xml:space="preserve"> = 0) = 1 - p</w:t>
+        </w:rPr>
+        <w:t>I_{t+1} = I_t + 到货订单 × Y_t - D_t</w:t>
       </w:r>
     </w:p>
     <w:p>
       <w:pPr>
-        <w:pStyle w:val="1"/>
-        <w:rPr>
-          <w:lang w:eastAsia="zh-CN"/>
-        </w:rPr>
-      </w:pPr>
-      <w:r>
-        <w:rPr>
-          <w:lang w:eastAsia="zh-CN"/>
-        </w:rPr>
-        <w:t xml:space="preserve">5. </w:t>
-      </w:r>
-      <w:r>
-        <w:rPr>
-          <w:lang w:eastAsia="zh-CN"/>
-        </w:rPr>
-        <w:t>提前期与在途订单队列</w:t>
-      </w:r>
-    </w:p>
-    <w:p>
-      <w:pPr>
-        <w:pStyle w:val="1"/>
-        <w:rPr>
-          <w:lang w:eastAsia="zh-CN"/>
-        </w:rPr>
-      </w:pPr>
-      <w:r>
-        <w:rPr>
-          <w:lang w:eastAsia="zh-CN"/>
-        </w:rPr>
-        <w:t xml:space="preserve">6. </w:t>
-      </w:r>
-      <w:r>
-        <w:rPr>
-          <w:lang w:eastAsia="zh-CN"/>
-        </w:rPr>
-        <w:t>库存状态转移过程</w:t>
-      </w:r>
-    </w:p>
-    <w:p>
-      <w:pPr>
-        <w:pStyle w:val="a0"/>
-        <w:ind w:left="288"/>
-        <w:rPr>
-          <w:lang w:eastAsia="zh-CN"/>
-        </w:rPr>
-      </w:pPr>
-      <w:r>
-        <w:rPr>
-          <w:lang w:eastAsia="zh-CN"/>
-        </w:rPr>
-        <w:t>最早的一批在途订单到达，并根据良率结果决定是否进入库存。</w:t>
-      </w:r>
-    </w:p>
-    <w:p>
-      <w:pPr>
-        <w:pStyle w:val="a0"/>
-        <w:ind w:left="288"/>
-        <w:rPr>
-          <w:lang w:eastAsia="zh-CN"/>
-        </w:rPr>
-      </w:pPr>
-      <w:r>
-        <w:rPr>
-          <w:lang w:eastAsia="zh-CN"/>
-        </w:rPr>
-        <w:t>策略根据当前库存和剩余在途订单决定本期订货量。</w:t>
-      </w:r>
-    </w:p>
-    <w:p>
-      <w:pPr>
-        <w:pStyle w:val="a0"/>
-        <w:ind w:left="288"/>
-        <w:rPr>
-          <w:lang w:eastAsia="zh-CN"/>
-        </w:rPr>
-      </w:pPr>
-      <w:r>
-        <w:rPr>
-          <w:lang w:eastAsia="zh-CN"/>
-        </w:rPr>
-        <w:t>本期需求发生，库存被需求消耗。</w:t>
-      </w:r>
-    </w:p>
-    <w:p>
-      <w:pPr>
-        <w:pStyle w:val="a0"/>
-        <w:ind w:left="288"/>
-        <w:rPr>
-          <w:lang w:eastAsia="zh-CN"/>
-        </w:rPr>
-      </w:pPr>
-      <w:r>
-        <w:rPr>
-          <w:lang w:eastAsia="zh-CN"/>
-        </w:rPr>
-        <w:t>系统计算持有成本、缺货成本和采购成本。</w:t>
-      </w:r>
-    </w:p>
-    <w:p>
-      <w:pPr>
-        <w:pStyle w:val="a0"/>
-        <w:ind w:left="288"/>
-        <w:rPr>
-          <w:lang w:eastAsia="zh-CN"/>
-        </w:rPr>
-      </w:pPr>
-      <w:r>
-        <w:rPr>
-          <w:lang w:eastAsia="zh-CN"/>
-        </w:rPr>
-        <w:t>在途订单队列向前滚动，新订单进入队尾。</w:t>
-      </w:r>
-    </w:p>
-    <w:p>
-      <w:proofErr w:type="spellStart"/>
-      <w:r>
-        <w:t>核心库存更新</w:t>
-      </w:r>
-      <w:proofErr w:type="spellEnd"/>
-      <w:r>
-        <w:t>：</w:t>
-      </w:r>
-    </w:p>
-    <w:p>
-      <w:pPr>
-        <w:spacing w:before="80" w:after="160"/>
-        <w:jc w:val="center"/>
-      </w:pPr>
-      <w:r>
-        <w:rPr>
-          <w:rFonts w:ascii="Cambria Math" w:eastAsia="Cambria Math" w:hAnsi="Cambria Math"/>
-          <w:i/>
-          <w:iCs/>
-          <w:sz w:val="22"/>
-        </w:rPr>
-        <w:t>I_{t+1} = I_t + 到货订单 × Y_t - D_t</w:t>
-      </w:r>
-    </w:p>
-    <w:p>
-      <w:pPr>
-        <w:pStyle w:val="1"/>
+        <w:pStyle w:val="Heading1"/>
       </w:pPr>
       <w:r>
         <w:t xml:space="preserve">7. </w:t>
@@ -813,7 +696,7 @@
     </w:p>
     <w:tbl>
       <w:tblPr>
-        <w:tblStyle w:val="aff1"/>
+        <w:tblStyle w:val="TableGrid"/>
         <w:tblW w:w="0" w:type="auto"/>
         <w:jc w:val="center"/>
         <w:tblLook w:val="04A0" w:firstRow="1" w:lastRow="0" w:firstColumn="1" w:lastColumn="0" w:noHBand="0" w:noVBand="1"/>
@@ -936,14 +819,12 @@
             <w:vAlign w:val="center"/>
           </w:tcPr>
           <w:p>
-            <w:proofErr w:type="spellStart"/>
             <w:r>
               <w:rPr>
                 <w:sz w:val="20"/>
               </w:rPr>
               <w:t>持有成本</w:t>
             </w:r>
-            <w:proofErr w:type="spellEnd"/>
           </w:p>
         </w:tc>
         <w:tc>
@@ -956,21 +837,7 @@
               <w:rPr>
                 <w:sz w:val="20"/>
               </w:rPr>
-              <w:t xml:space="preserve">h × </w:t>
-            </w:r>
-            <w:proofErr w:type="gramStart"/>
-            <w:r>
-              <w:rPr>
-                <w:sz w:val="20"/>
-              </w:rPr>
-              <w:t>max(</w:t>
-            </w:r>
-            <w:proofErr w:type="gramEnd"/>
-            <w:r>
-              <w:rPr>
-                <w:sz w:val="20"/>
-              </w:rPr>
-              <w:t>I_t, 0)</w:t>
+              <w:t>h × max(I_t, 0)</w:t>
             </w:r>
           </w:p>
         </w:tc>
@@ -1005,14 +872,12 @@
             <w:vAlign w:val="center"/>
           </w:tcPr>
           <w:p>
-            <w:proofErr w:type="spellStart"/>
             <w:r>
               <w:rPr>
                 <w:sz w:val="20"/>
               </w:rPr>
               <w:t>缺货成本</w:t>
             </w:r>
-            <w:proofErr w:type="spellEnd"/>
           </w:p>
         </w:tc>
         <w:tc>
@@ -1025,21 +890,7 @@
               <w:rPr>
                 <w:sz w:val="20"/>
               </w:rPr>
-              <w:t xml:space="preserve">b × </w:t>
-            </w:r>
-            <w:proofErr w:type="gramStart"/>
-            <w:r>
-              <w:rPr>
-                <w:sz w:val="20"/>
-              </w:rPr>
-              <w:t>max(</w:t>
-            </w:r>
-            <w:proofErr w:type="gramEnd"/>
-            <w:r>
-              <w:rPr>
-                <w:sz w:val="20"/>
-              </w:rPr>
-              <w:t>-I_t, 0)</w:t>
+              <w:t>b × max(-I_t, 0)</w:t>
             </w:r>
           </w:p>
         </w:tc>
@@ -1074,7 +925,7 @@
     </w:p>
     <w:p>
       <w:pPr>
-        <w:pStyle w:val="1"/>
+        <w:pStyle w:val="Heading1"/>
         <w:rPr>
           <w:lang w:eastAsia="zh-CN"/>
         </w:rPr>
@@ -1101,7 +952,7 @@
     </w:p>
     <w:p>
       <w:pPr>
-        <w:pStyle w:val="1"/>
+        <w:pStyle w:val="Heading1"/>
         <w:rPr>
           <w:lang w:eastAsia="zh-CN"/>
         </w:rPr>
@@ -1133,7 +984,7 @@
     </w:p>
     <w:tbl>
       <w:tblPr>
-        <w:tblStyle w:val="aff1"/>
+        <w:tblStyle w:val="TableGrid"/>
         <w:tblW w:w="0" w:type="auto"/>
         <w:jc w:val="center"/>
         <w:tblLook w:val="04A0" w:firstRow="1" w:lastRow="0" w:firstColumn="1" w:lastColumn="0" w:noHBand="0" w:noVBand="1"/>
@@ -1152,7 +1003,6 @@
             <w:vAlign w:val="center"/>
           </w:tcPr>
           <w:p>
-            <w:proofErr w:type="spellStart"/>
             <w:r>
               <w:rPr>
                 <w:b/>
@@ -1160,7 +1010,6 @@
               </w:rPr>
               <w:t>MDP元素</w:t>
             </w:r>
-            <w:proofErr w:type="spellEnd"/>
           </w:p>
         </w:tc>
         <w:tc>
@@ -1327,28 +1176,12 @@
             <w:vAlign w:val="center"/>
           </w:tcPr>
           <w:p>
-            <w:proofErr w:type="spellStart"/>
             <w:r>
               <w:rPr>
                 <w:sz w:val="20"/>
               </w:rPr>
-              <w:t>奖励</w:t>
+              <w:t>奖励/成本</w:t>
             </w:r>
-            <w:proofErr w:type="spellEnd"/>
-            <w:r>
-              <w:rPr>
-                <w:sz w:val="20"/>
-              </w:rPr>
-              <w:t>/</w:t>
-            </w:r>
-            <w:proofErr w:type="spellStart"/>
-            <w:r>
-              <w:rPr>
-                <w:sz w:val="20"/>
-              </w:rPr>
-              <w:t>成本</w:t>
-            </w:r>
-            <w:proofErr w:type="spellEnd"/>
           </w:p>
         </w:tc>
         <w:tc>
@@ -1382,14 +1215,12 @@
             <w:vAlign w:val="center"/>
           </w:tcPr>
           <w:p>
-            <w:proofErr w:type="spellStart"/>
             <w:r>
               <w:rPr>
                 <w:sz w:val="20"/>
               </w:rPr>
               <w:t>目标</w:t>
             </w:r>
-            <w:proofErr w:type="spellEnd"/>
           </w:p>
         </w:tc>
         <w:tc>
@@ -1416,7 +1247,7 @@
     </w:tbl>
     <w:p>
       <w:pPr>
-        <w:pStyle w:val="1"/>
+        <w:pStyle w:val="Heading1"/>
         <w:rPr>
           <w:lang w:eastAsia="zh-CN"/>
         </w:rPr>
@@ -1459,7 +1290,7 @@
     </w:p>
     <w:p>
       <w:pPr>
-        <w:pStyle w:val="1"/>
+        <w:pStyle w:val="Heading1"/>
         <w:rPr>
           <w:lang w:eastAsia="zh-CN"/>
         </w:rPr>
@@ -1502,7 +1333,7 @@
     </w:p>
     <w:p>
       <w:pPr>
-        <w:pStyle w:val="1"/>
+        <w:pStyle w:val="Heading1"/>
         <w:rPr>
           <w:lang w:eastAsia="zh-CN"/>
         </w:rPr>
@@ -1544,21 +1375,7 @@
         <w:rPr>
           <w:lang w:eastAsia="zh-CN"/>
         </w:rPr>
-        <w:t xml:space="preserve">传统加权报童策略使用固定路径概率 </w:t>
-      </w:r>
-      <w:proofErr w:type="spellStart"/>
-      <w:r>
-        <w:rPr>
-          <w:lang w:eastAsia="zh-CN"/>
-        </w:rPr>
-        <w:t>P_j</w:t>
-      </w:r>
-      <w:proofErr w:type="spellEnd"/>
-      <w:r>
-        <w:rPr>
-          <w:lang w:eastAsia="zh-CN"/>
-        </w:rPr>
-        <w:t>：</w:t>
+        <w:t>传统加权报童策略使用固定路径概率 P_j：</w:t>
       </w:r>
     </w:p>
     <w:p>
@@ -1566,408 +1383,182 @@
         <w:spacing w:before="80" w:after="160"/>
         <w:jc w:val="center"/>
       </w:pPr>
-      <w:proofErr w:type="spellStart"/>
       <w:r>
         <w:rPr>
           <w:rFonts w:ascii="Cambria Math" w:eastAsia="Cambria Math" w:hAnsi="Cambria Math"/>
           <w:i/>
           <w:sz w:val="22"/>
         </w:rPr>
-        <w:t>q_t</w:t>
-      </w:r>
-      <w:proofErr w:type="spellEnd"/>
+        <w:t>q_t^{WNH} = Σ_j P_j × x_j</w:t>
+      </w:r>
+    </w:p>
+    <w:p>
+      <w:pPr>
+        <w:rPr>
+          <w:lang w:eastAsia="zh-CN"/>
+        </w:rPr>
+      </w:pPr>
+      <w:r>
+        <w:rPr>
+          <w:lang w:eastAsia="zh-CN"/>
+        </w:rPr>
+        <w:t>DRL策略则使用依赖当前状态的决策权重 w_j(s_t)：</w:t>
+      </w:r>
+    </w:p>
+    <w:p>
+      <w:pPr>
+        <w:spacing w:before="80" w:after="160"/>
+        <w:jc w:val="center"/>
+      </w:pPr>
       <w:r>
         <w:rPr>
           <w:rFonts w:ascii="Cambria Math" w:eastAsia="Cambria Math" w:hAnsi="Cambria Math"/>
           <w:i/>
           <w:sz w:val="22"/>
         </w:rPr>
-        <w:t xml:space="preserve">^{WNH} = </w:t>
-      </w:r>
-      <w:proofErr w:type="spellStart"/>
+        <w:t>q_t^{DRL} = Σ_j w_j(s_t) × x_j</w:t>
+      </w:r>
+    </w:p>
+    <w:p>
+      <w:r>
+        <w:t>w_j(s_t) 是“决策权重”，不一定是严格概率。</w:t>
+      </w:r>
+    </w:p>
+    <w:p>
+      <w:pPr>
+        <w:pStyle w:val="ListBullet"/>
+        <w:ind w:left="288"/>
+        <w:rPr>
+          <w:lang w:eastAsia="zh-CN"/>
+        </w:rPr>
+      </w:pPr>
+      <w:r>
+        <w:rPr>
+          <w:lang w:eastAsia="zh-CN"/>
+        </w:rPr>
+        <w:t>当库存较低时，DRL可能提高失败路径的权重，使策略更保守。</w:t>
+      </w:r>
+    </w:p>
+    <w:p>
+      <w:pPr>
+        <w:pStyle w:val="ListBullet"/>
+        <w:ind w:left="288"/>
+        <w:rPr>
+          <w:lang w:eastAsia="zh-CN"/>
+        </w:rPr>
+      </w:pPr>
+      <w:r>
+        <w:rPr>
+          <w:lang w:eastAsia="zh-CN"/>
+        </w:rPr>
+        <w:t>当库存较高时，DRL可能降低极端路径权重，避免过度订货。</w:t>
+      </w:r>
+    </w:p>
+    <w:p>
+      <w:pPr>
+        <w:pStyle w:val="ListBullet"/>
+        <w:ind w:left="288"/>
+        <w:rPr>
+          <w:lang w:eastAsia="zh-CN"/>
+        </w:rPr>
+      </w:pPr>
+      <w:r>
+        <w:rPr>
+          <w:lang w:eastAsia="zh-CN"/>
+        </w:rPr>
+        <w:t>当在途订单很多但良率风险较高时，DRL可以学习更细腻的风险响应。</w:t>
+      </w:r>
+    </w:p>
+    <w:p>
+      <w:pPr>
+        <w:pStyle w:val="Heading1"/>
+        <w:rPr>
+          <w:lang w:eastAsia="zh-CN"/>
+        </w:rPr>
+      </w:pPr>
+      <w:r>
+        <w:rPr>
+          <w:lang w:eastAsia="zh-CN"/>
+        </w:rPr>
+        <w:t>15. DRL</w:t>
+      </w:r>
+      <w:r>
+        <w:rPr>
+          <w:lang w:eastAsia="zh-CN"/>
+        </w:rPr>
+        <w:t>动作生成机制</w:t>
+      </w:r>
+    </w:p>
+    <w:p>
+      <w:pPr>
+        <w:rPr>
+          <w:lang w:eastAsia="zh-CN"/>
+        </w:rPr>
+      </w:pPr>
+      <w:r>
+        <w:rPr>
+          <w:lang w:eastAsia="zh-CN"/>
+        </w:rPr>
+        <w:t>DRL动作生成可以分为三步：计算路径缺口、生成状态相关权重、加权得到订货量。</w:t>
+      </w:r>
+    </w:p>
+    <w:p>
+      <w:pPr>
+        <w:pStyle w:val="ListBullet"/>
+        <w:ind w:left="288"/>
+        <w:rPr>
+          <w:lang w:eastAsia="zh-CN"/>
+        </w:rPr>
+      </w:pPr>
+      <w:r>
+        <w:rPr>
+          <w:lang w:eastAsia="zh-CN"/>
+        </w:rPr>
+        <w:t>第一步：对每条未来路径计算库存缺口 gap_j。</w:t>
+      </w:r>
+    </w:p>
+    <w:p>
+      <w:pPr>
+        <w:pStyle w:val="ListBullet"/>
+        <w:ind w:left="288"/>
+        <w:rPr>
+          <w:lang w:eastAsia="zh-CN"/>
+        </w:rPr>
+      </w:pPr>
+      <w:r>
+        <w:rPr>
+          <w:lang w:eastAsia="zh-CN"/>
+        </w:rPr>
+        <w:t>第二步：神经网络根据当前状态生成每条路径的调整权重 w_j(s_t)。</w:t>
+      </w:r>
+    </w:p>
+    <w:p>
+      <w:pPr>
+        <w:pStyle w:val="ListBullet"/>
+        <w:ind w:left="288"/>
+        <w:rPr>
+          <w:lang w:eastAsia="zh-CN"/>
+        </w:rPr>
+      </w:pPr>
+      <w:r>
+        <w:rPr>
+          <w:lang w:eastAsia="zh-CN"/>
+        </w:rPr>
+        <w:t>第三步：将每条路径的正缺口与对应权重相乘并求和，得到最终订货量。</w:t>
+      </w:r>
+    </w:p>
+    <w:p>
+      <w:pPr>
+        <w:spacing w:before="80" w:after="160"/>
+        <w:jc w:val="center"/>
+      </w:pPr>
       <w:r>
         <w:rPr>
           <w:rFonts w:ascii="Cambria Math" w:eastAsia="Cambria Math" w:hAnsi="Cambria Math"/>
           <w:i/>
           <w:sz w:val="22"/>
         </w:rPr>
-        <w:t>Σ_j</w:t>
-      </w:r>
-      <w:proofErr w:type="spellEnd"/>
-      <w:r>
-        <w:rPr>
-          <w:rFonts w:ascii="Cambria Math" w:eastAsia="Cambria Math" w:hAnsi="Cambria Math"/>
-          <w:i/>
-          <w:sz w:val="22"/>
-        </w:rPr>
-        <w:t xml:space="preserve"> </w:t>
-      </w:r>
-      <w:proofErr w:type="spellStart"/>
-      <w:r>
-        <w:rPr>
-          <w:rFonts w:ascii="Cambria Math" w:eastAsia="Cambria Math" w:hAnsi="Cambria Math"/>
-          <w:i/>
-          <w:sz w:val="22"/>
-        </w:rPr>
-        <w:t>P_j</w:t>
-      </w:r>
-      <w:proofErr w:type="spellEnd"/>
-      <w:r>
-        <w:rPr>
-          <w:rFonts w:ascii="Cambria Math" w:eastAsia="Cambria Math" w:hAnsi="Cambria Math"/>
-          <w:i/>
-          <w:sz w:val="22"/>
-        </w:rPr>
-        <w:t xml:space="preserve"> × x_j</w:t>
-      </w:r>
-    </w:p>
-    <w:p>
-      <w:pPr>
-        <w:rPr>
-          <w:lang w:eastAsia="zh-CN"/>
-        </w:rPr>
-      </w:pPr>
-      <w:r>
-        <w:rPr>
-          <w:lang w:eastAsia="zh-CN"/>
-        </w:rPr>
-        <w:t xml:space="preserve">DRL策略则使用依赖当前状态的决策权重 </w:t>
-      </w:r>
-      <w:proofErr w:type="spellStart"/>
-      <w:r>
-        <w:rPr>
-          <w:lang w:eastAsia="zh-CN"/>
-        </w:rPr>
-        <w:t>w_j</w:t>
-      </w:r>
-      <w:proofErr w:type="spellEnd"/>
-      <w:r>
-        <w:rPr>
-          <w:lang w:eastAsia="zh-CN"/>
-        </w:rPr>
-        <w:t>(</w:t>
-      </w:r>
-      <w:proofErr w:type="spellStart"/>
-      <w:r>
-        <w:rPr>
-          <w:lang w:eastAsia="zh-CN"/>
-        </w:rPr>
-        <w:t>s_t</w:t>
-      </w:r>
-      <w:proofErr w:type="spellEnd"/>
-      <w:r>
-        <w:rPr>
-          <w:lang w:eastAsia="zh-CN"/>
-        </w:rPr>
-        <w:t>)：</w:t>
-      </w:r>
-    </w:p>
-    <w:p>
-      <w:pPr>
-        <w:spacing w:before="80" w:after="160"/>
-        <w:jc w:val="center"/>
-      </w:pPr>
-      <w:proofErr w:type="spellStart"/>
-      <w:r>
-        <w:rPr>
-          <w:rFonts w:ascii="Cambria Math" w:eastAsia="Cambria Math" w:hAnsi="Cambria Math"/>
-          <w:i/>
-          <w:sz w:val="22"/>
-        </w:rPr>
-        <w:t>q_t</w:t>
-      </w:r>
-      <w:proofErr w:type="spellEnd"/>
-      <w:r>
-        <w:rPr>
-          <w:rFonts w:ascii="Cambria Math" w:eastAsia="Cambria Math" w:hAnsi="Cambria Math"/>
-          <w:i/>
-          <w:sz w:val="22"/>
-        </w:rPr>
-        <w:t xml:space="preserve">^{DRL} = </w:t>
-      </w:r>
-      <w:proofErr w:type="spellStart"/>
-      <w:r>
-        <w:rPr>
-          <w:rFonts w:ascii="Cambria Math" w:eastAsia="Cambria Math" w:hAnsi="Cambria Math"/>
-          <w:i/>
-          <w:sz w:val="22"/>
-        </w:rPr>
-        <w:t>Σ_j</w:t>
-      </w:r>
-      <w:proofErr w:type="spellEnd"/>
-      <w:r>
-        <w:rPr>
-          <w:rFonts w:ascii="Cambria Math" w:eastAsia="Cambria Math" w:hAnsi="Cambria Math"/>
-          <w:i/>
-          <w:sz w:val="22"/>
-        </w:rPr>
-        <w:t xml:space="preserve"> </w:t>
-      </w:r>
-      <w:proofErr w:type="spellStart"/>
-      <w:r>
-        <w:rPr>
-          <w:rFonts w:ascii="Cambria Math" w:eastAsia="Cambria Math" w:hAnsi="Cambria Math"/>
-          <w:i/>
-          <w:sz w:val="22"/>
-        </w:rPr>
-        <w:t>w_j</w:t>
-      </w:r>
-      <w:proofErr w:type="spellEnd"/>
-      <w:r>
-        <w:rPr>
-          <w:rFonts w:ascii="Cambria Math" w:eastAsia="Cambria Math" w:hAnsi="Cambria Math"/>
-          <w:i/>
-          <w:sz w:val="22"/>
-        </w:rPr>
-        <w:t>(</w:t>
-      </w:r>
-      <w:proofErr w:type="spellStart"/>
-      <w:r>
-        <w:rPr>
-          <w:rFonts w:ascii="Cambria Math" w:eastAsia="Cambria Math" w:hAnsi="Cambria Math"/>
-          <w:i/>
-          <w:sz w:val="22"/>
-        </w:rPr>
-        <w:t>s_t</w:t>
-      </w:r>
-      <w:proofErr w:type="spellEnd"/>
-      <w:r>
-        <w:rPr>
-          <w:rFonts w:ascii="Cambria Math" w:eastAsia="Cambria Math" w:hAnsi="Cambria Math"/>
-          <w:i/>
-          <w:sz w:val="22"/>
-        </w:rPr>
-        <w:t xml:space="preserve">) × </w:t>
-      </w:r>
-      <w:proofErr w:type="spellStart"/>
-      <w:r>
-        <w:rPr>
-          <w:rFonts w:ascii="Cambria Math" w:eastAsia="Cambria Math" w:hAnsi="Cambria Math"/>
-          <w:i/>
-          <w:sz w:val="22"/>
-        </w:rPr>
-        <w:t>x_j</w:t>
-      </w:r>
-      <w:proofErr w:type="spellEnd"/>
-    </w:p>
-    <w:p>
-      <w:r>
-        <w:t xml:space="preserve">w_j(s_t) </w:t>
-      </w:r>
-      <w:proofErr w:type="gramStart"/>
-      <w:r>
-        <w:t>是“决策权重”，</w:t>
-      </w:r>
-      <w:proofErr w:type="gramEnd"/>
-      <w:r>
-        <w:t>不一定是严格概率。</w:t>
-      </w:r>
-    </w:p>
-    <w:p>
-      <w:pPr>
-        <w:pStyle w:val="a0"/>
-        <w:ind w:left="288"/>
-        <w:rPr>
-          <w:lang w:eastAsia="zh-CN"/>
-        </w:rPr>
-      </w:pPr>
-      <w:r>
-        <w:rPr>
-          <w:lang w:eastAsia="zh-CN"/>
-        </w:rPr>
-        <w:t>当库存较低时，DRL可能提高失败路径的权重，使策略更保守。</w:t>
-      </w:r>
-    </w:p>
-    <w:p>
-      <w:pPr>
-        <w:pStyle w:val="a0"/>
-        <w:ind w:left="288"/>
-        <w:rPr>
-          <w:lang w:eastAsia="zh-CN"/>
-        </w:rPr>
-      </w:pPr>
-      <w:r>
-        <w:rPr>
-          <w:lang w:eastAsia="zh-CN"/>
-        </w:rPr>
-        <w:t>当库存较高时，DRL可能降低极端路径权重，避免过度订货。</w:t>
-      </w:r>
-    </w:p>
-    <w:p>
-      <w:pPr>
-        <w:pStyle w:val="a0"/>
-        <w:ind w:left="288"/>
-        <w:rPr>
-          <w:lang w:eastAsia="zh-CN"/>
-        </w:rPr>
-      </w:pPr>
-      <w:r>
-        <w:rPr>
-          <w:lang w:eastAsia="zh-CN"/>
-        </w:rPr>
-        <w:t>当在途订单很多但良率风险较高时，DRL可以学习更细腻的风险响应。</w:t>
-      </w:r>
-    </w:p>
-    <w:p>
-      <w:pPr>
-        <w:pStyle w:val="1"/>
-        <w:rPr>
-          <w:lang w:eastAsia="zh-CN"/>
-        </w:rPr>
-      </w:pPr>
-      <w:r>
-        <w:rPr>
-          <w:lang w:eastAsia="zh-CN"/>
-        </w:rPr>
-        <w:t>15. DRL</w:t>
-      </w:r>
-      <w:r>
-        <w:rPr>
-          <w:lang w:eastAsia="zh-CN"/>
-        </w:rPr>
-        <w:t>动作生成机制</w:t>
-      </w:r>
-    </w:p>
-    <w:p>
-      <w:pPr>
-        <w:rPr>
-          <w:lang w:eastAsia="zh-CN"/>
-        </w:rPr>
-      </w:pPr>
-      <w:r>
-        <w:rPr>
-          <w:lang w:eastAsia="zh-CN"/>
-        </w:rPr>
-        <w:t>DRL动作生成可以分为三步：计算路径缺口、生成状态相关权重、加权得到订货量。</w:t>
-      </w:r>
-    </w:p>
-    <w:p>
-      <w:pPr>
-        <w:pStyle w:val="a0"/>
-        <w:ind w:left="288"/>
-        <w:rPr>
-          <w:lang w:eastAsia="zh-CN"/>
-        </w:rPr>
-      </w:pPr>
-      <w:r>
-        <w:rPr>
-          <w:lang w:eastAsia="zh-CN"/>
-        </w:rPr>
-        <w:t xml:space="preserve">第一步：对每条未来路径计算库存缺口 </w:t>
-      </w:r>
-      <w:proofErr w:type="spellStart"/>
-      <w:r>
-        <w:rPr>
-          <w:lang w:eastAsia="zh-CN"/>
-        </w:rPr>
-        <w:t>gap_j</w:t>
-      </w:r>
-      <w:proofErr w:type="spellEnd"/>
-      <w:r>
-        <w:rPr>
-          <w:lang w:eastAsia="zh-CN"/>
-        </w:rPr>
-        <w:t>。</w:t>
-      </w:r>
-    </w:p>
-    <w:p>
-      <w:pPr>
-        <w:pStyle w:val="a0"/>
-        <w:ind w:left="288"/>
-        <w:rPr>
-          <w:lang w:eastAsia="zh-CN"/>
-        </w:rPr>
-      </w:pPr>
-      <w:r>
-        <w:rPr>
-          <w:lang w:eastAsia="zh-CN"/>
-        </w:rPr>
-        <w:t xml:space="preserve">第二步：神经网络根据当前状态生成每条路径的调整权重 </w:t>
-      </w:r>
-      <w:proofErr w:type="spellStart"/>
-      <w:r>
-        <w:rPr>
-          <w:lang w:eastAsia="zh-CN"/>
-        </w:rPr>
-        <w:t>w_j</w:t>
-      </w:r>
-      <w:proofErr w:type="spellEnd"/>
-      <w:r>
-        <w:rPr>
-          <w:lang w:eastAsia="zh-CN"/>
-        </w:rPr>
-        <w:t>(</w:t>
-      </w:r>
-      <w:proofErr w:type="spellStart"/>
-      <w:r>
-        <w:rPr>
-          <w:lang w:eastAsia="zh-CN"/>
-        </w:rPr>
-        <w:t>s_t</w:t>
-      </w:r>
-      <w:proofErr w:type="spellEnd"/>
-      <w:r>
-        <w:rPr>
-          <w:lang w:eastAsia="zh-CN"/>
-        </w:rPr>
-        <w:t>)。</w:t>
-      </w:r>
-    </w:p>
-    <w:p>
-      <w:pPr>
-        <w:pStyle w:val="a0"/>
-        <w:ind w:left="288"/>
-        <w:rPr>
-          <w:lang w:eastAsia="zh-CN"/>
-        </w:rPr>
-      </w:pPr>
-      <w:r>
-        <w:rPr>
-          <w:lang w:eastAsia="zh-CN"/>
-        </w:rPr>
-        <w:t>第三步：将每条路径的正缺口与对应权重相乘并求和，得到最终订货量。</w:t>
-      </w:r>
-    </w:p>
-    <w:p>
-      <w:pPr>
-        <w:spacing w:before="80" w:after="160"/>
-        <w:jc w:val="center"/>
-      </w:pPr>
-      <w:proofErr w:type="spellStart"/>
-      <w:r>
-        <w:rPr>
-          <w:rFonts w:ascii="Cambria Math" w:eastAsia="Cambria Math" w:hAnsi="Cambria Math"/>
-          <w:i/>
-          <w:sz w:val="22"/>
-        </w:rPr>
-        <w:t>x_j</w:t>
-      </w:r>
-      <w:proofErr w:type="spellEnd"/>
-      <w:r>
-        <w:rPr>
-          <w:rFonts w:ascii="Cambria Math" w:eastAsia="Cambria Math" w:hAnsi="Cambria Math"/>
-          <w:i/>
-          <w:sz w:val="22"/>
-        </w:rPr>
-        <w:t xml:space="preserve"> = </w:t>
-      </w:r>
-      <w:proofErr w:type="gramStart"/>
-      <w:r>
-        <w:rPr>
-          <w:rFonts w:ascii="Cambria Math" w:eastAsia="Cambria Math" w:hAnsi="Cambria Math"/>
-          <w:i/>
-          <w:sz w:val="22"/>
-        </w:rPr>
-        <w:t>max(</w:t>
-      </w:r>
-      <w:proofErr w:type="gramEnd"/>
-      <w:r>
-        <w:rPr>
-          <w:rFonts w:ascii="Cambria Math" w:eastAsia="Cambria Math" w:hAnsi="Cambria Math"/>
-          <w:i/>
-          <w:sz w:val="22"/>
-        </w:rPr>
-        <w:t>0, S_L - I_t - 到货量_j)</w:t>
+        <w:t>x_j = max(0, S_L - I_t - 到货量_j)</w:t>
       </w:r>
     </w:p>
     <w:p>
@@ -1987,7 +1578,7 @@
     </w:p>
     <w:p>
       <w:pPr>
-        <w:pStyle w:val="1"/>
+        <w:pStyle w:val="Heading1"/>
       </w:pPr>
       <w:r>
         <w:t xml:space="preserve">19. </w:t>
@@ -1998,7 +1589,7 @@
     </w:p>
     <w:p>
       <w:pPr>
-        <w:pStyle w:val="a0"/>
+        <w:pStyle w:val="ListBullet"/>
         <w:ind w:left="288"/>
         <w:rPr>
           <w:lang w:eastAsia="zh-CN"/>
@@ -2013,7 +1604,7 @@
     </w:p>
     <w:p>
       <w:pPr>
-        <w:pStyle w:val="a0"/>
+        <w:pStyle w:val="ListBullet"/>
         <w:ind w:left="288"/>
         <w:rPr>
           <w:lang w:eastAsia="zh-CN"/>
@@ -2028,7 +1619,7 @@
     </w:p>
     <w:p>
       <w:pPr>
-        <w:pStyle w:val="a0"/>
+        <w:pStyle w:val="ListBullet"/>
         <w:ind w:left="288"/>
         <w:rPr>
           <w:lang w:eastAsia="zh-CN"/>
@@ -2043,7 +1634,7 @@
     </w:p>
     <w:p>
       <w:pPr>
-        <w:pStyle w:val="a0"/>
+        <w:pStyle w:val="ListBullet"/>
         <w:ind w:left="288"/>
         <w:rPr>
           <w:lang w:eastAsia="zh-CN"/>
@@ -2058,7 +1649,7 @@
     </w:p>
     <w:p>
       <w:pPr>
-        <w:pStyle w:val="a0"/>
+        <w:pStyle w:val="ListBullet"/>
         <w:ind w:left="288"/>
         <w:rPr>
           <w:lang w:eastAsia="zh-CN"/>
@@ -2097,7 +1688,7 @@
     </w:p>
     <w:p>
       <w:pPr>
-        <w:pStyle w:val="1"/>
+        <w:pStyle w:val="Heading1"/>
         <w:rPr>
           <w:lang w:eastAsia="zh-CN"/>
         </w:rPr>
@@ -2143,7 +1734,7 @@
     </w:p>
     <w:p>
       <w:pPr>
-        <w:pStyle w:val="a0"/>
+        <w:pStyle w:val="ListBullet"/>
         <w:ind w:left="288"/>
         <w:rPr>
           <w:lang w:eastAsia="zh-CN"/>
@@ -2158,7 +1749,7 @@
     </w:p>
     <w:p>
       <w:pPr>
-        <w:pStyle w:val="a0"/>
+        <w:pStyle w:val="ListBullet"/>
         <w:ind w:left="288"/>
         <w:rPr>
           <w:lang w:eastAsia="zh-CN"/>
@@ -2173,7 +1764,7 @@
     </w:p>
     <w:p>
       <w:pPr>
-        <w:pStyle w:val="a0"/>
+        <w:pStyle w:val="ListBullet"/>
         <w:ind w:left="288"/>
         <w:rPr>
           <w:lang w:eastAsia="zh-CN"/>
@@ -2188,7 +1779,7 @@
     </w:p>
     <w:p>
       <w:pPr>
-        <w:pStyle w:val="a0"/>
+        <w:pStyle w:val="ListBullet"/>
         <w:ind w:left="288"/>
         <w:rPr>
           <w:lang w:eastAsia="zh-CN"/>
@@ -2203,7 +1794,7 @@
     </w:p>
     <w:p>
       <w:pPr>
-        <w:pStyle w:val="a0"/>
+        <w:pStyle w:val="ListBullet"/>
         <w:numPr>
           <w:ilvl w:val="0"/>
           <w:numId w:val="0"/>
@@ -2215,7 +1806,7 @@
     </w:p>
     <w:p>
       <w:pPr>
-        <w:pStyle w:val="a0"/>
+        <w:pStyle w:val="ListBullet"/>
         <w:numPr>
           <w:ilvl w:val="0"/>
           <w:numId w:val="0"/>
@@ -2227,7 +1818,7 @@
     </w:p>
     <w:p>
       <w:pPr>
-        <w:pStyle w:val="a0"/>
+        <w:pStyle w:val="ListBullet"/>
         <w:numPr>
           <w:ilvl w:val="0"/>
           <w:numId w:val="0"/>
@@ -2239,7 +1830,7 @@
     </w:p>
     <w:p>
       <w:pPr>
-        <w:pStyle w:val="a0"/>
+        <w:pStyle w:val="ListBullet"/>
         <w:numPr>
           <w:ilvl w:val="0"/>
           <w:numId w:val="0"/>
@@ -2251,7 +1842,7 @@
     </w:p>
     <w:p>
       <w:pPr>
-        <w:pStyle w:val="a0"/>
+        <w:pStyle w:val="ListBullet"/>
         <w:numPr>
           <w:ilvl w:val="0"/>
           <w:numId w:val="0"/>
@@ -2263,7 +1854,7 @@
     </w:p>
     <w:p>
       <w:pPr>
-        <w:pStyle w:val="a0"/>
+        <w:pStyle w:val="ListBullet"/>
         <w:numPr>
           <w:ilvl w:val="0"/>
           <w:numId w:val="0"/>
@@ -2275,7 +1866,7 @@
     </w:p>
     <w:p>
       <w:pPr>
-        <w:pStyle w:val="a0"/>
+        <w:pStyle w:val="ListBullet"/>
         <w:numPr>
           <w:ilvl w:val="0"/>
           <w:numId w:val="0"/>
@@ -2287,7 +1878,7 @@
     </w:p>
     <w:p>
       <w:pPr>
-        <w:pStyle w:val="a0"/>
+        <w:pStyle w:val="ListBullet"/>
         <w:numPr>
           <w:ilvl w:val="0"/>
           <w:numId w:val="0"/>
@@ -2299,7 +1890,7 @@
     </w:p>
     <w:p>
       <w:pPr>
-        <w:pStyle w:val="a0"/>
+        <w:pStyle w:val="ListBullet"/>
         <w:numPr>
           <w:ilvl w:val="0"/>
           <w:numId w:val="0"/>
@@ -2311,7 +1902,7 @@
     </w:p>
     <w:p>
       <w:pPr>
-        <w:pStyle w:val="a0"/>
+        <w:pStyle w:val="ListBullet"/>
         <w:numPr>
           <w:ilvl w:val="0"/>
           <w:numId w:val="0"/>
@@ -2323,7 +1914,7 @@
     </w:p>
     <w:p>
       <w:pPr>
-        <w:pStyle w:val="a0"/>
+        <w:pStyle w:val="ListBullet"/>
         <w:numPr>
           <w:ilvl w:val="0"/>
           <w:numId w:val="0"/>
@@ -2335,7 +1926,7 @@
     </w:p>
     <w:p>
       <w:pPr>
-        <w:pStyle w:val="a0"/>
+        <w:pStyle w:val="ListBullet"/>
         <w:numPr>
           <w:ilvl w:val="0"/>
           <w:numId w:val="0"/>
@@ -2347,7 +1938,7 @@
     </w:p>
     <w:p>
       <w:pPr>
-        <w:pStyle w:val="a0"/>
+        <w:pStyle w:val="ListBullet"/>
         <w:numPr>
           <w:ilvl w:val="0"/>
           <w:numId w:val="0"/>
@@ -2362,7 +1953,7 @@
         <w:spacing w:line="293" w:lineRule="auto"/>
         <w:jc w:val="center"/>
         <w:rPr>
-          <w:rFonts w:cs="微软雅黑"/>
+          <w:rFonts w:cs="Microsoft YaHei"/>
           <w:color w:val="1F4E79"/>
           <w:sz w:val="40"/>
           <w:szCs w:val="40"/>
@@ -2371,7 +1962,7 @@
       </w:pPr>
       <w:r>
         <w:rPr>
-          <w:rFonts w:cs="微软雅黑"/>
+          <w:rFonts w:cs="Microsoft YaHei"/>
           <w:b/>
           <w:bCs/>
           <w:color w:val="1F4E79"/>
@@ -2386,7 +1977,7 @@
       <w:pPr>
         <w:spacing w:line="293" w:lineRule="auto"/>
         <w:rPr>
-          <w:rFonts w:cs="微软雅黑"/>
+          <w:rFonts w:cs="Microsoft YaHei"/>
           <w:color w:val="000000" w:themeColor="text1"/>
           <w:szCs w:val="21"/>
           <w:lang w:eastAsia="zh-CN"/>
@@ -2395,7 +1986,7 @@
     </w:p>
     <w:p>
       <w:pPr>
-        <w:pStyle w:val="1"/>
+        <w:pStyle w:val="Heading1"/>
         <w:spacing w:before="160" w:after="100" w:line="293" w:lineRule="auto"/>
         <w:rPr>
           <w:rFonts w:ascii="Calibri" w:eastAsia="Calibri" w:hAnsi="Calibri" w:cs="Calibri"/>
@@ -2426,30 +2017,12 @@
           <w:szCs w:val="32"/>
           <w:lang w:eastAsia="zh-CN"/>
         </w:rPr>
-        <w:t xml:space="preserve"> </w:t>
-      </w:r>
-      <w:proofErr w:type="spellStart"/>
-      <w:r>
-        <w:rPr>
-          <w:rFonts w:ascii="Calibri" w:eastAsia="Calibri" w:hAnsi="Calibri" w:cs="Calibri"/>
-          <w:szCs w:val="32"/>
-          <w:lang w:eastAsia="zh-CN"/>
-        </w:rPr>
-        <w:t>drl</w:t>
-      </w:r>
-      <w:proofErr w:type="spellEnd"/>
-      <w:r>
-        <w:rPr>
-          <w:rFonts w:ascii="Calibri" w:eastAsia="Calibri" w:hAnsi="Calibri" w:cs="Calibri"/>
-          <w:szCs w:val="32"/>
-          <w:lang w:eastAsia="zh-CN"/>
-        </w:rPr>
-        <w:t>的状态s时间序列信息</w:t>
+        <w:t xml:space="preserve"> drl的状态s时间序列信息</w:t>
       </w:r>
     </w:p>
     <w:p>
       <w:pPr>
-        <w:pStyle w:val="21"/>
+        <w:pStyle w:val="Heading2"/>
         <w:spacing w:before="160" w:after="100" w:line="293" w:lineRule="auto"/>
         <w:rPr>
           <w:rFonts w:ascii="Calibri" w:eastAsia="Calibri" w:hAnsi="Calibri" w:cs="Calibri"/>
@@ -2473,7 +2046,7 @@
       </w:pPr>
       <w:r>
         <w:rPr>
-          <w:rFonts w:cs="微软雅黑"/>
+          <w:rFonts w:cs="Microsoft YaHei"/>
           <w:color w:val="000000" w:themeColor="text1"/>
           <w:szCs w:val="21"/>
           <w:lang w:eastAsia="zh-CN"/>
@@ -2535,7 +2108,7 @@
       </w:r>
       <w:r>
         <w:rPr>
-          <w:rFonts w:cs="微软雅黑" w:hint="eastAsia"/>
+          <w:rFonts w:cs="Microsoft YaHei" w:hint="eastAsia"/>
           <w:b/>
           <w:bCs/>
           <w:color w:val="2F5597"/>
@@ -2547,7 +2120,7 @@
       </w:r>
       <w:r>
         <w:rPr>
-          <w:rFonts w:cs="微软雅黑" w:hint="eastAsia"/>
+          <w:rFonts w:cs="Microsoft YaHei" w:hint="eastAsia"/>
           <w:b/>
           <w:bCs/>
           <w:color w:val="2F5597"/>
@@ -2562,7 +2135,7 @@
       <w:pPr>
         <w:spacing w:line="293" w:lineRule="auto"/>
         <w:rPr>
-          <w:rFonts w:cs="微软雅黑"/>
+          <w:rFonts w:cs="Microsoft YaHei"/>
           <w:color w:val="000000" w:themeColor="text1"/>
           <w:szCs w:val="21"/>
           <w:lang w:eastAsia="zh-CN"/>
@@ -2570,7 +2143,7 @@
       </w:pPr>
       <w:r>
         <w:rPr>
-          <w:rFonts w:cs="微软雅黑"/>
+          <w:rFonts w:cs="Microsoft YaHei"/>
           <w:color w:val="000000" w:themeColor="text1"/>
           <w:szCs w:val="21"/>
           <w:lang w:eastAsia="zh-CN"/>
@@ -2579,7 +2152,7 @@
       </w:r>
       <w:r>
         <w:rPr>
-          <w:rFonts w:cs="微软雅黑"/>
+          <w:rFonts w:cs="Microsoft YaHei"/>
           <w:color w:val="000000" w:themeColor="text1"/>
           <w:szCs w:val="21"/>
           <w:lang w:eastAsia="zh-CN"/>
@@ -2588,7 +2161,7 @@
       </w:r>
       <w:r>
         <w:rPr>
-          <w:rFonts w:cs="微软雅黑"/>
+          <w:rFonts w:cs="Microsoft YaHei"/>
           <w:color w:val="000000" w:themeColor="text1"/>
           <w:szCs w:val="21"/>
           <w:lang w:eastAsia="zh-CN"/>
@@ -2607,7 +2180,6 @@
           <w:szCs w:val="24"/>
         </w:rPr>
       </w:pPr>
-      <w:proofErr w:type="spellStart"/>
       <w:r>
         <w:rPr>
           <w:rFonts w:ascii="Cambria Math" w:eastAsia="Cambria Math" w:hAnsi="Cambria Math" w:cs="Cambria Math"/>
@@ -2617,9 +2189,139 @@
           <w:sz w:val="24"/>
           <w:szCs w:val="24"/>
         </w:rPr>
-        <w:t>μ</w:t>
-      </w:r>
-      <w:proofErr w:type="gramStart"/>
+        <w:t>μᴰ,t = μ_base + A · sin(2πt / τ)</w:t>
+      </w:r>
+    </w:p>
+    <w:p>
+      <w:pPr>
+        <w:spacing w:line="293" w:lineRule="auto"/>
+        <w:rPr>
+          <w:rFonts w:cs="Microsoft YaHei"/>
+          <w:color w:val="000000" w:themeColor="text1"/>
+          <w:szCs w:val="21"/>
+          <w:lang w:eastAsia="zh-CN"/>
+        </w:rPr>
+      </w:pPr>
+      <w:r>
+        <w:rPr>
+          <w:rFonts w:cs="Microsoft YaHei"/>
+          <w:color w:val="000000" w:themeColor="text1"/>
+          <w:szCs w:val="21"/>
+          <w:lang w:eastAsia="zh-CN"/>
+        </w:rPr>
+        <w:t xml:space="preserve">μ_base </w:t>
+      </w:r>
+      <w:r>
+        <w:rPr>
+          <w:rFonts w:cs="Microsoft YaHei"/>
+          <w:color w:val="000000" w:themeColor="text1"/>
+          <w:szCs w:val="21"/>
+          <w:lang w:eastAsia="zh-CN"/>
+        </w:rPr>
+        <w:t xml:space="preserve"> </w:t>
+      </w:r>
+      <w:r>
+        <w:rPr>
+          <w:rFonts w:cs="Microsoft YaHei"/>
+          <w:color w:val="000000" w:themeColor="text1"/>
+          <w:szCs w:val="21"/>
+          <w:lang w:eastAsia="zh-CN"/>
+        </w:rPr>
+        <w:t>基础需求水平</w:t>
+      </w:r>
+    </w:p>
+    <w:p>
+      <w:pPr>
+        <w:spacing w:line="293" w:lineRule="auto"/>
+        <w:rPr>
+          <w:rFonts w:cs="Microsoft YaHei"/>
+          <w:color w:val="000000" w:themeColor="text1"/>
+          <w:szCs w:val="21"/>
+          <w:lang w:eastAsia="zh-CN"/>
+        </w:rPr>
+      </w:pPr>
+      <w:r>
+        <w:rPr>
+          <w:rFonts w:cs="Microsoft YaHei"/>
+          <w:color w:val="000000" w:themeColor="text1"/>
+          <w:szCs w:val="21"/>
+          <w:lang w:eastAsia="zh-CN"/>
+        </w:rPr>
+        <w:t>A 季节波动幅度</w:t>
+      </w:r>
+    </w:p>
+    <w:p>
+      <w:pPr>
+        <w:spacing w:line="293" w:lineRule="auto"/>
+        <w:rPr>
+          <w:rFonts w:cs="Microsoft YaHei"/>
+          <w:color w:val="000000" w:themeColor="text1"/>
+          <w:szCs w:val="21"/>
+          <w:lang w:eastAsia="zh-CN"/>
+        </w:rPr>
+      </w:pPr>
+      <w:r>
+        <w:rPr>
+          <w:rFonts w:cs="Microsoft YaHei"/>
+          <w:color w:val="000000" w:themeColor="text1"/>
+          <w:szCs w:val="21"/>
+          <w:lang w:eastAsia="zh-CN"/>
+        </w:rPr>
+        <w:t>τ 表示一个完整季节周期的长度</w:t>
+      </w:r>
+    </w:p>
+    <w:p>
+      <w:pPr>
+        <w:spacing w:line="293" w:lineRule="auto"/>
+        <w:rPr>
+          <w:rFonts w:cs="Microsoft YaHei"/>
+          <w:color w:val="000000" w:themeColor="text1"/>
+          <w:szCs w:val="21"/>
+          <w:lang w:eastAsia="zh-CN"/>
+        </w:rPr>
+      </w:pPr>
+      <w:r>
+        <w:rPr>
+          <w:rFonts w:cs="Microsoft YaHei"/>
+          <w:color w:val="000000" w:themeColor="text1"/>
+          <w:szCs w:val="21"/>
+          <w:lang w:eastAsia="zh-CN"/>
+        </w:rPr>
+        <w:t>t 表示当前周期</w:t>
+      </w:r>
+    </w:p>
+    <w:p>
+      <w:pPr>
+        <w:spacing w:line="293" w:lineRule="auto"/>
+        <w:rPr>
+          <w:rFonts w:cs="Microsoft YaHei"/>
+          <w:color w:val="000000" w:themeColor="text1"/>
+          <w:szCs w:val="21"/>
+          <w:lang w:eastAsia="zh-CN"/>
+        </w:rPr>
+      </w:pPr>
+      <w:r>
+        <w:rPr>
+          <w:rFonts w:cs="Microsoft YaHei"/>
+          <w:color w:val="000000" w:themeColor="text1"/>
+          <w:szCs w:val="21"/>
+          <w:lang w:eastAsia="zh-CN"/>
+        </w:rPr>
+        <w:t>需求越高的旺季，绝对波动越大。</w:t>
+      </w:r>
+    </w:p>
+    <w:p>
+      <w:pPr>
+        <w:spacing w:before="80" w:after="160" w:line="293" w:lineRule="auto"/>
+        <w:jc w:val="center"/>
+        <w:rPr>
+          <w:rFonts w:ascii="Cambria Math" w:eastAsia="Cambria Math" w:hAnsi="Cambria Math" w:cs="Cambria Math"/>
+          <w:color w:val="000000" w:themeColor="text1"/>
+          <w:sz w:val="24"/>
+          <w:szCs w:val="24"/>
+          <w:lang w:eastAsia="zh-CN"/>
+        </w:rPr>
+      </w:pPr>
       <w:r>
         <w:rPr>
           <w:rFonts w:ascii="Cambria Math" w:eastAsia="Cambria Math" w:hAnsi="Cambria Math" w:cs="Cambria Math"/>
@@ -2629,10 +2331,8 @@
           <w:sz w:val="24"/>
           <w:szCs w:val="24"/>
         </w:rPr>
-        <w:t>ᴰ,t</w:t>
-      </w:r>
-      <w:proofErr w:type="spellEnd"/>
-      <w:proofErr w:type="gramEnd"/>
+        <w:t>σ</w:t>
+      </w:r>
       <w:r>
         <w:rPr>
           <w:rFonts w:ascii="Cambria Math" w:eastAsia="Cambria Math" w:hAnsi="Cambria Math" w:cs="Cambria Math"/>
@@ -2641,10 +2341,10 @@
           <w:color w:val="000000" w:themeColor="text1"/>
           <w:sz w:val="24"/>
           <w:szCs w:val="24"/>
-        </w:rPr>
-        <w:t xml:space="preserve"> = </w:t>
-      </w:r>
-      <w:proofErr w:type="spellStart"/>
+          <w:lang w:eastAsia="zh-CN"/>
+        </w:rPr>
+        <w:t xml:space="preserve">ᴰ,t = cv · </w:t>
+      </w:r>
       <w:r>
         <w:rPr>
           <w:rFonts w:ascii="Cambria Math" w:eastAsia="Cambria Math" w:hAnsi="Cambria Math" w:cs="Cambria Math"/>
@@ -2654,9 +2354,8 @@
           <w:sz w:val="24"/>
           <w:szCs w:val="24"/>
         </w:rPr>
-        <w:t>μ_base</w:t>
-      </w:r>
-      <w:proofErr w:type="spellEnd"/>
+        <w:t>μ</w:t>
+      </w:r>
       <w:r>
         <w:rPr>
           <w:rFonts w:ascii="Cambria Math" w:eastAsia="Cambria Math" w:hAnsi="Cambria Math" w:cs="Cambria Math"/>
@@ -2665,39 +2364,16 @@
           <w:color w:val="000000" w:themeColor="text1"/>
           <w:sz w:val="24"/>
           <w:szCs w:val="24"/>
-        </w:rPr>
-        <w:t xml:space="preserve"> + A · </w:t>
-      </w:r>
-      <w:proofErr w:type="gramStart"/>
-      <w:r>
-        <w:rPr>
-          <w:rFonts w:ascii="Cambria Math" w:eastAsia="Cambria Math" w:hAnsi="Cambria Math" w:cs="Cambria Math"/>
-          <w:i/>
-          <w:iCs/>
-          <w:color w:val="000000" w:themeColor="text1"/>
-          <w:sz w:val="24"/>
-          <w:szCs w:val="24"/>
-        </w:rPr>
-        <w:t>sin(</w:t>
-      </w:r>
-      <w:proofErr w:type="gramEnd"/>
-      <w:r>
-        <w:rPr>
-          <w:rFonts w:ascii="Cambria Math" w:eastAsia="Cambria Math" w:hAnsi="Cambria Math" w:cs="Cambria Math"/>
-          <w:i/>
-          <w:iCs/>
-          <w:color w:val="000000" w:themeColor="text1"/>
-          <w:sz w:val="24"/>
-          <w:szCs w:val="24"/>
-        </w:rPr>
-        <w:t>2πt / τ)</w:t>
+          <w:lang w:eastAsia="zh-CN"/>
+        </w:rPr>
+        <w:t>ᴰ,t</w:t>
       </w:r>
     </w:p>
     <w:p>
       <w:pPr>
         <w:spacing w:line="293" w:lineRule="auto"/>
         <w:rPr>
-          <w:rFonts w:cs="微软雅黑"/>
+          <w:rFonts w:cs="Microsoft YaHei"/>
           <w:color w:val="000000" w:themeColor="text1"/>
           <w:szCs w:val="21"/>
           <w:lang w:eastAsia="zh-CN"/>
@@ -2705,213 +2381,16 @@
       </w:pPr>
       <w:r>
         <w:rPr>
-          <w:rFonts w:cs="微软雅黑"/>
+          <w:rFonts w:cs="Microsoft YaHei"/>
           <w:color w:val="000000" w:themeColor="text1"/>
           <w:szCs w:val="21"/>
           <w:lang w:eastAsia="zh-CN"/>
         </w:rPr>
-        <w:t xml:space="preserve">μ_base </w:t>
-      </w:r>
-      <w:r>
-        <w:rPr>
-          <w:rFonts w:cs="微软雅黑"/>
-          <w:color w:val="000000" w:themeColor="text1"/>
-          <w:szCs w:val="21"/>
-          <w:lang w:eastAsia="zh-CN"/>
-        </w:rPr>
-        <w:t xml:space="preserve"> </w:t>
-      </w:r>
-      <w:r>
-        <w:rPr>
-          <w:rFonts w:cs="微软雅黑"/>
-          <w:color w:val="000000" w:themeColor="text1"/>
-          <w:szCs w:val="21"/>
-          <w:lang w:eastAsia="zh-CN"/>
-        </w:rPr>
-        <w:t>基础需求水平</w:t>
-      </w:r>
-    </w:p>
-    <w:p>
-      <w:pPr>
-        <w:spacing w:line="293" w:lineRule="auto"/>
-        <w:rPr>
-          <w:rFonts w:cs="微软雅黑"/>
-          <w:color w:val="000000" w:themeColor="text1"/>
-          <w:szCs w:val="21"/>
-          <w:lang w:eastAsia="zh-CN"/>
-        </w:rPr>
-      </w:pPr>
-      <w:r>
-        <w:rPr>
-          <w:rFonts w:cs="微软雅黑"/>
-          <w:color w:val="000000" w:themeColor="text1"/>
-          <w:szCs w:val="21"/>
-          <w:lang w:eastAsia="zh-CN"/>
-        </w:rPr>
-        <w:t>A 季节波动幅度</w:t>
-      </w:r>
-    </w:p>
-    <w:p>
-      <w:pPr>
-        <w:spacing w:line="293" w:lineRule="auto"/>
-        <w:rPr>
-          <w:rFonts w:cs="微软雅黑"/>
-          <w:color w:val="000000" w:themeColor="text1"/>
-          <w:szCs w:val="21"/>
-          <w:lang w:eastAsia="zh-CN"/>
-        </w:rPr>
-      </w:pPr>
-      <w:r>
-        <w:rPr>
-          <w:rFonts w:cs="微软雅黑"/>
-          <w:color w:val="000000" w:themeColor="text1"/>
-          <w:szCs w:val="21"/>
-          <w:lang w:eastAsia="zh-CN"/>
-        </w:rPr>
-        <w:t>τ 表示一个完整季节周期的长度</w:t>
-      </w:r>
-    </w:p>
-    <w:p>
-      <w:pPr>
-        <w:spacing w:line="293" w:lineRule="auto"/>
-        <w:rPr>
-          <w:rFonts w:cs="微软雅黑"/>
-          <w:color w:val="000000" w:themeColor="text1"/>
-          <w:szCs w:val="21"/>
-          <w:lang w:eastAsia="zh-CN"/>
-        </w:rPr>
-      </w:pPr>
-      <w:r>
-        <w:rPr>
-          <w:rFonts w:cs="微软雅黑"/>
-          <w:color w:val="000000" w:themeColor="text1"/>
-          <w:szCs w:val="21"/>
-          <w:lang w:eastAsia="zh-CN"/>
-        </w:rPr>
-        <w:t>t 表示当前周期</w:t>
-      </w:r>
-    </w:p>
-    <w:p>
-      <w:pPr>
-        <w:spacing w:line="293" w:lineRule="auto"/>
-        <w:rPr>
-          <w:rFonts w:cs="微软雅黑"/>
-          <w:color w:val="000000" w:themeColor="text1"/>
-          <w:szCs w:val="21"/>
-          <w:lang w:eastAsia="zh-CN"/>
-        </w:rPr>
-      </w:pPr>
-      <w:r>
-        <w:rPr>
-          <w:rFonts w:cs="微软雅黑"/>
-          <w:color w:val="000000" w:themeColor="text1"/>
-          <w:szCs w:val="21"/>
-          <w:lang w:eastAsia="zh-CN"/>
-        </w:rPr>
-        <w:t>需求越高的旺季，绝对波动越大。</w:t>
-      </w:r>
-    </w:p>
-    <w:p>
-      <w:pPr>
-        <w:spacing w:before="80" w:after="160" w:line="293" w:lineRule="auto"/>
-        <w:jc w:val="center"/>
-        <w:rPr>
-          <w:rFonts w:ascii="Cambria Math" w:eastAsia="Cambria Math" w:hAnsi="Cambria Math" w:cs="Cambria Math"/>
-          <w:color w:val="000000" w:themeColor="text1"/>
-          <w:sz w:val="24"/>
-          <w:szCs w:val="24"/>
-          <w:lang w:eastAsia="zh-CN"/>
-        </w:rPr>
-      </w:pPr>
-      <w:proofErr w:type="spellStart"/>
-      <w:r>
-        <w:rPr>
-          <w:rFonts w:ascii="Cambria Math" w:eastAsia="Cambria Math" w:hAnsi="Cambria Math" w:cs="Cambria Math"/>
-          <w:i/>
-          <w:iCs/>
-          <w:color w:val="000000" w:themeColor="text1"/>
-          <w:sz w:val="24"/>
-          <w:szCs w:val="24"/>
-        </w:rPr>
-        <w:t>σ</w:t>
-      </w:r>
-      <w:proofErr w:type="gramStart"/>
-      <w:r>
-        <w:rPr>
-          <w:rFonts w:ascii="Cambria Math" w:eastAsia="Cambria Math" w:hAnsi="Cambria Math" w:cs="Cambria Math"/>
-          <w:i/>
-          <w:iCs/>
-          <w:color w:val="000000" w:themeColor="text1"/>
-          <w:sz w:val="24"/>
-          <w:szCs w:val="24"/>
-          <w:lang w:eastAsia="zh-CN"/>
-        </w:rPr>
-        <w:t>ᴰ,t</w:t>
-      </w:r>
-      <w:proofErr w:type="spellEnd"/>
-      <w:proofErr w:type="gramEnd"/>
-      <w:r>
-        <w:rPr>
-          <w:rFonts w:ascii="Cambria Math" w:eastAsia="Cambria Math" w:hAnsi="Cambria Math" w:cs="Cambria Math"/>
-          <w:i/>
-          <w:iCs/>
-          <w:color w:val="000000" w:themeColor="text1"/>
-          <w:sz w:val="24"/>
-          <w:szCs w:val="24"/>
-          <w:lang w:eastAsia="zh-CN"/>
-        </w:rPr>
-        <w:t xml:space="preserve"> = cv · </w:t>
-      </w:r>
-      <w:proofErr w:type="spellStart"/>
-      <w:r>
-        <w:rPr>
-          <w:rFonts w:ascii="Cambria Math" w:eastAsia="Cambria Math" w:hAnsi="Cambria Math" w:cs="Cambria Math"/>
-          <w:i/>
-          <w:iCs/>
-          <w:color w:val="000000" w:themeColor="text1"/>
-          <w:sz w:val="24"/>
-          <w:szCs w:val="24"/>
-        </w:rPr>
-        <w:t>μ</w:t>
-      </w:r>
-      <w:proofErr w:type="gramStart"/>
-      <w:r>
-        <w:rPr>
-          <w:rFonts w:ascii="Cambria Math" w:eastAsia="Cambria Math" w:hAnsi="Cambria Math" w:cs="Cambria Math"/>
-          <w:i/>
-          <w:iCs/>
-          <w:color w:val="000000" w:themeColor="text1"/>
-          <w:sz w:val="24"/>
-          <w:szCs w:val="24"/>
-          <w:lang w:eastAsia="zh-CN"/>
-        </w:rPr>
-        <w:t>ᴰ,t</w:t>
-      </w:r>
-      <w:proofErr w:type="spellEnd"/>
-      <w:proofErr w:type="gramEnd"/>
-    </w:p>
-    <w:p>
-      <w:pPr>
-        <w:spacing w:line="293" w:lineRule="auto"/>
-        <w:rPr>
-          <w:rFonts w:cs="微软雅黑"/>
-          <w:color w:val="000000" w:themeColor="text1"/>
-          <w:szCs w:val="21"/>
-          <w:lang w:eastAsia="zh-CN"/>
-        </w:rPr>
-      </w:pPr>
-      <w:r>
-        <w:rPr>
-          <w:rFonts w:cs="微软雅黑"/>
-          <w:color w:val="000000" w:themeColor="text1"/>
-          <w:szCs w:val="21"/>
-          <w:lang w:eastAsia="zh-CN"/>
-        </w:rPr>
         <w:t>在仿真环境中，每一期生成需求时，不再从同一个固定分布采样，先根据当前时间 t 计算对应的 μᴰ,t 和 σᴰ,t，再从该期专属的需求分布中抽样。</w:t>
       </w:r>
       <w:r>
         <w:rPr>
-          <w:rFonts w:cs="微软雅黑"/>
+          <w:rFonts w:cs="Microsoft YaHei"/>
           <w:color w:val="000000" w:themeColor="text1"/>
           <w:szCs w:val="21"/>
           <w:lang w:eastAsia="zh-CN"/>
@@ -2921,7 +2400,7 @@
     </w:p>
     <w:tbl>
       <w:tblPr>
-        <w:tblStyle w:val="aff1"/>
+        <w:tblStyle w:val="TableGrid"/>
         <w:tblW w:w="0" w:type="auto"/>
         <w:tblBorders>
           <w:top w:val="single" w:sz="6" w:space="0" w:color="auto"/>
@@ -2953,14 +2432,14 @@
             <w:pPr>
               <w:spacing w:line="293" w:lineRule="auto"/>
               <w:rPr>
-                <w:rFonts w:cs="微软雅黑"/>
+                <w:rFonts w:cs="Microsoft YaHei"/>
                 <w:sz w:val="19"/>
                 <w:szCs w:val="19"/>
               </w:rPr>
             </w:pPr>
             <w:r>
               <w:rPr>
-                <w:rFonts w:cs="微软雅黑"/>
+                <w:rFonts w:cs="Microsoft YaHei"/>
                 <w:b/>
                 <w:bCs/>
                 <w:sz w:val="19"/>
@@ -2983,14 +2462,14 @@
             <w:pPr>
               <w:spacing w:line="293" w:lineRule="auto"/>
               <w:rPr>
-                <w:rFonts w:cs="微软雅黑"/>
+                <w:rFonts w:cs="Microsoft YaHei"/>
                 <w:sz w:val="19"/>
                 <w:szCs w:val="19"/>
               </w:rPr>
             </w:pPr>
             <w:r>
               <w:rPr>
-                <w:rFonts w:cs="微软雅黑"/>
+                <w:rFonts w:cs="Microsoft YaHei"/>
                 <w:b/>
                 <w:bCs/>
                 <w:sz w:val="19"/>
@@ -3013,14 +2492,14 @@
             <w:pPr>
               <w:spacing w:line="293" w:lineRule="auto"/>
               <w:rPr>
-                <w:rFonts w:cs="微软雅黑"/>
+                <w:rFonts w:cs="Microsoft YaHei"/>
                 <w:sz w:val="19"/>
                 <w:szCs w:val="19"/>
               </w:rPr>
             </w:pPr>
             <w:r>
               <w:rPr>
-                <w:rFonts w:cs="微软雅黑"/>
+                <w:rFonts w:cs="Microsoft YaHei"/>
                 <w:b/>
                 <w:bCs/>
                 <w:sz w:val="19"/>
@@ -3048,14 +2527,14 @@
             <w:pPr>
               <w:spacing w:line="293" w:lineRule="auto"/>
               <w:rPr>
-                <w:rFonts w:cs="微软雅黑"/>
+                <w:rFonts w:cs="Microsoft YaHei"/>
                 <w:sz w:val="19"/>
                 <w:szCs w:val="19"/>
               </w:rPr>
             </w:pPr>
             <w:r>
               <w:rPr>
-                <w:rFonts w:cs="微软雅黑"/>
+                <w:rFonts w:cs="Microsoft YaHei"/>
                 <w:sz w:val="19"/>
                 <w:szCs w:val="19"/>
               </w:rPr>
@@ -3076,14 +2555,14 @@
             <w:pPr>
               <w:spacing w:line="293" w:lineRule="auto"/>
               <w:rPr>
-                <w:rFonts w:cs="微软雅黑"/>
+                <w:rFonts w:cs="Microsoft YaHei"/>
                 <w:sz w:val="19"/>
                 <w:szCs w:val="19"/>
               </w:rPr>
             </w:pPr>
             <w:r>
               <w:rPr>
-                <w:rFonts w:cs="微软雅黑"/>
+                <w:rFonts w:cs="Microsoft YaHei"/>
                 <w:sz w:val="19"/>
                 <w:szCs w:val="19"/>
               </w:rPr>
@@ -3104,135 +2583,18 @@
             <w:pPr>
               <w:spacing w:line="293" w:lineRule="auto"/>
               <w:rPr>
-                <w:rFonts w:cs="微软雅黑"/>
+                <w:rFonts w:cs="Microsoft YaHei"/>
                 <w:sz w:val="19"/>
                 <w:szCs w:val="19"/>
               </w:rPr>
             </w:pPr>
             <w:r>
               <w:rPr>
-                <w:rFonts w:cs="微软雅黑"/>
+                <w:rFonts w:cs="Microsoft YaHei"/>
                 <w:sz w:val="19"/>
                 <w:szCs w:val="19"/>
               </w:rPr>
-              <w:t>随时间变化的 μ</w:t>
-            </w:r>
-            <w:proofErr w:type="gramStart"/>
-            <w:r>
-              <w:rPr>
-                <w:rFonts w:cs="微软雅黑"/>
-                <w:sz w:val="19"/>
-                <w:szCs w:val="19"/>
-              </w:rPr>
-              <w:t>ᴰ,t</w:t>
-            </w:r>
-            <w:proofErr w:type="gramEnd"/>
-          </w:p>
-        </w:tc>
-      </w:tr>
-      <w:tr>
-        <w:trPr>
-          <w:trHeight w:val="300"/>
-        </w:trPr>
-        <w:tc>
-          <w:tcPr>
-            <w:tcW w:w="3255" w:type="dxa"/>
-            <w:tcMar>
-              <w:left w:w="105" w:type="dxa"/>
-              <w:right w:w="105" w:type="dxa"/>
-            </w:tcMar>
-            <w:vAlign w:val="center"/>
-          </w:tcPr>
-          <w:p>
-            <w:pPr>
-              <w:spacing w:line="293" w:lineRule="auto"/>
-              <w:rPr>
-                <w:rFonts w:cs="微软雅黑"/>
-                <w:sz w:val="19"/>
-                <w:szCs w:val="19"/>
-              </w:rPr>
-            </w:pPr>
-            <w:r>
-              <w:rPr>
-                <w:rFonts w:cs="微软雅黑"/>
-                <w:sz w:val="19"/>
-                <w:szCs w:val="19"/>
-              </w:rPr>
-              <w:t>需求方差</w:t>
-            </w:r>
-          </w:p>
-        </w:tc>
-        <w:tc>
-          <w:tcPr>
-            <w:tcW w:w="3255" w:type="dxa"/>
-            <w:tcMar>
-              <w:left w:w="105" w:type="dxa"/>
-              <w:right w:w="105" w:type="dxa"/>
-            </w:tcMar>
-            <w:vAlign w:val="center"/>
-          </w:tcPr>
-          <w:p>
-            <w:pPr>
-              <w:spacing w:line="293" w:lineRule="auto"/>
-              <w:rPr>
-                <w:rFonts w:cs="微软雅黑"/>
-                <w:sz w:val="19"/>
-                <w:szCs w:val="19"/>
-              </w:rPr>
-            </w:pPr>
-            <w:r>
-              <w:rPr>
-                <w:rFonts w:cs="微软雅黑"/>
-                <w:sz w:val="19"/>
-                <w:szCs w:val="19"/>
-              </w:rPr>
-              <w:t>固定常数 σ²</w:t>
-            </w:r>
-          </w:p>
-        </w:tc>
-        <w:tc>
-          <w:tcPr>
-            <w:tcW w:w="3255" w:type="dxa"/>
-            <w:tcMar>
-              <w:left w:w="105" w:type="dxa"/>
-              <w:right w:w="105" w:type="dxa"/>
-            </w:tcMar>
-            <w:vAlign w:val="center"/>
-          </w:tcPr>
-          <w:p>
-            <w:pPr>
-              <w:spacing w:line="293" w:lineRule="auto"/>
-              <w:rPr>
-                <w:rFonts w:cs="微软雅黑"/>
-                <w:sz w:val="19"/>
-                <w:szCs w:val="19"/>
-              </w:rPr>
-            </w:pPr>
-            <w:r>
-              <w:rPr>
-                <w:rFonts w:cs="微软雅黑"/>
-                <w:sz w:val="19"/>
-                <w:szCs w:val="19"/>
-              </w:rPr>
-              <w:t>随时间变化的 σ</w:t>
-            </w:r>
-            <w:proofErr w:type="gramStart"/>
-            <w:r>
-              <w:rPr>
-                <w:rFonts w:cs="微软雅黑"/>
-                <w:sz w:val="19"/>
-                <w:szCs w:val="19"/>
-              </w:rPr>
-              <w:t>ᴰ,t</w:t>
-            </w:r>
-            <w:proofErr w:type="gramEnd"/>
-            <w:r>
-              <w:rPr>
-                <w:rFonts w:cs="微软雅黑"/>
-                <w:sz w:val="19"/>
-                <w:szCs w:val="19"/>
-              </w:rPr>
-              <w:t>²</w:t>
+              <w:t>随时间变化的 μᴰ,t</w:t>
             </w:r>
           </w:p>
         </w:tc>
@@ -3254,14 +2616,103 @@
             <w:pPr>
               <w:spacing w:line="293" w:lineRule="auto"/>
               <w:rPr>
-                <w:rFonts w:cs="微软雅黑"/>
+                <w:rFonts w:cs="Microsoft YaHei"/>
                 <w:sz w:val="19"/>
                 <w:szCs w:val="19"/>
               </w:rPr>
             </w:pPr>
             <w:r>
               <w:rPr>
-                <w:rFonts w:cs="微软雅黑"/>
+                <w:rFonts w:cs="Microsoft YaHei"/>
+                <w:sz w:val="19"/>
+                <w:szCs w:val="19"/>
+              </w:rPr>
+              <w:t>需求方差</w:t>
+            </w:r>
+          </w:p>
+        </w:tc>
+        <w:tc>
+          <w:tcPr>
+            <w:tcW w:w="3255" w:type="dxa"/>
+            <w:tcMar>
+              <w:left w:w="105" w:type="dxa"/>
+              <w:right w:w="105" w:type="dxa"/>
+            </w:tcMar>
+            <w:vAlign w:val="center"/>
+          </w:tcPr>
+          <w:p>
+            <w:pPr>
+              <w:spacing w:line="293" w:lineRule="auto"/>
+              <w:rPr>
+                <w:rFonts w:cs="Microsoft YaHei"/>
+                <w:sz w:val="19"/>
+                <w:szCs w:val="19"/>
+              </w:rPr>
+            </w:pPr>
+            <w:r>
+              <w:rPr>
+                <w:rFonts w:cs="Microsoft YaHei"/>
+                <w:sz w:val="19"/>
+                <w:szCs w:val="19"/>
+              </w:rPr>
+              <w:t>固定常数 σ²</w:t>
+            </w:r>
+          </w:p>
+        </w:tc>
+        <w:tc>
+          <w:tcPr>
+            <w:tcW w:w="3255" w:type="dxa"/>
+            <w:tcMar>
+              <w:left w:w="105" w:type="dxa"/>
+              <w:right w:w="105" w:type="dxa"/>
+            </w:tcMar>
+            <w:vAlign w:val="center"/>
+          </w:tcPr>
+          <w:p>
+            <w:pPr>
+              <w:spacing w:line="293" w:lineRule="auto"/>
+              <w:rPr>
+                <w:rFonts w:cs="Microsoft YaHei"/>
+                <w:sz w:val="19"/>
+                <w:szCs w:val="19"/>
+              </w:rPr>
+            </w:pPr>
+            <w:r>
+              <w:rPr>
+                <w:rFonts w:cs="Microsoft YaHei"/>
+                <w:sz w:val="19"/>
+                <w:szCs w:val="19"/>
+              </w:rPr>
+              <w:t>随时间变化的 σᴰ,t²</w:t>
+            </w:r>
+          </w:p>
+        </w:tc>
+      </w:tr>
+      <w:tr>
+        <w:trPr>
+          <w:trHeight w:val="300"/>
+        </w:trPr>
+        <w:tc>
+          <w:tcPr>
+            <w:tcW w:w="3255" w:type="dxa"/>
+            <w:tcMar>
+              <w:left w:w="105" w:type="dxa"/>
+              <w:right w:w="105" w:type="dxa"/>
+            </w:tcMar>
+            <w:vAlign w:val="center"/>
+          </w:tcPr>
+          <w:p>
+            <w:pPr>
+              <w:spacing w:line="293" w:lineRule="auto"/>
+              <w:rPr>
+                <w:rFonts w:cs="Microsoft YaHei"/>
+                <w:sz w:val="19"/>
+                <w:szCs w:val="19"/>
+              </w:rPr>
+            </w:pPr>
+            <w:r>
+              <w:rPr>
+                <w:rFonts w:cs="Microsoft YaHei"/>
                 <w:sz w:val="19"/>
                 <w:szCs w:val="19"/>
               </w:rPr>
@@ -3282,14 +2733,14 @@
             <w:pPr>
               <w:spacing w:line="293" w:lineRule="auto"/>
               <w:rPr>
-                <w:rFonts w:cs="微软雅黑"/>
+                <w:rFonts w:cs="Microsoft YaHei"/>
                 <w:sz w:val="19"/>
                 <w:szCs w:val="19"/>
               </w:rPr>
             </w:pPr>
             <w:r>
               <w:rPr>
-                <w:rFonts w:cs="微软雅黑"/>
+                <w:rFonts w:cs="Microsoft YaHei"/>
                 <w:sz w:val="19"/>
                 <w:szCs w:val="19"/>
               </w:rPr>
@@ -3310,14 +2761,14 @@
             <w:pPr>
               <w:spacing w:line="293" w:lineRule="auto"/>
               <w:rPr>
-                <w:rFonts w:cs="微软雅黑"/>
+                <w:rFonts w:cs="Microsoft YaHei"/>
                 <w:sz w:val="19"/>
                 <w:szCs w:val="19"/>
               </w:rPr>
             </w:pPr>
             <w:r>
               <w:rPr>
-                <w:rFonts w:cs="微软雅黑"/>
+                <w:rFonts w:cs="Microsoft YaHei"/>
                 <w:sz w:val="19"/>
                 <w:szCs w:val="19"/>
               </w:rPr>
@@ -3343,14 +2794,14 @@
             <w:pPr>
               <w:spacing w:line="293" w:lineRule="auto"/>
               <w:rPr>
-                <w:rFonts w:cs="微软雅黑"/>
+                <w:rFonts w:cs="Microsoft YaHei"/>
                 <w:sz w:val="19"/>
                 <w:szCs w:val="19"/>
               </w:rPr>
             </w:pPr>
             <w:r>
               <w:rPr>
-                <w:rFonts w:cs="微软雅黑"/>
+                <w:rFonts w:cs="Microsoft YaHei"/>
                 <w:sz w:val="19"/>
                 <w:szCs w:val="19"/>
               </w:rPr>
@@ -3371,14 +2822,14 @@
             <w:pPr>
               <w:spacing w:line="293" w:lineRule="auto"/>
               <w:rPr>
-                <w:rFonts w:cs="微软雅黑"/>
+                <w:rFonts w:cs="Microsoft YaHei"/>
                 <w:sz w:val="19"/>
                 <w:szCs w:val="19"/>
               </w:rPr>
             </w:pPr>
             <w:r>
               <w:rPr>
-                <w:rFonts w:cs="微软雅黑"/>
+                <w:rFonts w:cs="Microsoft YaHei"/>
                 <w:sz w:val="19"/>
                 <w:szCs w:val="19"/>
               </w:rPr>
@@ -3399,36 +2850,18 @@
             <w:pPr>
               <w:spacing w:line="293" w:lineRule="auto"/>
               <w:rPr>
-                <w:rFonts w:cs="微软雅黑"/>
+                <w:rFonts w:cs="Microsoft YaHei"/>
                 <w:sz w:val="19"/>
                 <w:szCs w:val="19"/>
               </w:rPr>
             </w:pPr>
             <w:r>
               <w:rPr>
-                <w:rFonts w:cs="微软雅黑"/>
+                <w:rFonts w:cs="Microsoft YaHei"/>
                 <w:sz w:val="19"/>
                 <w:szCs w:val="19"/>
               </w:rPr>
-              <w:t>动态 S_{</w:t>
-            </w:r>
-            <w:proofErr w:type="gramStart"/>
-            <w:r>
-              <w:rPr>
-                <w:rFonts w:cs="微软雅黑"/>
-                <w:sz w:val="19"/>
-                <w:szCs w:val="19"/>
-              </w:rPr>
-              <w:t>L,t</w:t>
-            </w:r>
-            <w:proofErr w:type="gramEnd"/>
-            <w:r>
-              <w:rPr>
-                <w:rFonts w:cs="微软雅黑"/>
-                <w:sz w:val="19"/>
-                <w:szCs w:val="19"/>
-              </w:rPr>
-              <w:t>+L}</w:t>
+              <w:t>动态 S_{L,t+L}</w:t>
             </w:r>
           </w:p>
         </w:tc>
@@ -3450,14 +2883,14 @@
             <w:pPr>
               <w:spacing w:line="293" w:lineRule="auto"/>
               <w:rPr>
-                <w:rFonts w:cs="微软雅黑"/>
+                <w:rFonts w:cs="Microsoft YaHei"/>
                 <w:sz w:val="19"/>
                 <w:szCs w:val="19"/>
               </w:rPr>
             </w:pPr>
             <w:r>
               <w:rPr>
-                <w:rFonts w:cs="微软雅黑"/>
+                <w:rFonts w:cs="Microsoft YaHei"/>
                 <w:sz w:val="19"/>
                 <w:szCs w:val="19"/>
               </w:rPr>
@@ -3478,14 +2911,14 @@
             <w:pPr>
               <w:spacing w:line="293" w:lineRule="auto"/>
               <w:rPr>
-                <w:rFonts w:cs="微软雅黑"/>
+                <w:rFonts w:cs="Microsoft YaHei"/>
                 <w:sz w:val="19"/>
                 <w:szCs w:val="19"/>
               </w:rPr>
             </w:pPr>
             <w:r>
               <w:rPr>
-                <w:rFonts w:cs="微软雅黑"/>
+                <w:rFonts w:cs="Microsoft YaHei"/>
                 <w:sz w:val="19"/>
                 <w:szCs w:val="19"/>
               </w:rPr>
@@ -3506,7 +2939,7 @@
             <w:pPr>
               <w:spacing w:line="293" w:lineRule="auto"/>
               <w:rPr>
-                <w:rFonts w:cs="微软雅黑"/>
+                <w:rFonts w:cs="Microsoft YaHei"/>
                 <w:sz w:val="19"/>
                 <w:szCs w:val="19"/>
                 <w:lang w:eastAsia="zh-CN"/>
@@ -3514,7 +2947,7 @@
             </w:pPr>
             <w:r>
               <w:rPr>
-                <w:rFonts w:cs="微软雅黑"/>
+                <w:rFonts w:cs="Microsoft YaHei"/>
                 <w:sz w:val="19"/>
                 <w:szCs w:val="19"/>
                 <w:lang w:eastAsia="zh-CN"/>
@@ -3529,7 +2962,7 @@
       <w:pPr>
         <w:spacing w:line="293" w:lineRule="auto"/>
         <w:rPr>
-          <w:rFonts w:cs="微软雅黑"/>
+          <w:rFonts w:cs="Microsoft YaHei"/>
           <w:color w:val="000000" w:themeColor="text1"/>
           <w:szCs w:val="21"/>
           <w:lang w:eastAsia="zh-CN"/>
@@ -3538,7 +2971,7 @@
     </w:p>
     <w:p>
       <w:pPr>
-        <w:pStyle w:val="21"/>
+        <w:pStyle w:val="Heading2"/>
         <w:spacing w:before="160" w:after="100" w:line="293" w:lineRule="auto"/>
         <w:rPr>
           <w:rFonts w:ascii="Calibri" w:eastAsia="Calibri" w:hAnsi="Calibri" w:cs="Calibri"/>
@@ -3558,7 +2991,7 @@
       <w:pPr>
         <w:spacing w:line="293" w:lineRule="auto"/>
         <w:rPr>
-          <w:rFonts w:cs="微软雅黑"/>
+          <w:rFonts w:cs="Microsoft YaHei"/>
           <w:color w:val="000000" w:themeColor="text1"/>
           <w:szCs w:val="21"/>
           <w:lang w:eastAsia="zh-CN"/>
@@ -3566,32 +2999,12 @@
       </w:pPr>
       <w:r>
         <w:rPr>
-          <w:rFonts w:cs="微软雅黑"/>
+          <w:rFonts w:cs="Microsoft YaHei"/>
           <w:color w:val="000000" w:themeColor="text1"/>
           <w:szCs w:val="21"/>
           <w:lang w:eastAsia="zh-CN"/>
         </w:rPr>
-        <w:t xml:space="preserve">在第 t 期做决策时，系统应向前看 L 期，使用未来 </w:t>
-      </w:r>
-      <w:proofErr w:type="spellStart"/>
-      <w:r>
-        <w:rPr>
-          <w:rFonts w:cs="微软雅黑"/>
-          <w:color w:val="000000" w:themeColor="text1"/>
-          <w:szCs w:val="21"/>
-          <w:lang w:eastAsia="zh-CN"/>
-        </w:rPr>
-        <w:t>t+L</w:t>
-      </w:r>
-      <w:proofErr w:type="spellEnd"/>
-      <w:r>
-        <w:rPr>
-          <w:rFonts w:cs="微软雅黑"/>
-          <w:color w:val="000000" w:themeColor="text1"/>
-          <w:szCs w:val="21"/>
-          <w:lang w:eastAsia="zh-CN"/>
-        </w:rPr>
-        <w:t xml:space="preserve"> 附近的需求均值和方差来计算目标库存。</w:t>
+        <w:t>在第 t 期做决策时，系统应向前看 L 期，使用未来 t+L 附近的需求均值和方差来计算目标库存。</w:t>
       </w:r>
     </w:p>
     <w:p>
@@ -3614,217 +3027,12 @@
           <w:sz w:val="24"/>
           <w:szCs w:val="24"/>
         </w:rPr>
-        <w:t>S_{</w:t>
-      </w:r>
-      <w:proofErr w:type="spellStart"/>
-      <w:proofErr w:type="gramStart"/>
-      <w:r>
-        <w:rPr>
-          <w:rFonts w:ascii="Cambria Math" w:eastAsia="Cambria Math" w:hAnsi="Cambria Math" w:cs="Cambria Math"/>
-          <w:i/>
-          <w:iCs/>
-          <w:color w:val="000000" w:themeColor="text1"/>
-          <w:sz w:val="24"/>
-          <w:szCs w:val="24"/>
-        </w:rPr>
-        <w:t>L,t</w:t>
-      </w:r>
-      <w:proofErr w:type="gramEnd"/>
-      <w:r>
-        <w:rPr>
-          <w:rFonts w:ascii="Cambria Math" w:eastAsia="Cambria Math" w:hAnsi="Cambria Math" w:cs="Cambria Math"/>
-          <w:i/>
-          <w:iCs/>
-          <w:color w:val="000000" w:themeColor="text1"/>
-          <w:sz w:val="24"/>
-          <w:szCs w:val="24"/>
-        </w:rPr>
-        <w:t>+L</w:t>
-      </w:r>
-      <w:proofErr w:type="spellEnd"/>
-      <w:r>
-        <w:rPr>
-          <w:rFonts w:ascii="Cambria Math" w:eastAsia="Cambria Math" w:hAnsi="Cambria Math" w:cs="Cambria Math"/>
-          <w:i/>
-          <w:iCs/>
-          <w:color w:val="000000" w:themeColor="text1"/>
-          <w:sz w:val="24"/>
-          <w:szCs w:val="24"/>
-        </w:rPr>
-        <w:t>} = (L+</w:t>
-      </w:r>
-      <w:proofErr w:type="gramStart"/>
-      <w:r>
-        <w:rPr>
-          <w:rFonts w:ascii="Cambria Math" w:eastAsia="Cambria Math" w:hAnsi="Cambria Math" w:cs="Cambria Math"/>
-          <w:i/>
-          <w:iCs/>
-          <w:color w:val="000000" w:themeColor="text1"/>
-          <w:sz w:val="24"/>
-          <w:szCs w:val="24"/>
-        </w:rPr>
-        <w:t>1)μᴰ,</w:t>
-      </w:r>
-      <w:proofErr w:type="spellStart"/>
-      <w:r>
-        <w:rPr>
-          <w:rFonts w:ascii="Cambria Math" w:eastAsia="Cambria Math" w:hAnsi="Cambria Math" w:cs="Cambria Math"/>
-          <w:i/>
-          <w:iCs/>
-          <w:color w:val="000000" w:themeColor="text1"/>
-          <w:sz w:val="24"/>
-          <w:szCs w:val="24"/>
-        </w:rPr>
-        <w:t>t</w:t>
-      </w:r>
-      <w:proofErr w:type="gramEnd"/>
-      <w:r>
-        <w:rPr>
-          <w:rFonts w:ascii="Cambria Math" w:eastAsia="Cambria Math" w:hAnsi="Cambria Math" w:cs="Cambria Math"/>
-          <w:i/>
-          <w:iCs/>
-          <w:color w:val="000000" w:themeColor="text1"/>
-          <w:sz w:val="24"/>
-          <w:szCs w:val="24"/>
-        </w:rPr>
-        <w:t>+L</w:t>
-      </w:r>
-      <w:proofErr w:type="spellEnd"/>
-      <w:r>
-        <w:rPr>
-          <w:rFonts w:ascii="Cambria Math" w:eastAsia="Cambria Math" w:hAnsi="Cambria Math" w:cs="Cambria Math"/>
-          <w:i/>
-          <w:iCs/>
-          <w:color w:val="000000" w:themeColor="text1"/>
-          <w:sz w:val="24"/>
-          <w:szCs w:val="24"/>
-        </w:rPr>
-        <w:t xml:space="preserve"> + k · √[(L+</w:t>
-      </w:r>
-      <w:proofErr w:type="gramStart"/>
-      <w:r>
-        <w:rPr>
-          <w:rFonts w:ascii="Cambria Math" w:eastAsia="Cambria Math" w:hAnsi="Cambria Math" w:cs="Cambria Math"/>
-          <w:i/>
-          <w:iCs/>
-          <w:color w:val="000000" w:themeColor="text1"/>
-          <w:sz w:val="24"/>
-          <w:szCs w:val="24"/>
-        </w:rPr>
-        <w:t>1)(</w:t>
-      </w:r>
-      <w:proofErr w:type="gramEnd"/>
-      <w:r>
-        <w:rPr>
-          <w:rFonts w:ascii="Cambria Math" w:eastAsia="Cambria Math" w:hAnsi="Cambria Math" w:cs="Cambria Math"/>
-          <w:i/>
-          <w:iCs/>
-          <w:color w:val="000000" w:themeColor="text1"/>
-          <w:sz w:val="24"/>
-          <w:szCs w:val="24"/>
-        </w:rPr>
-        <w:t>σ</w:t>
-      </w:r>
-      <w:proofErr w:type="gramStart"/>
-      <w:r>
-        <w:rPr>
-          <w:rFonts w:ascii="Cambria Math" w:eastAsia="Cambria Math" w:hAnsi="Cambria Math" w:cs="Cambria Math"/>
-          <w:i/>
-          <w:iCs/>
-          <w:color w:val="000000" w:themeColor="text1"/>
-          <w:sz w:val="24"/>
-          <w:szCs w:val="24"/>
-        </w:rPr>
-        <w:t>ᴰ,t</w:t>
-      </w:r>
-      <w:proofErr w:type="gramEnd"/>
-      <w:r>
-        <w:rPr>
-          <w:rFonts w:ascii="Cambria Math" w:eastAsia="Cambria Math" w:hAnsi="Cambria Math" w:cs="Cambria Math"/>
-          <w:i/>
-          <w:iCs/>
-          <w:color w:val="000000" w:themeColor="text1"/>
-          <w:sz w:val="24"/>
-          <w:szCs w:val="24"/>
-        </w:rPr>
-        <w:t>+</w:t>
-      </w:r>
-      <w:proofErr w:type="gramStart"/>
-      <w:r>
-        <w:rPr>
-          <w:rFonts w:ascii="Cambria Math" w:eastAsia="Cambria Math" w:hAnsi="Cambria Math" w:cs="Cambria Math"/>
-          <w:i/>
-          <w:iCs/>
-          <w:color w:val="000000" w:themeColor="text1"/>
-          <w:sz w:val="24"/>
-          <w:szCs w:val="24"/>
-        </w:rPr>
-        <w:t>L)²</w:t>
-      </w:r>
-      <w:proofErr w:type="gramEnd"/>
-      <w:r>
-        <w:rPr>
-          <w:rFonts w:ascii="Cambria Math" w:eastAsia="Cambria Math" w:hAnsi="Cambria Math" w:cs="Cambria Math"/>
-          <w:i/>
-          <w:iCs/>
-          <w:color w:val="000000" w:themeColor="text1"/>
-          <w:sz w:val="24"/>
-          <w:szCs w:val="24"/>
-        </w:rPr>
-        <w:t xml:space="preserve"> + ((L+</w:t>
-      </w:r>
-      <w:proofErr w:type="gramStart"/>
-      <w:r>
-        <w:rPr>
-          <w:rFonts w:ascii="Cambria Math" w:eastAsia="Cambria Math" w:hAnsi="Cambria Math" w:cs="Cambria Math"/>
-          <w:i/>
-          <w:iCs/>
-          <w:color w:val="000000" w:themeColor="text1"/>
-          <w:sz w:val="24"/>
-          <w:szCs w:val="24"/>
-        </w:rPr>
-        <w:t>1)μᴰ,t</w:t>
-      </w:r>
-      <w:proofErr w:type="gramEnd"/>
-      <w:r>
-        <w:rPr>
-          <w:rFonts w:ascii="Cambria Math" w:eastAsia="Cambria Math" w:hAnsi="Cambria Math" w:cs="Cambria Math"/>
-          <w:i/>
-          <w:iCs/>
-          <w:color w:val="000000" w:themeColor="text1"/>
-          <w:sz w:val="24"/>
-          <w:szCs w:val="24"/>
-        </w:rPr>
-        <w:t>+</w:t>
-      </w:r>
-      <w:proofErr w:type="gramStart"/>
-      <w:r>
-        <w:rPr>
-          <w:rFonts w:ascii="Cambria Math" w:eastAsia="Cambria Math" w:hAnsi="Cambria Math" w:cs="Cambria Math"/>
-          <w:i/>
-          <w:iCs/>
-          <w:color w:val="000000" w:themeColor="text1"/>
-          <w:sz w:val="24"/>
-          <w:szCs w:val="24"/>
-        </w:rPr>
-        <w:t>L)²</w:t>
-      </w:r>
-      <w:proofErr w:type="gramEnd"/>
-      <w:r>
-        <w:rPr>
-          <w:rFonts w:ascii="Cambria Math" w:eastAsia="Cambria Math" w:hAnsi="Cambria Math" w:cs="Cambria Math"/>
-          <w:i/>
-          <w:iCs/>
-          <w:color w:val="000000" w:themeColor="text1"/>
-          <w:sz w:val="24"/>
-          <w:szCs w:val="24"/>
-        </w:rPr>
-        <w:t>ρ²]</w:t>
+        <w:t>S_{L,t+L} = (L+1)μᴰ,t+L + k · √[(L+1)(σᴰ,t+L)² + ((L+1)μᴰ,t+L)²ρ²]</w:t>
       </w:r>
     </w:p>
     <w:p>
       <w:pPr>
-        <w:pStyle w:val="21"/>
+        <w:pStyle w:val="Heading2"/>
         <w:spacing w:before="160" w:after="100" w:line="293" w:lineRule="auto"/>
         <w:rPr>
           <w:rFonts w:ascii="Calibri" w:eastAsia="Calibri" w:hAnsi="Calibri" w:cs="Calibri"/>
@@ -3843,14 +3051,14 @@
       <w:pPr>
         <w:spacing w:line="293" w:lineRule="auto"/>
         <w:rPr>
-          <w:rFonts w:cs="微软雅黑"/>
+          <w:rFonts w:cs="Microsoft YaHei"/>
           <w:color w:val="000000" w:themeColor="text1"/>
           <w:szCs w:val="21"/>
         </w:rPr>
       </w:pPr>
       <w:r>
         <w:rPr>
-          <w:rFonts w:cs="微软雅黑"/>
+          <w:rFonts w:cs="Microsoft YaHei"/>
           <w:color w:val="000000" w:themeColor="text1"/>
           <w:szCs w:val="21"/>
           <w:lang w:eastAsia="zh-CN"/>
@@ -3859,44 +3067,34 @@
       </w:r>
       <w:r>
         <w:rPr>
-          <w:rFonts w:cs="微软雅黑"/>
+          <w:rFonts w:cs="Microsoft YaHei"/>
           <w:color w:val="000000" w:themeColor="text1"/>
           <w:szCs w:val="21"/>
           <w:lang w:eastAsia="zh-CN"/>
         </w:rPr>
         <w:t xml:space="preserve">              </w:t>
       </w:r>
-      <w:proofErr w:type="spellStart"/>
-      <w:r>
-        <w:rPr>
-          <w:rFonts w:cs="微软雅黑"/>
+      <w:r>
+        <w:rPr>
+          <w:rFonts w:cs="Microsoft YaHei"/>
           <w:color w:val="000000" w:themeColor="text1"/>
           <w:szCs w:val="21"/>
         </w:rPr>
-        <w:t>具有季节前瞻性</w:t>
-      </w:r>
-      <w:proofErr w:type="spellEnd"/>
-      <w:r>
-        <w:rPr>
-          <w:rFonts w:cs="微软雅黑"/>
-          <w:color w:val="000000" w:themeColor="text1"/>
-          <w:szCs w:val="21"/>
-        </w:rPr>
-        <w:t>。</w:t>
+        <w:t>具有季节前瞻性。</w:t>
       </w:r>
     </w:p>
     <w:p>
       <w:pPr>
         <w:spacing w:line="293" w:lineRule="auto"/>
         <w:rPr>
-          <w:rFonts w:cs="微软雅黑"/>
+          <w:rFonts w:cs="Microsoft YaHei"/>
           <w:color w:val="000000" w:themeColor="text1"/>
           <w:szCs w:val="21"/>
         </w:rPr>
       </w:pPr>
       <w:r>
         <w:rPr>
-          <w:rFonts w:cs="微软雅黑"/>
+          <w:rFonts w:cs="Microsoft YaHei"/>
           <w:color w:val="000000" w:themeColor="text1"/>
           <w:szCs w:val="21"/>
         </w:rPr>
@@ -3905,17 +3103,17 @@
     </w:p>
     <w:p>
       <w:pPr>
-        <w:pStyle w:val="a"/>
+        <w:pStyle w:val="ListNumber"/>
         <w:spacing w:line="293" w:lineRule="auto"/>
         <w:rPr>
-          <w:rFonts w:cs="微软雅黑"/>
+          <w:rFonts w:cs="Microsoft YaHei"/>
           <w:color w:val="000000" w:themeColor="text1"/>
           <w:szCs w:val="21"/>
         </w:rPr>
       </w:pPr>
       <w:r>
         <w:rPr>
-          <w:rFonts w:cs="微软雅黑"/>
+          <w:rFonts w:cs="Microsoft YaHei"/>
           <w:color w:val="000000" w:themeColor="text1"/>
           <w:szCs w:val="21"/>
         </w:rPr>
@@ -3924,10 +3122,10 @@
     </w:p>
     <w:p>
       <w:pPr>
-        <w:pStyle w:val="a"/>
+        <w:pStyle w:val="ListNumber"/>
         <w:spacing w:line="293" w:lineRule="auto"/>
         <w:rPr>
-          <w:rFonts w:cs="微软雅黑"/>
+          <w:rFonts w:cs="Microsoft YaHei"/>
           <w:color w:val="000000" w:themeColor="text1"/>
           <w:szCs w:val="21"/>
           <w:lang w:eastAsia="zh-CN"/>
@@ -3935,44 +3133,24 @@
       </w:pPr>
       <w:r>
         <w:rPr>
-          <w:rFonts w:cs="微软雅黑"/>
+          <w:rFonts w:cs="Microsoft YaHei"/>
           <w:color w:val="000000" w:themeColor="text1"/>
           <w:szCs w:val="21"/>
           <w:lang w:eastAsia="zh-CN"/>
         </w:rPr>
-        <w:t xml:space="preserve">根据 </w:t>
-      </w:r>
-      <w:proofErr w:type="spellStart"/>
-      <w:r>
-        <w:rPr>
-          <w:rFonts w:cs="微软雅黑"/>
-          <w:color w:val="000000" w:themeColor="text1"/>
-          <w:szCs w:val="21"/>
-          <w:lang w:eastAsia="zh-CN"/>
-        </w:rPr>
-        <w:t>t+L</w:t>
-      </w:r>
-      <w:proofErr w:type="spellEnd"/>
-      <w:r>
-        <w:rPr>
-          <w:rFonts w:cs="微软雅黑"/>
-          <w:color w:val="000000" w:themeColor="text1"/>
-          <w:szCs w:val="21"/>
-          <w:lang w:eastAsia="zh-CN"/>
-        </w:rPr>
-        <w:t xml:space="preserve"> 个周期的需求参数，计算动态目标库存。</w:t>
+        <w:t>根据 t+L 个周期的需求参数，计算动态目标库存。</w:t>
       </w:r>
     </w:p>
     <w:p>
       <w:pPr>
-        <w:pStyle w:val="a"/>
+        <w:pStyle w:val="ListNumber"/>
         <w:numPr>
           <w:ilvl w:val="0"/>
           <w:numId w:val="0"/>
         </w:numPr>
         <w:spacing w:line="293" w:lineRule="auto"/>
         <w:rPr>
-          <w:rFonts w:cs="微软雅黑"/>
+          <w:rFonts w:cs="Microsoft YaHei"/>
           <w:color w:val="000000" w:themeColor="text1"/>
           <w:szCs w:val="21"/>
           <w:lang w:eastAsia="zh-CN"/>
@@ -3981,7 +3159,7 @@
     </w:p>
     <w:p>
       <w:pPr>
-        <w:pStyle w:val="21"/>
+        <w:pStyle w:val="Heading2"/>
         <w:spacing w:before="160" w:after="100" w:line="293" w:lineRule="auto"/>
         <w:rPr>
           <w:rFonts w:ascii="Calibri" w:eastAsia="Calibri" w:hAnsi="Calibri" w:cs="Calibri"/>
@@ -4000,7 +3178,7 @@
       <w:pPr>
         <w:spacing w:line="293" w:lineRule="auto"/>
         <w:rPr>
-          <w:rFonts w:cs="微软雅黑"/>
+          <w:rFonts w:cs="Microsoft YaHei"/>
           <w:color w:val="000000" w:themeColor="text1"/>
           <w:szCs w:val="21"/>
           <w:lang w:eastAsia="zh-CN"/>
@@ -4008,7 +3186,7 @@
       </w:pPr>
       <w:r>
         <w:rPr>
-          <w:rFonts w:cs="微软雅黑"/>
+          <w:rFonts w:cs="Microsoft YaHei"/>
           <w:color w:val="000000" w:themeColor="text1"/>
           <w:szCs w:val="21"/>
           <w:lang w:eastAsia="zh-CN"/>
@@ -4017,7 +3195,7 @@
       </w:r>
       <w:r>
         <w:rPr>
-          <w:rFonts w:cs="微软雅黑"/>
+          <w:rFonts w:cs="Microsoft YaHei"/>
           <w:color w:val="000000" w:themeColor="text1"/>
           <w:szCs w:val="21"/>
           <w:lang w:eastAsia="zh-CN"/>
@@ -4026,7 +3204,7 @@
       </w:r>
       <w:r>
         <w:rPr>
-          <w:rFonts w:cs="微软雅黑"/>
+          <w:rFonts w:cs="Microsoft YaHei"/>
           <w:color w:val="000000" w:themeColor="text1"/>
           <w:szCs w:val="21"/>
           <w:lang w:eastAsia="zh-CN"/>
@@ -4038,7 +3216,7 @@
       <w:pPr>
         <w:spacing w:line="293" w:lineRule="auto"/>
         <w:rPr>
-          <w:rFonts w:cs="微软雅黑"/>
+          <w:rFonts w:cs="Microsoft YaHei"/>
           <w:color w:val="000000" w:themeColor="text1"/>
           <w:szCs w:val="21"/>
           <w:lang w:eastAsia="zh-CN"/>
@@ -4049,7 +3227,7 @@
       <w:pPr>
         <w:spacing w:line="293" w:lineRule="auto"/>
         <w:rPr>
-          <w:rFonts w:cs="微软雅黑"/>
+          <w:rFonts w:cs="Microsoft YaHei"/>
           <w:color w:val="000000" w:themeColor="text1"/>
           <w:szCs w:val="21"/>
           <w:lang w:eastAsia="zh-CN"/>
@@ -4058,7 +3236,7 @@
     </w:p>
     <w:p>
       <w:pPr>
-        <w:pStyle w:val="1"/>
+        <w:pStyle w:val="Heading1"/>
         <w:spacing w:before="160" w:after="100" w:line="293" w:lineRule="auto"/>
         <w:rPr>
           <w:rFonts w:ascii="Calibri" w:eastAsia="Calibri" w:hAnsi="Calibri" w:cs="Calibri"/>
@@ -4117,7 +3295,7 @@
     </w:p>
     <w:p>
       <w:pPr>
-        <w:pStyle w:val="21"/>
+        <w:pStyle w:val="Heading2"/>
         <w:spacing w:before="160" w:after="100" w:line="293" w:lineRule="auto"/>
         <w:rPr>
           <w:rFonts w:ascii="Calibri" w:eastAsia="Calibri" w:hAnsi="Calibri" w:cs="Calibri"/>
@@ -4133,7 +3311,7 @@
       </w:r>
       <w:r>
         <w:rPr>
-          <w:rFonts w:ascii="微软雅黑" w:eastAsia="微软雅黑" w:hAnsi="微软雅黑" w:cs="微软雅黑" w:hint="eastAsia"/>
+          <w:rFonts w:ascii="Microsoft YaHei" w:eastAsia="Microsoft YaHei" w:hAnsi="Microsoft YaHei" w:cs="Microsoft YaHei" w:hint="eastAsia"/>
           <w:lang w:eastAsia="zh-CN"/>
         </w:rPr>
         <w:t>场景背景</w:t>
@@ -4143,7 +3321,7 @@
       <w:pPr>
         <w:spacing w:line="293" w:lineRule="auto"/>
         <w:rPr>
-          <w:rFonts w:cs="微软雅黑"/>
+          <w:rFonts w:cs="Microsoft YaHei"/>
           <w:color w:val="000000" w:themeColor="text1"/>
           <w:szCs w:val="21"/>
           <w:lang w:eastAsia="zh-CN"/>
@@ -4151,7 +3329,7 @@
       </w:pPr>
       <w:r>
         <w:rPr>
-          <w:rFonts w:cs="微软雅黑"/>
+          <w:rFonts w:cs="Microsoft YaHei"/>
           <w:color w:val="000000" w:themeColor="text1"/>
           <w:szCs w:val="21"/>
           <w:lang w:eastAsia="zh-CN"/>
@@ -4163,7 +3341,7 @@
       <w:pPr>
         <w:spacing w:line="293" w:lineRule="auto"/>
         <w:rPr>
-          <w:rFonts w:cs="微软雅黑"/>
+          <w:rFonts w:cs="Microsoft YaHei"/>
           <w:color w:val="000000" w:themeColor="text1"/>
           <w:szCs w:val="21"/>
           <w:lang w:eastAsia="zh-CN"/>
@@ -4171,7 +3349,7 @@
       </w:pPr>
       <w:r>
         <w:rPr>
-          <w:rFonts w:cs="微软雅黑"/>
+          <w:rFonts w:cs="Microsoft YaHei"/>
           <w:color w:val="000000" w:themeColor="text1"/>
           <w:szCs w:val="21"/>
           <w:lang w:eastAsia="zh-CN"/>
@@ -4183,7 +3361,7 @@
       <w:pPr>
         <w:spacing w:line="293" w:lineRule="auto"/>
         <w:rPr>
-          <w:rFonts w:cs="微软雅黑"/>
+          <w:rFonts w:cs="Microsoft YaHei"/>
           <w:color w:val="000000" w:themeColor="text1"/>
           <w:szCs w:val="21"/>
           <w:lang w:eastAsia="zh-CN"/>
@@ -4191,7 +3369,7 @@
       </w:pPr>
       <w:r>
         <w:rPr>
-          <w:rFonts w:cs="微软雅黑"/>
+          <w:rFonts w:cs="Microsoft YaHei"/>
           <w:color w:val="000000" w:themeColor="text1"/>
           <w:szCs w:val="21"/>
           <w:lang w:eastAsia="zh-CN"/>
@@ -4200,7 +3378,7 @@
       </w:r>
       <w:r>
         <w:rPr>
-          <w:rFonts w:cs="微软雅黑"/>
+          <w:rFonts w:cs="Microsoft YaHei"/>
           <w:color w:val="000000" w:themeColor="text1"/>
           <w:szCs w:val="21"/>
           <w:lang w:eastAsia="zh-CN"/>
@@ -4209,7 +3387,7 @@
       </w:r>
       <w:r>
         <w:rPr>
-          <w:rFonts w:cs="微软雅黑"/>
+          <w:rFonts w:cs="Microsoft YaHei"/>
           <w:color w:val="000000" w:themeColor="text1"/>
           <w:szCs w:val="21"/>
           <w:lang w:eastAsia="zh-CN"/>
@@ -4221,7 +3399,7 @@
       <w:pPr>
         <w:spacing w:line="293" w:lineRule="auto"/>
         <w:rPr>
-          <w:rFonts w:cs="微软雅黑"/>
+          <w:rFonts w:cs="Microsoft YaHei"/>
           <w:color w:val="000000" w:themeColor="text1"/>
           <w:szCs w:val="21"/>
           <w:lang w:eastAsia="zh-CN"/>
@@ -4229,7 +3407,7 @@
       </w:pPr>
       <w:r>
         <w:rPr>
-          <w:rFonts w:cs="微软雅黑"/>
+          <w:rFonts w:cs="Microsoft YaHei"/>
           <w:color w:val="000000" w:themeColor="text1"/>
           <w:szCs w:val="21"/>
           <w:lang w:eastAsia="zh-CN"/>
@@ -4239,7 +3417,7 @@
     </w:p>
     <w:p>
       <w:pPr>
-        <w:pStyle w:val="21"/>
+        <w:pStyle w:val="Heading2"/>
         <w:spacing w:before="160" w:after="100" w:line="293" w:lineRule="auto"/>
         <w:rPr>
           <w:rFonts w:ascii="Calibri" w:eastAsia="Calibri" w:hAnsi="Calibri" w:cs="Calibri"/>
@@ -4258,7 +3436,7 @@
       <w:pPr>
         <w:spacing w:line="293" w:lineRule="auto"/>
         <w:rPr>
-          <w:rFonts w:cs="微软雅黑"/>
+          <w:rFonts w:cs="Microsoft YaHei"/>
           <w:color w:val="000000" w:themeColor="text1"/>
           <w:szCs w:val="21"/>
           <w:lang w:eastAsia="zh-CN"/>
@@ -4266,7 +3444,7 @@
       </w:pPr>
       <w:r>
         <w:rPr>
-          <w:rFonts w:cs="微软雅黑"/>
+          <w:rFonts w:cs="Microsoft YaHei"/>
           <w:color w:val="000000" w:themeColor="text1"/>
           <w:szCs w:val="21"/>
           <w:lang w:eastAsia="zh-CN"/>
@@ -4275,36 +3453,16 @@
       </w:r>
       <w:r>
         <w:rPr>
-          <w:rFonts w:cs="微软雅黑"/>
+          <w:rFonts w:cs="Microsoft YaHei"/>
           <w:color w:val="000000" w:themeColor="text1"/>
           <w:szCs w:val="21"/>
           <w:lang w:eastAsia="zh-CN"/>
         </w:rPr>
-        <w:t>（之前论文的</w:t>
-      </w:r>
-      <w:proofErr w:type="spellStart"/>
-      <w:r>
-        <w:rPr>
-          <w:rFonts w:cs="微软雅黑"/>
-          <w:color w:val="000000" w:themeColor="text1"/>
-          <w:szCs w:val="21"/>
-          <w:lang w:eastAsia="zh-CN"/>
-        </w:rPr>
-        <w:t>drl</w:t>
-      </w:r>
-      <w:proofErr w:type="spellEnd"/>
-      <w:r>
-        <w:rPr>
-          <w:rFonts w:cs="微软雅黑"/>
-          <w:color w:val="000000" w:themeColor="text1"/>
-          <w:szCs w:val="21"/>
-          <w:lang w:eastAsia="zh-CN"/>
-        </w:rPr>
-        <w:t xml:space="preserve">） </w:t>
-      </w:r>
-      <w:r>
-        <w:rPr>
-          <w:rFonts w:cs="微软雅黑"/>
+        <w:t xml:space="preserve">（之前论文的drl） </w:t>
+      </w:r>
+      <w:r>
+        <w:rPr>
+          <w:rFonts w:cs="Microsoft YaHei"/>
           <w:color w:val="000000" w:themeColor="text1"/>
           <w:szCs w:val="21"/>
           <w:lang w:eastAsia="zh-CN"/>
@@ -4316,7 +3474,7 @@
       <w:pPr>
         <w:spacing w:line="293" w:lineRule="auto"/>
         <w:rPr>
-          <w:rFonts w:cs="微软雅黑"/>
+          <w:rFonts w:cs="Microsoft YaHei"/>
           <w:color w:val="000000" w:themeColor="text1"/>
           <w:szCs w:val="21"/>
           <w:lang w:eastAsia="zh-CN"/>
@@ -4324,7 +3482,7 @@
       </w:pPr>
       <w:r>
         <w:rPr>
-          <w:rFonts w:cs="微软雅黑"/>
+          <w:rFonts w:cs="Microsoft YaHei"/>
           <w:color w:val="000000" w:themeColor="text1"/>
           <w:szCs w:val="21"/>
           <w:lang w:eastAsia="zh-CN"/>
@@ -4333,7 +3491,7 @@
       </w:r>
       <w:r>
         <w:rPr>
-          <w:rFonts w:cs="微软雅黑"/>
+          <w:rFonts w:cs="Microsoft YaHei"/>
           <w:color w:val="000000" w:themeColor="text1"/>
           <w:szCs w:val="21"/>
           <w:lang w:eastAsia="zh-CN"/>
@@ -4342,7 +3500,7 @@
       </w:r>
       <w:r>
         <w:rPr>
-          <w:rFonts w:cs="微软雅黑"/>
+          <w:rFonts w:cs="Microsoft YaHei"/>
           <w:color w:val="000000" w:themeColor="text1"/>
           <w:szCs w:val="21"/>
           <w:lang w:eastAsia="zh-CN"/>
@@ -4352,7 +3510,7 @@
     </w:p>
     <w:tbl>
       <w:tblPr>
-        <w:tblStyle w:val="aff1"/>
+        <w:tblStyle w:val="TableGrid"/>
         <w:tblW w:w="0" w:type="auto"/>
         <w:tblBorders>
           <w:top w:val="single" w:sz="6" w:space="0" w:color="auto"/>
@@ -4387,14 +3545,14 @@
             <w:pPr>
               <w:spacing w:line="293" w:lineRule="auto"/>
               <w:rPr>
-                <w:rFonts w:cs="微软雅黑"/>
+                <w:rFonts w:cs="Microsoft YaHei"/>
                 <w:sz w:val="19"/>
                 <w:szCs w:val="19"/>
               </w:rPr>
             </w:pPr>
             <w:r>
               <w:rPr>
-                <w:rFonts w:cs="微软雅黑"/>
+                <w:rFonts w:cs="Microsoft YaHei"/>
                 <w:b/>
                 <w:bCs/>
                 <w:sz w:val="19"/>
@@ -4417,14 +3575,14 @@
             <w:pPr>
               <w:spacing w:line="293" w:lineRule="auto"/>
               <w:rPr>
-                <w:rFonts w:cs="微软雅黑"/>
+                <w:rFonts w:cs="Microsoft YaHei"/>
                 <w:sz w:val="19"/>
                 <w:szCs w:val="19"/>
               </w:rPr>
             </w:pPr>
             <w:r>
               <w:rPr>
-                <w:rFonts w:cs="微软雅黑"/>
+                <w:rFonts w:cs="Microsoft YaHei"/>
                 <w:b/>
                 <w:bCs/>
                 <w:sz w:val="19"/>
@@ -4447,14 +3605,14 @@
             <w:pPr>
               <w:spacing w:line="293" w:lineRule="auto"/>
               <w:rPr>
-                <w:rFonts w:cs="微软雅黑"/>
+                <w:rFonts w:cs="Microsoft YaHei"/>
                 <w:sz w:val="19"/>
                 <w:szCs w:val="19"/>
               </w:rPr>
             </w:pPr>
             <w:r>
               <w:rPr>
-                <w:rFonts w:cs="微软雅黑"/>
+                <w:rFonts w:cs="Microsoft YaHei"/>
                 <w:b/>
                 <w:bCs/>
                 <w:sz w:val="19"/>
@@ -4477,14 +3635,14 @@
             <w:pPr>
               <w:spacing w:line="293" w:lineRule="auto"/>
               <w:rPr>
-                <w:rFonts w:cs="微软雅黑"/>
+                <w:rFonts w:cs="Microsoft YaHei"/>
                 <w:sz w:val="19"/>
                 <w:szCs w:val="19"/>
               </w:rPr>
             </w:pPr>
             <w:r>
               <w:rPr>
-                <w:rFonts w:cs="微软雅黑"/>
+                <w:rFonts w:cs="Microsoft YaHei"/>
                 <w:b/>
                 <w:bCs/>
                 <w:sz w:val="19"/>
@@ -4507,14 +3665,14 @@
             <w:pPr>
               <w:spacing w:line="293" w:lineRule="auto"/>
               <w:rPr>
-                <w:rFonts w:cs="微软雅黑"/>
+                <w:rFonts w:cs="Microsoft YaHei"/>
                 <w:sz w:val="19"/>
                 <w:szCs w:val="19"/>
               </w:rPr>
             </w:pPr>
             <w:r>
               <w:rPr>
-                <w:rFonts w:cs="微软雅黑"/>
+                <w:rFonts w:cs="Microsoft YaHei"/>
                 <w:b/>
                 <w:bCs/>
                 <w:sz w:val="19"/>
@@ -4537,14 +3695,14 @@
             <w:pPr>
               <w:spacing w:line="293" w:lineRule="auto"/>
               <w:rPr>
-                <w:rFonts w:cs="微软雅黑"/>
+                <w:rFonts w:cs="Microsoft YaHei"/>
                 <w:sz w:val="19"/>
                 <w:szCs w:val="19"/>
               </w:rPr>
             </w:pPr>
             <w:r>
               <w:rPr>
-                <w:rFonts w:cs="微软雅黑"/>
+                <w:rFonts w:cs="Microsoft YaHei"/>
                 <w:b/>
                 <w:bCs/>
                 <w:sz w:val="19"/>
@@ -4572,14 +3730,14 @@
             <w:pPr>
               <w:spacing w:line="293" w:lineRule="auto"/>
               <w:rPr>
-                <w:rFonts w:cs="微软雅黑"/>
+                <w:rFonts w:cs="Microsoft YaHei"/>
                 <w:sz w:val="19"/>
                 <w:szCs w:val="19"/>
               </w:rPr>
             </w:pPr>
             <w:r>
               <w:rPr>
-                <w:rFonts w:cs="微软雅黑"/>
+                <w:rFonts w:cs="Microsoft YaHei"/>
                 <w:sz w:val="19"/>
                 <w:szCs w:val="19"/>
               </w:rPr>
@@ -4601,14 +3759,14 @@
             <w:pPr>
               <w:spacing w:line="293" w:lineRule="auto"/>
               <w:rPr>
-                <w:rFonts w:cs="微软雅黑"/>
+                <w:rFonts w:cs="Microsoft YaHei"/>
                 <w:sz w:val="19"/>
                 <w:szCs w:val="19"/>
               </w:rPr>
             </w:pPr>
             <w:r>
               <w:rPr>
-                <w:rFonts w:cs="微软雅黑"/>
+                <w:rFonts w:cs="Microsoft YaHei"/>
                 <w:sz w:val="19"/>
                 <w:szCs w:val="19"/>
               </w:rPr>
@@ -4629,14 +3787,14 @@
             <w:pPr>
               <w:spacing w:line="293" w:lineRule="auto"/>
               <w:rPr>
-                <w:rFonts w:cs="微软雅黑"/>
+                <w:rFonts w:cs="Microsoft YaHei"/>
                 <w:sz w:val="19"/>
                 <w:szCs w:val="19"/>
               </w:rPr>
             </w:pPr>
             <w:r>
               <w:rPr>
-                <w:rFonts w:cs="微软雅黑"/>
+                <w:rFonts w:cs="Microsoft YaHei"/>
                 <w:sz w:val="19"/>
                 <w:szCs w:val="19"/>
               </w:rPr>
@@ -4657,7 +3815,7 @@
             <w:pPr>
               <w:spacing w:line="293" w:lineRule="auto"/>
               <w:rPr>
-                <w:rFonts w:cs="微软雅黑"/>
+                <w:rFonts w:cs="Microsoft YaHei"/>
                 <w:sz w:val="19"/>
                 <w:szCs w:val="19"/>
                 <w:lang w:eastAsia="zh-CN"/>
@@ -4665,7 +3823,7 @@
             </w:pPr>
             <w:r>
               <w:rPr>
-                <w:rFonts w:cs="微软雅黑"/>
+                <w:rFonts w:cs="Microsoft YaHei"/>
                 <w:sz w:val="19"/>
                 <w:szCs w:val="19"/>
                 <w:lang w:eastAsia="zh-CN"/>
@@ -4687,28 +3845,18 @@
             <w:pPr>
               <w:spacing w:line="293" w:lineRule="auto"/>
               <w:rPr>
-                <w:rFonts w:cs="微软雅黑"/>
+                <w:rFonts w:cs="Microsoft YaHei"/>
                 <w:sz w:val="19"/>
                 <w:szCs w:val="19"/>
               </w:rPr>
             </w:pPr>
-            <w:proofErr w:type="spellStart"/>
             <w:r>
               <w:rPr>
-                <w:rFonts w:cs="微软雅黑"/>
+                <w:rFonts w:cs="Microsoft YaHei"/>
                 <w:sz w:val="19"/>
                 <w:szCs w:val="19"/>
               </w:rPr>
-              <w:t>低成本</w:t>
-            </w:r>
-            <w:proofErr w:type="spellEnd"/>
-            <w:r>
-              <w:rPr>
-                <w:rFonts w:cs="微软雅黑"/>
-                <w:sz w:val="19"/>
-                <w:szCs w:val="19"/>
-              </w:rPr>
-              <w:t xml:space="preserve"> c₁</w:t>
+              <w:t>低成本 c₁</w:t>
             </w:r>
           </w:p>
         </w:tc>
@@ -4725,14 +3873,14 @@
             <w:pPr>
               <w:spacing w:line="293" w:lineRule="auto"/>
               <w:rPr>
-                <w:rFonts w:cs="微软雅黑"/>
+                <w:rFonts w:cs="Microsoft YaHei"/>
                 <w:sz w:val="19"/>
                 <w:szCs w:val="19"/>
               </w:rPr>
             </w:pPr>
             <w:r>
               <w:rPr>
-                <w:rFonts w:cs="微软雅黑"/>
+                <w:rFonts w:cs="Microsoft YaHei"/>
                 <w:sz w:val="19"/>
                 <w:szCs w:val="19"/>
               </w:rPr>
@@ -4758,14 +3906,14 @@
             <w:pPr>
               <w:spacing w:line="293" w:lineRule="auto"/>
               <w:rPr>
-                <w:rFonts w:cs="微软雅黑"/>
+                <w:rFonts w:cs="Microsoft YaHei"/>
                 <w:sz w:val="19"/>
                 <w:szCs w:val="19"/>
               </w:rPr>
             </w:pPr>
             <w:r>
               <w:rPr>
-                <w:rFonts w:cs="微软雅黑"/>
+                <w:rFonts w:cs="Microsoft YaHei"/>
                 <w:sz w:val="19"/>
                 <w:szCs w:val="19"/>
               </w:rPr>
@@ -4786,14 +3934,14 @@
             <w:pPr>
               <w:spacing w:line="293" w:lineRule="auto"/>
               <w:rPr>
-                <w:rFonts w:cs="微软雅黑"/>
+                <w:rFonts w:cs="Microsoft YaHei"/>
                 <w:sz w:val="19"/>
                 <w:szCs w:val="19"/>
               </w:rPr>
             </w:pPr>
             <w:r>
               <w:rPr>
-                <w:rFonts w:cs="微软雅黑"/>
+                <w:rFonts w:cs="Microsoft YaHei"/>
                 <w:sz w:val="19"/>
                 <w:szCs w:val="19"/>
               </w:rPr>
@@ -4814,14 +3962,14 @@
             <w:pPr>
               <w:spacing w:line="293" w:lineRule="auto"/>
               <w:rPr>
-                <w:rFonts w:cs="微软雅黑"/>
+                <w:rFonts w:cs="Microsoft YaHei"/>
                 <w:sz w:val="19"/>
                 <w:szCs w:val="19"/>
               </w:rPr>
             </w:pPr>
             <w:r>
               <w:rPr>
-                <w:rFonts w:cs="微软雅黑"/>
+                <w:rFonts w:cs="Microsoft YaHei"/>
                 <w:sz w:val="19"/>
                 <w:szCs w:val="19"/>
               </w:rPr>
@@ -4842,14 +3990,14 @@
             <w:pPr>
               <w:spacing w:line="293" w:lineRule="auto"/>
               <w:rPr>
-                <w:rFonts w:cs="微软雅黑"/>
+                <w:rFonts w:cs="Microsoft YaHei"/>
                 <w:sz w:val="19"/>
                 <w:szCs w:val="19"/>
               </w:rPr>
             </w:pPr>
             <w:r>
               <w:rPr>
-                <w:rFonts w:cs="微软雅黑"/>
+                <w:rFonts w:cs="Microsoft YaHei"/>
                 <w:sz w:val="19"/>
                 <w:szCs w:val="19"/>
               </w:rPr>
@@ -4857,7 +4005,7 @@
             </w:r>
             <w:r>
               <w:rPr>
-                <w:rFonts w:cs="微软雅黑"/>
+                <w:rFonts w:cs="Microsoft YaHei"/>
                 <w:sz w:val="19"/>
                 <w:szCs w:val="19"/>
               </w:rPr>
@@ -4878,14 +4026,14 @@
             <w:pPr>
               <w:spacing w:line="293" w:lineRule="auto"/>
               <w:rPr>
-                <w:rFonts w:cs="微软雅黑"/>
+                <w:rFonts w:cs="Microsoft YaHei"/>
                 <w:sz w:val="19"/>
                 <w:szCs w:val="19"/>
               </w:rPr>
             </w:pPr>
             <w:r>
               <w:rPr>
-                <w:rFonts w:cs="微软雅黑"/>
+                <w:rFonts w:cs="Microsoft YaHei"/>
                 <w:sz w:val="19"/>
                 <w:szCs w:val="19"/>
               </w:rPr>
@@ -4906,14 +4054,14 @@
             <w:pPr>
               <w:spacing w:line="293" w:lineRule="auto"/>
               <w:rPr>
-                <w:rFonts w:cs="微软雅黑"/>
+                <w:rFonts w:cs="Microsoft YaHei"/>
                 <w:sz w:val="19"/>
                 <w:szCs w:val="19"/>
               </w:rPr>
             </w:pPr>
             <w:r>
               <w:rPr>
-                <w:rFonts w:cs="微软雅黑"/>
+                <w:rFonts w:cs="Microsoft YaHei"/>
                 <w:sz w:val="19"/>
                 <w:szCs w:val="19"/>
               </w:rPr>
@@ -4927,7 +4075,7 @@
       <w:pPr>
         <w:spacing w:line="293" w:lineRule="auto"/>
         <w:rPr>
-          <w:rFonts w:cs="微软雅黑"/>
+          <w:rFonts w:cs="Microsoft YaHei"/>
           <w:color w:val="000000" w:themeColor="text1"/>
           <w:szCs w:val="21"/>
         </w:rPr>
@@ -4960,7 +4108,7 @@
       <w:pPr>
         <w:spacing w:line="293" w:lineRule="auto"/>
         <w:rPr>
-          <w:rFonts w:cs="微软雅黑"/>
+          <w:rFonts w:cs="Microsoft YaHei"/>
           <w:color w:val="000000" w:themeColor="text1"/>
           <w:szCs w:val="21"/>
           <w:lang w:eastAsia="zh-CN"/>
@@ -4968,7 +4116,7 @@
       </w:pPr>
       <w:r>
         <w:rPr>
-          <w:rFonts w:cs="微软雅黑"/>
+          <w:rFonts w:cs="Microsoft YaHei"/>
           <w:color w:val="000000" w:themeColor="text1"/>
           <w:szCs w:val="21"/>
           <w:lang w:eastAsia="zh-CN"/>
@@ -4978,7 +4126,7 @@
     </w:p>
     <w:p>
       <w:pPr>
-        <w:pStyle w:val="21"/>
+        <w:pStyle w:val="Heading2"/>
         <w:spacing w:before="160" w:after="100" w:line="293" w:lineRule="auto"/>
         <w:rPr>
           <w:rFonts w:ascii="Calibri" w:eastAsia="Calibri" w:hAnsi="Calibri" w:cs="Calibri"/>
@@ -4997,7 +4145,7 @@
       <w:pPr>
         <w:spacing w:line="293" w:lineRule="auto"/>
         <w:rPr>
-          <w:rFonts w:cs="微软雅黑"/>
+          <w:rFonts w:cs="Microsoft YaHei"/>
           <w:color w:val="000000" w:themeColor="text1"/>
           <w:szCs w:val="21"/>
           <w:lang w:eastAsia="zh-CN"/>
@@ -5005,7 +4153,7 @@
       </w:pPr>
       <w:r>
         <w:rPr>
-          <w:rFonts w:cs="微软雅黑"/>
+          <w:rFonts w:cs="Microsoft YaHei"/>
           <w:color w:val="000000" w:themeColor="text1"/>
           <w:szCs w:val="21"/>
           <w:lang w:eastAsia="zh-CN"/>
@@ -5015,10 +4163,10 @@
     </w:p>
     <w:p>
       <w:pPr>
-        <w:pStyle w:val="a"/>
+        <w:pStyle w:val="ListNumber"/>
         <w:spacing w:line="293" w:lineRule="auto"/>
         <w:rPr>
-          <w:rFonts w:cs="微软雅黑"/>
+          <w:rFonts w:cs="Microsoft YaHei"/>
           <w:color w:val="000000" w:themeColor="text1"/>
           <w:szCs w:val="21"/>
           <w:lang w:eastAsia="zh-CN"/>
@@ -5026,7 +4174,7 @@
       </w:pPr>
       <w:r>
         <w:rPr>
-          <w:rFonts w:cs="微软雅黑"/>
+          <w:rFonts w:cs="Microsoft YaHei"/>
           <w:color w:val="000000" w:themeColor="text1"/>
           <w:szCs w:val="21"/>
           <w:lang w:eastAsia="zh-CN"/>
@@ -5036,10 +4184,10 @@
     </w:p>
     <w:p>
       <w:pPr>
-        <w:pStyle w:val="a"/>
+        <w:pStyle w:val="ListNumber"/>
         <w:spacing w:line="293" w:lineRule="auto"/>
         <w:rPr>
-          <w:rFonts w:cs="微软雅黑"/>
+          <w:rFonts w:cs="Microsoft YaHei"/>
           <w:color w:val="000000" w:themeColor="text1"/>
           <w:szCs w:val="21"/>
           <w:lang w:eastAsia="zh-CN"/>
@@ -5047,7 +4195,7 @@
       </w:pPr>
       <w:r>
         <w:rPr>
-          <w:rFonts w:cs="微软雅黑"/>
+          <w:rFonts w:cs="Microsoft YaHei"/>
           <w:color w:val="000000" w:themeColor="text1"/>
           <w:szCs w:val="21"/>
           <w:lang w:eastAsia="zh-CN"/>
@@ -5057,10 +4205,10 @@
     </w:p>
     <w:p>
       <w:pPr>
-        <w:pStyle w:val="a"/>
+        <w:pStyle w:val="ListNumber"/>
         <w:spacing w:line="293" w:lineRule="auto"/>
         <w:rPr>
-          <w:rFonts w:cs="微软雅黑"/>
+          <w:rFonts w:cs="Microsoft YaHei"/>
           <w:color w:val="000000" w:themeColor="text1"/>
           <w:szCs w:val="21"/>
           <w:lang w:eastAsia="zh-CN"/>
@@ -5068,7 +4216,7 @@
       </w:pPr>
       <w:r>
         <w:rPr>
-          <w:rFonts w:cs="微软雅黑"/>
+          <w:rFonts w:cs="Microsoft YaHei"/>
           <w:color w:val="000000" w:themeColor="text1"/>
           <w:szCs w:val="21"/>
           <w:lang w:eastAsia="zh-CN"/>
@@ -5078,10 +4226,10 @@
     </w:p>
     <w:p>
       <w:pPr>
-        <w:pStyle w:val="a"/>
+        <w:pStyle w:val="ListNumber"/>
         <w:spacing w:line="293" w:lineRule="auto"/>
         <w:rPr>
-          <w:rFonts w:cs="微软雅黑"/>
+          <w:rFonts w:cs="Microsoft YaHei"/>
           <w:color w:val="000000" w:themeColor="text1"/>
           <w:szCs w:val="21"/>
           <w:lang w:eastAsia="zh-CN"/>
@@ -5089,7 +4237,7 @@
       </w:pPr>
       <w:r>
         <w:rPr>
-          <w:rFonts w:cs="微软雅黑"/>
+          <w:rFonts w:cs="Microsoft YaHei"/>
           <w:color w:val="000000" w:themeColor="text1"/>
           <w:szCs w:val="21"/>
           <w:lang w:eastAsia="zh-CN"/>
@@ -5098,7 +4246,7 @@
       </w:r>
       <w:r>
         <w:rPr>
-          <w:rFonts w:cs="微软雅黑"/>
+          <w:rFonts w:cs="Microsoft YaHei"/>
           <w:color w:val="000000" w:themeColor="text1"/>
           <w:szCs w:val="21"/>
           <w:lang w:eastAsia="zh-CN"/>
@@ -5107,7 +4255,7 @@
       </w:r>
       <w:r>
         <w:rPr>
-          <w:rFonts w:cs="微软雅黑"/>
+          <w:rFonts w:cs="Microsoft YaHei"/>
           <w:color w:val="000000" w:themeColor="text1"/>
           <w:szCs w:val="21"/>
           <w:lang w:eastAsia="zh-CN"/>
@@ -5117,7 +4265,7 @@
     </w:p>
     <w:p>
       <w:pPr>
-        <w:pStyle w:val="21"/>
+        <w:pStyle w:val="Heading2"/>
         <w:spacing w:before="160" w:after="100" w:line="293" w:lineRule="auto"/>
         <w:rPr>
           <w:rFonts w:ascii="Calibri" w:eastAsia="Calibri" w:hAnsi="Calibri" w:cs="Calibri"/>
@@ -5150,7 +4298,7 @@
       <w:pPr>
         <w:spacing w:line="293" w:lineRule="auto"/>
         <w:rPr>
-          <w:rFonts w:cs="微软雅黑"/>
+          <w:rFonts w:cs="Microsoft YaHei"/>
           <w:color w:val="000000" w:themeColor="text1"/>
           <w:szCs w:val="21"/>
           <w:lang w:eastAsia="zh-CN"/>
@@ -5158,7 +4306,7 @@
       </w:pPr>
       <w:r>
         <w:rPr>
-          <w:rFonts w:cs="微软雅黑"/>
+          <w:rFonts w:cs="Microsoft YaHei"/>
           <w:color w:val="000000" w:themeColor="text1"/>
           <w:szCs w:val="21"/>
           <w:lang w:eastAsia="zh-CN"/>
@@ -5167,7 +4315,7 @@
       </w:r>
       <w:r>
         <w:rPr>
-          <w:rFonts w:cs="微软雅黑"/>
+          <w:rFonts w:cs="Microsoft YaHei"/>
           <w:color w:val="000000" w:themeColor="text1"/>
           <w:szCs w:val="21"/>
           <w:lang w:eastAsia="zh-CN"/>
@@ -5176,7 +4324,7 @@
       </w:r>
       <w:r>
         <w:rPr>
-          <w:rFonts w:cs="微软雅黑"/>
+          <w:rFonts w:cs="Microsoft YaHei"/>
           <w:color w:val="000000" w:themeColor="text1"/>
           <w:szCs w:val="21"/>
           <w:lang w:eastAsia="zh-CN"/>
@@ -5185,7 +4333,7 @@
       </w:r>
       <w:r>
         <w:rPr>
-          <w:rFonts w:cs="微软雅黑"/>
+          <w:rFonts w:cs="Microsoft YaHei"/>
           <w:color w:val="000000" w:themeColor="text1"/>
           <w:szCs w:val="21"/>
           <w:lang w:eastAsia="zh-CN"/>
@@ -5194,36 +4342,16 @@
       </w:r>
       <w:r>
         <w:rPr>
-          <w:rFonts w:cs="微软雅黑"/>
+          <w:rFonts w:cs="Microsoft YaHei"/>
           <w:color w:val="000000" w:themeColor="text1"/>
           <w:szCs w:val="21"/>
           <w:lang w:eastAsia="zh-CN"/>
         </w:rPr>
-        <w:t>用</w:t>
-      </w:r>
-      <w:proofErr w:type="spellStart"/>
-      <w:r>
-        <w:rPr>
-          <w:rFonts w:cs="微软雅黑"/>
-          <w:color w:val="000000" w:themeColor="text1"/>
-          <w:szCs w:val="21"/>
-          <w:lang w:eastAsia="zh-CN"/>
-        </w:rPr>
-        <w:t>wnh</w:t>
-      </w:r>
-      <w:proofErr w:type="spellEnd"/>
-      <w:r>
-        <w:rPr>
-          <w:rFonts w:cs="微软雅黑"/>
-          <w:color w:val="000000" w:themeColor="text1"/>
-          <w:szCs w:val="21"/>
-          <w:lang w:eastAsia="zh-CN"/>
-        </w:rPr>
-        <w:t>作为基准</w:t>
-      </w:r>
-      <w:r>
-        <w:rPr>
-          <w:rFonts w:cs="微软雅黑"/>
+        <w:t>用wnh作为基准</w:t>
+      </w:r>
+      <w:r>
+        <w:rPr>
+          <w:rFonts w:cs="Microsoft YaHei"/>
           <w:color w:val="000000" w:themeColor="text1"/>
           <w:szCs w:val="21"/>
           <w:lang w:eastAsia="zh-CN"/>
@@ -5235,7 +4363,7 @@
       <w:pPr>
         <w:spacing w:line="293" w:lineRule="auto"/>
         <w:rPr>
-          <w:rFonts w:cs="微软雅黑"/>
+          <w:rFonts w:cs="Microsoft YaHei"/>
           <w:color w:val="000000" w:themeColor="text1"/>
           <w:szCs w:val="21"/>
           <w:lang w:eastAsia="zh-CN"/>
@@ -5243,7 +4371,7 @@
       </w:pPr>
       <w:r>
         <w:rPr>
-          <w:rFonts w:cs="微软雅黑"/>
+          <w:rFonts w:cs="Microsoft YaHei"/>
           <w:color w:val="000000" w:themeColor="text1"/>
           <w:szCs w:val="21"/>
           <w:lang w:eastAsia="zh-CN"/>
@@ -5255,7 +4383,7 @@
       <w:pPr>
         <w:spacing w:line="293" w:lineRule="auto"/>
         <w:rPr>
-          <w:rFonts w:cs="微软雅黑"/>
+          <w:rFonts w:cs="Microsoft YaHei"/>
           <w:color w:val="000000" w:themeColor="text1"/>
           <w:szCs w:val="21"/>
           <w:lang w:eastAsia="zh-CN"/>
@@ -5263,7 +4391,7 @@
       </w:pPr>
       <w:r>
         <w:rPr>
-          <w:rFonts w:cs="微软雅黑"/>
+          <w:rFonts w:cs="Microsoft YaHei"/>
           <w:color w:val="000000" w:themeColor="text1"/>
           <w:szCs w:val="21"/>
           <w:lang w:eastAsia="zh-CN"/>
@@ -5293,66 +4421,14 @@
           <w:szCs w:val="24"/>
           <w:lang w:eastAsia="zh-CN"/>
         </w:rPr>
-        <w:t xml:space="preserve">q₂ᴺⱽ = </w:t>
-      </w:r>
-      <w:proofErr w:type="gramStart"/>
-      <w:r>
-        <w:rPr>
-          <w:rFonts w:ascii="Cambria Math" w:eastAsia="Cambria Math" w:hAnsi="Cambria Math" w:cs="Cambria Math"/>
-          <w:i/>
-          <w:iCs/>
-          <w:color w:val="000000" w:themeColor="text1"/>
-          <w:sz w:val="24"/>
-          <w:szCs w:val="24"/>
-          <w:lang w:eastAsia="zh-CN"/>
-        </w:rPr>
-        <w:t>max(</w:t>
-      </w:r>
-      <w:proofErr w:type="gramEnd"/>
-      <w:r>
-        <w:rPr>
-          <w:rFonts w:ascii="Cambria Math" w:eastAsia="Cambria Math" w:hAnsi="Cambria Math" w:cs="Cambria Math"/>
-          <w:i/>
-          <w:iCs/>
-          <w:color w:val="000000" w:themeColor="text1"/>
-          <w:sz w:val="24"/>
-          <w:szCs w:val="24"/>
-          <w:lang w:eastAsia="zh-CN"/>
-        </w:rPr>
-        <w:t xml:space="preserve">S₀ − </w:t>
-      </w:r>
-      <w:proofErr w:type="spellStart"/>
-      <w:r>
-        <w:rPr>
-          <w:rFonts w:ascii="Cambria Math" w:eastAsia="Cambria Math" w:hAnsi="Cambria Math" w:cs="Cambria Math"/>
-          <w:i/>
-          <w:iCs/>
-          <w:color w:val="000000" w:themeColor="text1"/>
-          <w:sz w:val="24"/>
-          <w:szCs w:val="24"/>
-          <w:lang w:eastAsia="zh-CN"/>
-        </w:rPr>
-        <w:t>I_t</w:t>
-      </w:r>
-      <w:proofErr w:type="spellEnd"/>
-      <w:r>
-        <w:rPr>
-          <w:rFonts w:ascii="Cambria Math" w:eastAsia="Cambria Math" w:hAnsi="Cambria Math" w:cs="Cambria Math"/>
-          <w:i/>
-          <w:iCs/>
-          <w:color w:val="000000" w:themeColor="text1"/>
-          <w:sz w:val="24"/>
-          <w:szCs w:val="24"/>
-          <w:lang w:eastAsia="zh-CN"/>
-        </w:rPr>
-        <w:t>, 0)</w:t>
+        <w:t>q₂ᴺⱽ = max(S₀ − I_t, 0)</w:t>
       </w:r>
     </w:p>
     <w:p>
       <w:pPr>
         <w:spacing w:line="293" w:lineRule="auto"/>
         <w:rPr>
-          <w:rFonts w:cs="微软雅黑"/>
+          <w:rFonts w:cs="Microsoft YaHei"/>
           <w:color w:val="000000" w:themeColor="text1"/>
           <w:szCs w:val="21"/>
           <w:lang w:eastAsia="zh-CN"/>
@@ -5360,7 +4436,7 @@
       </w:pPr>
       <w:r>
         <w:rPr>
-          <w:rFonts w:cs="微软雅黑"/>
+          <w:rFonts w:cs="Microsoft YaHei"/>
           <w:color w:val="000000" w:themeColor="text1"/>
           <w:szCs w:val="21"/>
           <w:lang w:eastAsia="zh-CN"/>
@@ -5370,30 +4446,30 @@
     </w:p>
     <w:p>
       <w:pPr>
-        <w:pStyle w:val="21"/>
+        <w:pStyle w:val="Heading2"/>
         <w:spacing w:before="160" w:after="100" w:line="293" w:lineRule="auto"/>
         <w:rPr>
+          <w:rFonts w:ascii="Calibri" w:eastAsia="Calibri" w:hAnsi="Calibri" w:cs="Calibri"/>
+          <w:lang w:eastAsia="zh-CN"/>
+        </w:rPr>
+      </w:pPr>
+      <w:r>
+        <w:rPr>
+          <w:rFonts w:ascii="Calibri" w:eastAsia="Calibri" w:hAnsi="Calibri" w:cs="Calibri"/>
+          <w:lang w:eastAsia="zh-CN"/>
+        </w:rPr>
+        <w:t>2.7 训练</w:t>
+      </w:r>
+      <w:r>
+        <w:rPr>
           <w:rFonts w:ascii="Calibri" w:eastAsia="Calibri" w:hAnsi="Calibri" w:cs="Calibri" w:hint="eastAsia"/>
           <w:lang w:eastAsia="zh-CN"/>
         </w:rPr>
-      </w:pPr>
-      <w:r>
-        <w:rPr>
-          <w:rFonts w:ascii="Calibri" w:eastAsia="Calibri" w:hAnsi="Calibri" w:cs="Calibri"/>
-          <w:lang w:eastAsia="zh-CN"/>
-        </w:rPr>
-        <w:t>2.7 训练</w:t>
-      </w:r>
-      <w:r>
-        <w:rPr>
-          <w:rFonts w:ascii="Calibri" w:eastAsia="Calibri" w:hAnsi="Calibri" w:cs="Calibri" w:hint="eastAsia"/>
-          <w:lang w:eastAsia="zh-CN"/>
-        </w:rPr>
         <w:t xml:space="preserve">     </w:t>
       </w:r>
       <w:r>
         <w:rPr>
-          <w:rFonts w:ascii="微软雅黑" w:eastAsia="微软雅黑" w:hAnsi="微软雅黑" w:cs="微软雅黑" w:hint="eastAsia"/>
+          <w:rFonts w:ascii="Microsoft YaHei" w:eastAsia="Microsoft YaHei" w:hAnsi="Microsoft YaHei" w:cs="Microsoft YaHei" w:hint="eastAsia"/>
           <w:lang w:eastAsia="zh-CN"/>
         </w:rPr>
         <w:t>步骤</w:t>
@@ -5401,10 +4477,10 @@
     </w:p>
     <w:p>
       <w:pPr>
-        <w:pStyle w:val="a"/>
+        <w:pStyle w:val="ListNumber"/>
         <w:spacing w:line="293" w:lineRule="auto"/>
         <w:rPr>
-          <w:rFonts w:cs="微软雅黑"/>
+          <w:rFonts w:cs="Microsoft YaHei"/>
           <w:color w:val="000000" w:themeColor="text1"/>
           <w:szCs w:val="21"/>
           <w:lang w:eastAsia="zh-CN"/>
@@ -5412,7 +4488,7 @@
       </w:pPr>
       <w:r>
         <w:rPr>
-          <w:rFonts w:cs="微软雅黑"/>
+          <w:rFonts w:cs="Microsoft YaHei"/>
           <w:color w:val="000000" w:themeColor="text1"/>
           <w:szCs w:val="21"/>
           <w:lang w:eastAsia="zh-CN"/>
@@ -5422,10 +4498,10 @@
     </w:p>
     <w:p>
       <w:pPr>
-        <w:pStyle w:val="a"/>
+        <w:pStyle w:val="ListNumber"/>
         <w:spacing w:line="293" w:lineRule="auto"/>
         <w:rPr>
-          <w:rFonts w:cs="微软雅黑"/>
+          <w:rFonts w:cs="Microsoft YaHei"/>
           <w:color w:val="000000" w:themeColor="text1"/>
           <w:szCs w:val="21"/>
           <w:lang w:eastAsia="zh-CN"/>
@@ -5433,7 +4509,7 @@
       </w:pPr>
       <w:r>
         <w:rPr>
-          <w:rFonts w:cs="微软雅黑" w:hint="eastAsia"/>
+          <w:rFonts w:cs="Microsoft YaHei" w:hint="eastAsia"/>
           <w:color w:val="000000" w:themeColor="text1"/>
           <w:szCs w:val="21"/>
           <w:lang w:eastAsia="zh-CN"/>
@@ -5443,7 +4519,7 @@
       </w:r>
       <w:r>
         <w:rPr>
-          <w:rFonts w:cs="微软雅黑"/>
+          <w:rFonts w:cs="Microsoft YaHei"/>
           <w:color w:val="000000" w:themeColor="text1"/>
           <w:szCs w:val="21"/>
           <w:lang w:eastAsia="zh-CN"/>
@@ -5452,7 +4528,7 @@
       </w:r>
       <w:r>
         <w:rPr>
-          <w:rFonts w:cs="微软雅黑" w:hint="eastAsia"/>
+          <w:rFonts w:cs="Microsoft YaHei" w:hint="eastAsia"/>
           <w:color w:val="000000" w:themeColor="text1"/>
           <w:szCs w:val="21"/>
           <w:lang w:eastAsia="zh-CN"/>
@@ -5461,7 +4537,7 @@
       </w:r>
       <w:r>
         <w:rPr>
-          <w:rFonts w:cs="微软雅黑"/>
+          <w:rFonts w:cs="Microsoft YaHei"/>
           <w:color w:val="000000" w:themeColor="text1"/>
           <w:szCs w:val="21"/>
           <w:lang w:eastAsia="zh-CN"/>
@@ -5470,7 +4546,7 @@
       </w:r>
       <w:r>
         <w:rPr>
-          <w:rFonts w:cs="微软雅黑" w:hint="eastAsia"/>
+          <w:rFonts w:cs="Microsoft YaHei" w:hint="eastAsia"/>
           <w:color w:val="000000" w:themeColor="text1"/>
           <w:szCs w:val="21"/>
           <w:lang w:eastAsia="zh-CN"/>
@@ -5479,7 +4555,7 @@
       </w:r>
       <w:r>
         <w:rPr>
-          <w:rFonts w:cs="微软雅黑"/>
+          <w:rFonts w:cs="Microsoft YaHei"/>
           <w:color w:val="000000" w:themeColor="text1"/>
           <w:szCs w:val="21"/>
           <w:lang w:eastAsia="zh-CN"/>
@@ -5489,10 +4565,10 @@
     </w:p>
     <w:p>
       <w:pPr>
-        <w:pStyle w:val="a"/>
+        <w:pStyle w:val="ListNumber"/>
         <w:spacing w:line="293" w:lineRule="auto"/>
         <w:rPr>
-          <w:rFonts w:cs="微软雅黑"/>
+          <w:rFonts w:cs="Microsoft YaHei"/>
           <w:color w:val="000000" w:themeColor="text1"/>
           <w:szCs w:val="21"/>
           <w:lang w:eastAsia="zh-CN"/>
@@ -5500,7 +4576,7 @@
       </w:pPr>
       <w:r>
         <w:rPr>
-          <w:rFonts w:cs="微软雅黑"/>
+          <w:rFonts w:cs="Microsoft YaHei"/>
           <w:color w:val="000000" w:themeColor="text1"/>
           <w:szCs w:val="21"/>
           <w:lang w:eastAsia="zh-CN"/>
@@ -5509,7 +4585,7 @@
       </w:r>
       <w:r>
         <w:rPr>
-          <w:rFonts w:cs="微软雅黑" w:hint="eastAsia"/>
+          <w:rFonts w:cs="Microsoft YaHei" w:hint="eastAsia"/>
           <w:color w:val="000000" w:themeColor="text1"/>
           <w:szCs w:val="21"/>
           <w:lang w:eastAsia="zh-CN"/>
@@ -5518,7 +4594,7 @@
       </w:r>
       <w:r>
         <w:rPr>
-          <w:rFonts w:cs="微软雅黑"/>
+          <w:rFonts w:cs="Microsoft YaHei"/>
           <w:color w:val="000000" w:themeColor="text1"/>
           <w:szCs w:val="21"/>
           <w:lang w:eastAsia="zh-CN"/>
@@ -5528,10 +4604,10 @@
     </w:p>
     <w:p>
       <w:pPr>
-        <w:pStyle w:val="a"/>
+        <w:pStyle w:val="ListNumber"/>
         <w:spacing w:line="293" w:lineRule="auto"/>
         <w:rPr>
-          <w:rFonts w:cs="微软雅黑"/>
+          <w:rFonts w:cs="Microsoft YaHei"/>
           <w:color w:val="000000" w:themeColor="text1"/>
           <w:szCs w:val="21"/>
           <w:lang w:eastAsia="zh-CN"/>
@@ -5539,7 +4615,7 @@
       </w:pPr>
       <w:r>
         <w:rPr>
-          <w:rFonts w:cs="微软雅黑"/>
+          <w:rFonts w:cs="Microsoft YaHei"/>
           <w:color w:val="000000" w:themeColor="text1"/>
           <w:szCs w:val="21"/>
           <w:lang w:eastAsia="zh-CN"/>
@@ -5549,10 +4625,10 @@
     </w:p>
     <w:p>
       <w:pPr>
-        <w:pStyle w:val="a"/>
+        <w:pStyle w:val="ListNumber"/>
         <w:spacing w:line="293" w:lineRule="auto"/>
         <w:rPr>
-          <w:rFonts w:cs="微软雅黑"/>
+          <w:rFonts w:cs="Microsoft YaHei"/>
           <w:color w:val="000000" w:themeColor="text1"/>
           <w:szCs w:val="21"/>
           <w:lang w:eastAsia="zh-CN"/>
@@ -5560,7 +4636,7 @@
       </w:pPr>
       <w:r>
         <w:rPr>
-          <w:rFonts w:cs="微软雅黑"/>
+          <w:rFonts w:cs="Microsoft YaHei"/>
           <w:color w:val="000000" w:themeColor="text1"/>
           <w:szCs w:val="21"/>
           <w:lang w:eastAsia="zh-CN"/>
@@ -5570,10 +4646,10 @@
     </w:p>
     <w:p>
       <w:pPr>
-        <w:pStyle w:val="a"/>
+        <w:pStyle w:val="ListNumber"/>
         <w:spacing w:line="293" w:lineRule="auto"/>
         <w:rPr>
-          <w:rFonts w:cs="微软雅黑"/>
+          <w:rFonts w:cs="Microsoft YaHei"/>
           <w:color w:val="000000" w:themeColor="text1"/>
           <w:szCs w:val="21"/>
           <w:lang w:eastAsia="zh-CN"/>
@@ -5581,7 +4657,7 @@
       </w:pPr>
       <w:r>
         <w:rPr>
-          <w:rFonts w:cs="微软雅黑"/>
+          <w:rFonts w:cs="Microsoft YaHei"/>
           <w:color w:val="000000" w:themeColor="text1"/>
           <w:szCs w:val="21"/>
           <w:lang w:eastAsia="zh-CN"/>
@@ -5591,10 +4667,10 @@
     </w:p>
     <w:p>
       <w:pPr>
-        <w:pStyle w:val="a"/>
+        <w:pStyle w:val="ListNumber"/>
         <w:spacing w:line="293" w:lineRule="auto"/>
         <w:rPr>
-          <w:rFonts w:cs="微软雅黑"/>
+          <w:rFonts w:cs="Microsoft YaHei"/>
           <w:color w:val="000000" w:themeColor="text1"/>
           <w:szCs w:val="21"/>
           <w:lang w:eastAsia="zh-CN"/>
@@ -5602,7 +4678,7 @@
       </w:pPr>
       <w:r>
         <w:rPr>
-          <w:rFonts w:cs="微软雅黑"/>
+          <w:rFonts w:cs="Microsoft YaHei"/>
           <w:color w:val="000000" w:themeColor="text1"/>
           <w:szCs w:val="21"/>
           <w:lang w:eastAsia="zh-CN"/>
@@ -5612,10 +4688,10 @@
     </w:p>
     <w:p>
       <w:pPr>
-        <w:pStyle w:val="a"/>
+        <w:pStyle w:val="ListNumber"/>
         <w:spacing w:line="293" w:lineRule="auto"/>
         <w:rPr>
-          <w:rFonts w:cs="微软雅黑"/>
+          <w:rFonts w:cs="Microsoft YaHei"/>
           <w:color w:val="000000" w:themeColor="text1"/>
           <w:szCs w:val="21"/>
           <w:lang w:eastAsia="zh-CN"/>
@@ -5623,7 +4699,7 @@
       </w:pPr>
       <w:r>
         <w:rPr>
-          <w:rFonts w:cs="微软雅黑"/>
+          <w:rFonts w:cs="Microsoft YaHei"/>
           <w:color w:val="000000" w:themeColor="text1"/>
           <w:szCs w:val="21"/>
           <w:lang w:eastAsia="zh-CN"/>
@@ -5635,7 +4711,7 @@
       <w:pPr>
         <w:spacing w:line="293" w:lineRule="auto"/>
         <w:rPr>
-          <w:rFonts w:cs="微软雅黑"/>
+          <w:rFonts w:cs="Microsoft YaHei"/>
           <w:color w:val="000000" w:themeColor="text1"/>
           <w:szCs w:val="21"/>
           <w:lang w:eastAsia="zh-CN"/>
@@ -5643,7 +4719,7 @@
       </w:pPr>
       <w:r>
         <w:rPr>
-          <w:rFonts w:cs="微软雅黑"/>
+          <w:rFonts w:cs="Microsoft YaHei"/>
           <w:color w:val="000000" w:themeColor="text1"/>
           <w:szCs w:val="21"/>
           <w:lang w:eastAsia="zh-CN"/>
@@ -5653,23 +4729,23 @@
     </w:p>
     <w:p>
       <w:pPr>
-        <w:pStyle w:val="21"/>
+        <w:pStyle w:val="Heading2"/>
         <w:spacing w:before="160" w:after="100" w:line="293" w:lineRule="auto"/>
         <w:rPr>
-          <w:rFonts w:ascii="Calibri" w:eastAsia="Calibri" w:hAnsi="Calibri" w:cs="Calibri" w:hint="eastAsia"/>
-          <w:lang w:eastAsia="zh-CN"/>
-        </w:rPr>
-      </w:pPr>
-      <w:r>
-        <w:rPr>
           <w:rFonts w:ascii="Calibri" w:eastAsia="Calibri" w:hAnsi="Calibri" w:cs="Calibri"/>
           <w:lang w:eastAsia="zh-CN"/>
         </w:rPr>
+      </w:pPr>
+      <w:r>
+        <w:rPr>
+          <w:rFonts w:ascii="Calibri" w:eastAsia="Calibri" w:hAnsi="Calibri" w:cs="Calibri"/>
+          <w:lang w:eastAsia="zh-CN"/>
+        </w:rPr>
         <w:t xml:space="preserve">2.8 </w:t>
       </w:r>
       <w:r>
         <w:rPr>
-          <w:rFonts w:ascii="微软雅黑" w:eastAsia="微软雅黑" w:hAnsi="微软雅黑" w:cs="微软雅黑" w:hint="eastAsia"/>
+          <w:rFonts w:ascii="Microsoft YaHei" w:eastAsia="Microsoft YaHei" w:hAnsi="Microsoft YaHei" w:cs="Microsoft YaHei" w:hint="eastAsia"/>
           <w:lang w:eastAsia="zh-CN"/>
         </w:rPr>
         <w:t>最后的预期结论</w:t>
@@ -5679,7 +4755,7 @@
       <w:pPr>
         <w:spacing w:line="293" w:lineRule="auto"/>
         <w:rPr>
-          <w:rFonts w:cs="微软雅黑" w:hint="eastAsia"/>
+          <w:rFonts w:cs="Microsoft YaHei"/>
           <w:color w:val="000000" w:themeColor="text1"/>
           <w:szCs w:val="21"/>
           <w:lang w:eastAsia="zh-CN"/>
@@ -5687,7 +4763,7 @@
       </w:pPr>
       <w:r>
         <w:rPr>
-          <w:rFonts w:cs="微软雅黑"/>
+          <w:rFonts w:cs="Microsoft YaHei"/>
           <w:color w:val="000000" w:themeColor="text1"/>
           <w:szCs w:val="21"/>
           <w:lang w:eastAsia="zh-CN"/>
@@ -5696,7 +4772,7 @@
       </w:r>
       <w:r>
         <w:rPr>
-          <w:rFonts w:cs="微软雅黑"/>
+          <w:rFonts w:cs="Microsoft YaHei"/>
           <w:color w:val="000000" w:themeColor="text1"/>
           <w:szCs w:val="21"/>
           <w:lang w:eastAsia="zh-CN"/>
@@ -5705,7 +4781,7 @@
       </w:r>
       <w:r>
         <w:rPr>
-          <w:rFonts w:cs="微软雅黑" w:hint="eastAsia"/>
+          <w:rFonts w:cs="Microsoft YaHei" w:hint="eastAsia"/>
           <w:color w:val="000000" w:themeColor="text1"/>
           <w:szCs w:val="21"/>
           <w:lang w:eastAsia="zh-CN"/>
@@ -5715,15 +4791,2683 @@
     </w:p>
     <w:p>
       <w:pPr>
-        <w:pStyle w:val="a"/>
+        <w:pStyle w:val="ListNumber"/>
         <w:numPr>
           <w:ilvl w:val="0"/>
           <w:numId w:val="0"/>
         </w:numPr>
         <w:spacing w:line="293" w:lineRule="auto"/>
-        <w:ind w:left="360"/>
-        <w:rPr>
-          <w:rFonts w:cs="微软雅黑" w:hint="eastAsia"/>
+        <w:ind w:left="360" w:hanging="360"/>
+        <w:rPr>
+          <w:rFonts w:cs="Microsoft YaHei"/>
+          <w:color w:val="000000" w:themeColor="text1"/>
+          <w:szCs w:val="21"/>
+          <w:lang w:eastAsia="zh-CN"/>
+        </w:rPr>
+      </w:pPr>
+    </w:p>
+    <w:p>
+      <w:pPr>
+        <w:pStyle w:val="ListNumber"/>
+        <w:numPr>
+          <w:ilvl w:val="0"/>
+          <w:numId w:val="0"/>
+        </w:numPr>
+        <w:spacing w:line="293" w:lineRule="auto"/>
+        <w:ind w:left="360" w:hanging="360"/>
+        <w:rPr>
+          <w:rFonts w:cs="Microsoft YaHei"/>
+          <w:color w:val="000000" w:themeColor="text1"/>
+          <w:szCs w:val="21"/>
+          <w:lang w:eastAsia="zh-CN"/>
+        </w:rPr>
+      </w:pPr>
+    </w:p>
+    <w:p>
+      <w:pPr>
+        <w:pStyle w:val="ListNumber"/>
+        <w:numPr>
+          <w:ilvl w:val="0"/>
+          <w:numId w:val="0"/>
+        </w:numPr>
+        <w:spacing w:line="293" w:lineRule="auto"/>
+        <w:ind w:left="360" w:hanging="360"/>
+        <w:rPr>
+          <w:rFonts w:cs="Microsoft YaHei"/>
+          <w:color w:val="000000" w:themeColor="text1"/>
+          <w:szCs w:val="21"/>
+          <w:lang w:eastAsia="zh-CN"/>
+        </w:rPr>
+      </w:pPr>
+    </w:p>
+    <w:p>
+      <w:pPr>
+        <w:pStyle w:val="ListNumber"/>
+        <w:numPr>
+          <w:ilvl w:val="0"/>
+          <w:numId w:val="0"/>
+        </w:numPr>
+        <w:spacing w:line="293" w:lineRule="auto"/>
+        <w:ind w:left="360" w:hanging="360"/>
+        <w:rPr>
+          <w:rFonts w:cs="Microsoft YaHei"/>
+          <w:color w:val="000000" w:themeColor="text1"/>
+          <w:szCs w:val="21"/>
+          <w:lang w:eastAsia="zh-CN"/>
+        </w:rPr>
+      </w:pPr>
+    </w:p>
+    <w:p>
+      <w:pPr>
+        <w:pStyle w:val="ListNumber"/>
+        <w:numPr>
+          <w:ilvl w:val="0"/>
+          <w:numId w:val="0"/>
+        </w:numPr>
+        <w:spacing w:line="293" w:lineRule="auto"/>
+        <w:ind w:left="360" w:hanging="360"/>
+        <w:rPr>
+          <w:rFonts w:cs="Microsoft YaHei"/>
+          <w:color w:val="000000" w:themeColor="text1"/>
+          <w:szCs w:val="21"/>
+          <w:lang w:eastAsia="zh-CN"/>
+        </w:rPr>
+      </w:pPr>
+    </w:p>
+    <w:p>
+      <w:pPr>
+        <w:pStyle w:val="ListNumber"/>
+        <w:numPr>
+          <w:ilvl w:val="0"/>
+          <w:numId w:val="0"/>
+        </w:numPr>
+        <w:spacing w:line="293" w:lineRule="auto"/>
+        <w:ind w:left="360" w:hanging="360"/>
+        <w:rPr>
+          <w:rFonts w:cs="Microsoft YaHei"/>
+          <w:color w:val="000000" w:themeColor="text1"/>
+          <w:szCs w:val="21"/>
+          <w:lang w:eastAsia="zh-CN"/>
+        </w:rPr>
+      </w:pPr>
+    </w:p>
+    <w:p>
+      <w:pPr>
+        <w:pStyle w:val="ListNumber"/>
+        <w:numPr>
+          <w:ilvl w:val="0"/>
+          <w:numId w:val="0"/>
+        </w:numPr>
+        <w:spacing w:line="293" w:lineRule="auto"/>
+        <w:ind w:left="360" w:hanging="360"/>
+        <w:rPr>
+          <w:rFonts w:cs="Microsoft YaHei"/>
+          <w:color w:val="000000" w:themeColor="text1"/>
+          <w:szCs w:val="21"/>
+          <w:lang w:eastAsia="zh-CN"/>
+        </w:rPr>
+      </w:pPr>
+    </w:p>
+    <w:p>
+      <w:pPr>
+        <w:pStyle w:val="ListNumber"/>
+        <w:numPr>
+          <w:ilvl w:val="0"/>
+          <w:numId w:val="0"/>
+        </w:numPr>
+        <w:spacing w:line="293" w:lineRule="auto"/>
+        <w:ind w:left="360" w:hanging="360"/>
+        <w:rPr>
+          <w:rFonts w:cs="Microsoft YaHei"/>
+          <w:color w:val="000000" w:themeColor="text1"/>
+          <w:szCs w:val="21"/>
+          <w:lang w:eastAsia="zh-CN"/>
+        </w:rPr>
+      </w:pPr>
+    </w:p>
+    <w:p>
+      <w:pPr>
+        <w:pStyle w:val="ListNumber"/>
+        <w:numPr>
+          <w:ilvl w:val="0"/>
+          <w:numId w:val="0"/>
+        </w:numPr>
+        <w:spacing w:line="293" w:lineRule="auto"/>
+        <w:ind w:left="360" w:hanging="360"/>
+        <w:rPr>
+          <w:rFonts w:cs="Microsoft YaHei"/>
+          <w:color w:val="000000" w:themeColor="text1"/>
+          <w:szCs w:val="21"/>
+          <w:lang w:eastAsia="zh-CN"/>
+        </w:rPr>
+      </w:pPr>
+    </w:p>
+    <w:p>
+      <w:pPr>
+        <w:pStyle w:val="ListNumber"/>
+        <w:numPr>
+          <w:ilvl w:val="0"/>
+          <w:numId w:val="0"/>
+        </w:numPr>
+        <w:spacing w:line="293" w:lineRule="auto"/>
+        <w:ind w:left="360" w:hanging="360"/>
+        <w:rPr>
+          <w:rFonts w:cs="Microsoft YaHei"/>
+          <w:color w:val="000000" w:themeColor="text1"/>
+          <w:szCs w:val="21"/>
+          <w:lang w:eastAsia="zh-CN"/>
+        </w:rPr>
+      </w:pPr>
+    </w:p>
+    <w:p>
+      <w:pPr>
+        <w:pStyle w:val="ListNumber"/>
+        <w:numPr>
+          <w:ilvl w:val="0"/>
+          <w:numId w:val="0"/>
+        </w:numPr>
+        <w:spacing w:line="293" w:lineRule="auto"/>
+        <w:ind w:left="360" w:hanging="360"/>
+        <w:rPr>
+          <w:rFonts w:cs="Microsoft YaHei"/>
+          <w:color w:val="000000" w:themeColor="text1"/>
+          <w:szCs w:val="21"/>
+          <w:lang w:eastAsia="zh-CN"/>
+        </w:rPr>
+      </w:pPr>
+    </w:p>
+    <w:p>
+      <w:pPr>
+        <w:pStyle w:val="ListNumber"/>
+        <w:numPr>
+          <w:ilvl w:val="0"/>
+          <w:numId w:val="0"/>
+        </w:numPr>
+        <w:spacing w:line="293" w:lineRule="auto"/>
+        <w:ind w:left="360" w:hanging="360"/>
+        <w:rPr>
+          <w:rFonts w:cs="Microsoft YaHei"/>
+          <w:color w:val="000000" w:themeColor="text1"/>
+          <w:szCs w:val="21"/>
+          <w:lang w:eastAsia="zh-CN"/>
+        </w:rPr>
+      </w:pPr>
+    </w:p>
+    <w:p>
+      <w:pPr>
+        <w:pStyle w:val="ListNumber"/>
+        <w:numPr>
+          <w:ilvl w:val="0"/>
+          <w:numId w:val="0"/>
+        </w:numPr>
+        <w:spacing w:line="293" w:lineRule="auto"/>
+        <w:ind w:left="360" w:hanging="360"/>
+        <w:rPr>
+          <w:rFonts w:cs="Microsoft YaHei"/>
+          <w:color w:val="000000" w:themeColor="text1"/>
+          <w:szCs w:val="21"/>
+          <w:lang w:eastAsia="zh-CN"/>
+        </w:rPr>
+      </w:pPr>
+    </w:p>
+    <w:p>
+      <w:pPr>
+        <w:pStyle w:val="ListNumber"/>
+        <w:numPr>
+          <w:ilvl w:val="0"/>
+          <w:numId w:val="0"/>
+        </w:numPr>
+        <w:spacing w:line="293" w:lineRule="auto"/>
+        <w:ind w:left="360" w:hanging="360"/>
+        <w:rPr>
+          <w:rFonts w:cs="Microsoft YaHei"/>
+          <w:color w:val="000000" w:themeColor="text1"/>
+          <w:szCs w:val="21"/>
+          <w:lang w:eastAsia="zh-CN"/>
+        </w:rPr>
+      </w:pPr>
+    </w:p>
+    <w:p>
+      <w:pPr>
+        <w:pStyle w:val="ListNumber"/>
+        <w:numPr>
+          <w:ilvl w:val="0"/>
+          <w:numId w:val="0"/>
+        </w:numPr>
+        <w:spacing w:line="293" w:lineRule="auto"/>
+        <w:ind w:left="360" w:hanging="360"/>
+        <w:rPr>
+          <w:rFonts w:cs="Microsoft YaHei"/>
+          <w:color w:val="000000" w:themeColor="text1"/>
+          <w:szCs w:val="21"/>
+          <w:lang w:eastAsia="zh-CN"/>
+        </w:rPr>
+      </w:pPr>
+    </w:p>
+    <w:p>
+      <w:pPr>
+        <w:pStyle w:val="ListNumber"/>
+        <w:numPr>
+          <w:ilvl w:val="0"/>
+          <w:numId w:val="0"/>
+        </w:numPr>
+        <w:spacing w:line="293" w:lineRule="auto"/>
+        <w:ind w:left="360" w:hanging="360"/>
+        <w:rPr>
+          <w:rFonts w:cs="Microsoft YaHei"/>
+          <w:color w:val="000000" w:themeColor="text1"/>
+          <w:szCs w:val="21"/>
+          <w:lang w:eastAsia="zh-CN"/>
+        </w:rPr>
+      </w:pPr>
+    </w:p>
+    <w:p>
+      <w:pPr>
+        <w:pStyle w:val="NormalWeb"/>
+        <w:spacing w:line="300" w:lineRule="atLeast"/>
+        <w:rPr>
+          <w:rFonts w:ascii="Segoe UI" w:hAnsi="Segoe UI" w:cs="Segoe UI"/>
+          <w:sz w:val="21"/>
+          <w:szCs w:val="21"/>
+        </w:rPr>
+      </w:pPr>
+      <w:r>
+        <w:rPr>
+          <w:rFonts w:ascii="Microsoft YaHei" w:eastAsia="Microsoft YaHei" w:hAnsi="Microsoft YaHei" w:cs="Microsoft YaHei" w:hint="eastAsia"/>
+          <w:sz w:val="21"/>
+          <w:szCs w:val="21"/>
+        </w:rPr>
+        <w:lastRenderedPageBreak/>
+        <w:t>扩展二已经完成，相关的三个文件也已经建立。本次扩展二的核心设计可以概括为</w:t>
+      </w:r>
+      <w:r>
+        <w:rPr>
+          <w:rFonts w:ascii="Segoe UI" w:hAnsi="Segoe UI" w:cs="Segoe UI"/>
+          <w:sz w:val="21"/>
+          <w:szCs w:val="21"/>
+        </w:rPr>
+        <w:t>“</w:t>
+      </w:r>
+      <w:r>
+        <w:rPr>
+          <w:rFonts w:ascii="Microsoft YaHei" w:eastAsia="Microsoft YaHei" w:hAnsi="Microsoft YaHei" w:cs="Microsoft YaHei" w:hint="eastAsia"/>
+          <w:sz w:val="21"/>
+          <w:szCs w:val="21"/>
+        </w:rPr>
+        <w:t>单</w:t>
+      </w:r>
+      <w:r>
+        <w:rPr>
+          <w:rFonts w:ascii="Segoe UI" w:hAnsi="Segoe UI" w:cs="Segoe UI"/>
+          <w:sz w:val="21"/>
+          <w:szCs w:val="21"/>
+        </w:rPr>
+        <w:t xml:space="preserve"> agent </w:t>
+      </w:r>
+      <w:r>
+        <w:rPr>
+          <w:rFonts w:ascii="Microsoft YaHei" w:eastAsia="Microsoft YaHei" w:hAnsi="Microsoft YaHei" w:cs="Microsoft YaHei" w:hint="eastAsia"/>
+          <w:sz w:val="21"/>
+          <w:szCs w:val="21"/>
+        </w:rPr>
+        <w:t>双输出</w:t>
+      </w:r>
+      <w:r>
+        <w:rPr>
+          <w:rFonts w:ascii="Segoe UI" w:hAnsi="Segoe UI" w:cs="Segoe UI"/>
+          <w:sz w:val="21"/>
+          <w:szCs w:val="21"/>
+        </w:rPr>
+        <w:t>”</w:t>
+      </w:r>
+      <w:r>
+        <w:rPr>
+          <w:rFonts w:ascii="Microsoft YaHei" w:eastAsia="Microsoft YaHei" w:hAnsi="Microsoft YaHei" w:cs="Microsoft YaHei" w:hint="eastAsia"/>
+          <w:sz w:val="21"/>
+          <w:szCs w:val="21"/>
+        </w:rPr>
+        <w:t>。也就是说，在扩展一原有网络结构的基础上，不额外增加新的</w:t>
+      </w:r>
+      <w:r>
+        <w:rPr>
+          <w:rFonts w:ascii="Segoe UI" w:hAnsi="Segoe UI" w:cs="Segoe UI"/>
+          <w:sz w:val="21"/>
+          <w:szCs w:val="21"/>
+        </w:rPr>
+        <w:t xml:space="preserve"> agent</w:t>
+      </w:r>
+      <w:r>
+        <w:rPr>
+          <w:rFonts w:ascii="Microsoft YaHei" w:eastAsia="Microsoft YaHei" w:hAnsi="Microsoft YaHei" w:cs="Microsoft YaHei" w:hint="eastAsia"/>
+          <w:sz w:val="21"/>
+          <w:szCs w:val="21"/>
+        </w:rPr>
+        <w:t>，而是只在原网络的输出层增加</w:t>
+      </w:r>
+      <w:r>
+        <w:rPr>
+          <w:rFonts w:ascii="Segoe UI" w:hAnsi="Segoe UI" w:cs="Segoe UI"/>
+          <w:sz w:val="21"/>
+          <w:szCs w:val="21"/>
+        </w:rPr>
+        <w:t xml:space="preserve"> 1 </w:t>
+      </w:r>
+      <w:r>
+        <w:rPr>
+          <w:rFonts w:ascii="Microsoft YaHei" w:eastAsia="Microsoft YaHei" w:hAnsi="Microsoft YaHei" w:cs="Microsoft YaHei" w:hint="eastAsia"/>
+          <w:sz w:val="21"/>
+          <w:szCs w:val="21"/>
+        </w:rPr>
+        <w:t>个维度，用于表示应急订货决策。网络输入与扩展一保持完全一致，仍然包括当前库存状态、在途订单信息、常规订货相关状态以及时间特征，即</w:t>
+      </w:r>
+      <w:r>
+        <w:rPr>
+          <w:rFonts w:ascii="Segoe UI" w:hAnsi="Segoe UI" w:cs="Segoe UI"/>
+          <w:sz w:val="21"/>
+          <w:szCs w:val="21"/>
+        </w:rPr>
+        <w:t xml:space="preserve"> </w:t>
+      </w:r>
+      <w:r>
+        <w:rPr>
+          <w:rStyle w:val="HTMLCode"/>
+        </w:rPr>
+        <w:t>[SL_t, It, q_2, ..., q_L, sin, cos, t/T]</w:t>
+      </w:r>
+      <w:r>
+        <w:rPr>
+          <w:rFonts w:ascii="Microsoft YaHei" w:eastAsia="Microsoft YaHei" w:hAnsi="Microsoft YaHei" w:cs="Microsoft YaHei" w:hint="eastAsia"/>
+          <w:sz w:val="21"/>
+          <w:szCs w:val="21"/>
+        </w:rPr>
+        <w:t>。这样做的好处是可以最大程度继承扩展一已经验证过的结构和稳定性，同时用最小的改动引入应急订货机制。</w:t>
+      </w:r>
+    </w:p>
+    <w:p>
+      <w:pPr>
+        <w:pStyle w:val="NormalWeb"/>
+        <w:spacing w:line="300" w:lineRule="atLeast"/>
+        <w:rPr>
+          <w:rFonts w:ascii="Segoe UI" w:hAnsi="Segoe UI" w:cs="Segoe UI"/>
+          <w:sz w:val="21"/>
+          <w:szCs w:val="21"/>
+        </w:rPr>
+      </w:pPr>
+      <w:r>
+        <w:rPr>
+          <w:rFonts w:ascii="Microsoft YaHei" w:eastAsia="Microsoft YaHei" w:hAnsi="Microsoft YaHei" w:cs="Microsoft YaHei" w:hint="eastAsia"/>
+          <w:sz w:val="21"/>
+          <w:szCs w:val="21"/>
+        </w:rPr>
+        <w:t>在输出设计上，扩展一的输出维度为</w:t>
+      </w:r>
+      <w:r>
+        <w:rPr>
+          <w:rFonts w:ascii="Segoe UI" w:hAnsi="Segoe UI" w:cs="Segoe UI"/>
+          <w:sz w:val="21"/>
+          <w:szCs w:val="21"/>
+        </w:rPr>
+        <w:t xml:space="preserve"> </w:t>
+      </w:r>
+      <w:r>
+        <w:rPr>
+          <w:rStyle w:val="HTMLCode"/>
+        </w:rPr>
+        <w:t>2^L</w:t>
+      </w:r>
+      <w:r>
+        <w:rPr>
+          <w:rFonts w:ascii="Microsoft YaHei" w:eastAsia="Microsoft YaHei" w:hAnsi="Microsoft YaHei" w:cs="Microsoft YaHei" w:hint="eastAsia"/>
+          <w:sz w:val="21"/>
+          <w:szCs w:val="21"/>
+        </w:rPr>
+        <w:t>，扩展二将其改为</w:t>
+      </w:r>
+      <w:r>
+        <w:rPr>
+          <w:rFonts w:ascii="Segoe UI" w:hAnsi="Segoe UI" w:cs="Segoe UI"/>
+          <w:sz w:val="21"/>
+          <w:szCs w:val="21"/>
+        </w:rPr>
+        <w:t xml:space="preserve"> </w:t>
+      </w:r>
+      <w:r>
+        <w:rPr>
+          <w:rStyle w:val="HTMLCode"/>
+        </w:rPr>
+        <w:t>2^L + 1</w:t>
+      </w:r>
+      <w:r>
+        <w:rPr>
+          <w:rFonts w:ascii="Microsoft YaHei" w:eastAsia="Microsoft YaHei" w:hAnsi="Microsoft YaHei" w:cs="Microsoft YaHei" w:hint="eastAsia"/>
+          <w:sz w:val="21"/>
+          <w:szCs w:val="21"/>
+        </w:rPr>
+        <w:t>。其中，前</w:t>
+      </w:r>
+      <w:r>
+        <w:rPr>
+          <w:rFonts w:ascii="Segoe UI" w:hAnsi="Segoe UI" w:cs="Segoe UI"/>
+          <w:sz w:val="21"/>
+          <w:szCs w:val="21"/>
+        </w:rPr>
+        <w:t xml:space="preserve"> </w:t>
+      </w:r>
+      <w:r>
+        <w:rPr>
+          <w:rStyle w:val="HTMLCode"/>
+        </w:rPr>
+        <w:t>2^L</w:t>
+      </w:r>
+      <w:r>
+        <w:rPr>
+          <w:rFonts w:ascii="Segoe UI" w:hAnsi="Segoe UI" w:cs="Segoe UI"/>
+          <w:sz w:val="21"/>
+          <w:szCs w:val="21"/>
+        </w:rPr>
+        <w:t xml:space="preserve"> </w:t>
+      </w:r>
+      <w:r>
+        <w:rPr>
+          <w:rFonts w:ascii="Microsoft YaHei" w:eastAsia="Microsoft YaHei" w:hAnsi="Microsoft YaHei" w:cs="Microsoft YaHei" w:hint="eastAsia"/>
+          <w:sz w:val="21"/>
+          <w:szCs w:val="21"/>
+        </w:rPr>
+        <w:t>维仍然用于生成常规订货量</w:t>
+      </w:r>
+      <w:r>
+        <w:rPr>
+          <w:rFonts w:ascii="Segoe UI" w:hAnsi="Segoe UI" w:cs="Segoe UI"/>
+          <w:sz w:val="21"/>
+          <w:szCs w:val="21"/>
+        </w:rPr>
+        <w:t xml:space="preserve"> </w:t>
+      </w:r>
+      <w:r>
+        <w:rPr>
+          <w:rStyle w:val="HTMLCode"/>
+        </w:rPr>
+        <w:t>q1</w:t>
+      </w:r>
+      <w:r>
+        <w:rPr>
+          <w:rFonts w:ascii="Microsoft YaHei" w:eastAsia="Microsoft YaHei" w:hAnsi="Microsoft YaHei" w:cs="Microsoft YaHei" w:hint="eastAsia"/>
+          <w:sz w:val="21"/>
+          <w:szCs w:val="21"/>
+        </w:rPr>
+        <w:t>，其处理方式与扩展一完全一致：先将前</w:t>
+      </w:r>
+      <w:r>
+        <w:rPr>
+          <w:rFonts w:ascii="Segoe UI" w:hAnsi="Segoe UI" w:cs="Segoe UI"/>
+          <w:sz w:val="21"/>
+          <w:szCs w:val="21"/>
+        </w:rPr>
+        <w:t xml:space="preserve"> </w:t>
+      </w:r>
+      <w:r>
+        <w:rPr>
+          <w:rStyle w:val="HTMLCode"/>
+        </w:rPr>
+        <w:t>2^L</w:t>
+      </w:r>
+      <w:r>
+        <w:rPr>
+          <w:rFonts w:ascii="Segoe UI" w:hAnsi="Segoe UI" w:cs="Segoe UI"/>
+          <w:sz w:val="21"/>
+          <w:szCs w:val="21"/>
+        </w:rPr>
+        <w:t xml:space="preserve"> </w:t>
+      </w:r>
+      <w:r>
+        <w:rPr>
+          <w:rFonts w:ascii="Microsoft YaHei" w:eastAsia="Microsoft YaHei" w:hAnsi="Microsoft YaHei" w:cs="Microsoft YaHei" w:hint="eastAsia"/>
+          <w:sz w:val="21"/>
+          <w:szCs w:val="21"/>
+        </w:rPr>
+        <w:t>维</w:t>
+      </w:r>
+      <w:r>
+        <w:rPr>
+          <w:rFonts w:ascii="Segoe UI" w:hAnsi="Segoe UI" w:cs="Segoe UI"/>
+          <w:sz w:val="21"/>
+          <w:szCs w:val="21"/>
+        </w:rPr>
+        <w:t xml:space="preserve"> reshape </w:t>
+      </w:r>
+      <w:r>
+        <w:rPr>
+          <w:rFonts w:ascii="Microsoft YaHei" w:eastAsia="Microsoft YaHei" w:hAnsi="Microsoft YaHei" w:cs="Microsoft YaHei" w:hint="eastAsia"/>
+          <w:sz w:val="21"/>
+          <w:szCs w:val="21"/>
+        </w:rPr>
+        <w:t>成</w:t>
+      </w:r>
+      <w:r>
+        <w:rPr>
+          <w:rFonts w:ascii="Segoe UI" w:hAnsi="Segoe UI" w:cs="Segoe UI"/>
+          <w:sz w:val="21"/>
+          <w:szCs w:val="21"/>
+        </w:rPr>
+        <w:t xml:space="preserve"> </w:t>
+      </w:r>
+      <w:r>
+        <w:rPr>
+          <w:rStyle w:val="HTMLCode"/>
+        </w:rPr>
+        <w:t>(2^(L-1), 2)</w:t>
+      </w:r>
+      <w:r>
+        <w:rPr>
+          <w:rFonts w:ascii="Segoe UI" w:hAnsi="Segoe UI" w:cs="Segoe UI"/>
+          <w:sz w:val="21"/>
+          <w:szCs w:val="21"/>
+        </w:rPr>
+        <w:t xml:space="preserve"> </w:t>
+      </w:r>
+      <w:r>
+        <w:rPr>
+          <w:rFonts w:ascii="Microsoft YaHei" w:eastAsia="Microsoft YaHei" w:hAnsi="Microsoft YaHei" w:cs="Microsoft YaHei" w:hint="eastAsia"/>
+          <w:sz w:val="21"/>
+          <w:szCs w:val="21"/>
+        </w:rPr>
+        <w:t>的形式，再经过</w:t>
+      </w:r>
+      <w:r>
+        <w:rPr>
+          <w:rFonts w:ascii="Segoe UI" w:hAnsi="Segoe UI" w:cs="Segoe UI"/>
+          <w:sz w:val="21"/>
+          <w:szCs w:val="21"/>
+        </w:rPr>
+        <w:t xml:space="preserve"> softmax </w:t>
+      </w:r>
+      <w:r>
+        <w:rPr>
+          <w:rFonts w:ascii="Microsoft YaHei" w:eastAsia="Microsoft YaHei" w:hAnsi="Microsoft YaHei" w:cs="Microsoft YaHei" w:hint="eastAsia"/>
+          <w:sz w:val="21"/>
+          <w:szCs w:val="21"/>
+        </w:rPr>
+        <w:t>得到路径权重，并通过</w:t>
+      </w:r>
+      <w:r>
+        <w:rPr>
+          <w:rFonts w:ascii="Segoe UI" w:hAnsi="Segoe UI" w:cs="Segoe UI"/>
+          <w:sz w:val="21"/>
+          <w:szCs w:val="21"/>
+        </w:rPr>
+        <w:t xml:space="preserve"> </w:t>
+      </w:r>
+      <w:r>
+        <w:rPr>
+          <w:rStyle w:val="HTMLCode"/>
+        </w:rPr>
+        <w:t>±w_range</w:t>
+      </w:r>
+      <w:r>
+        <w:rPr>
+          <w:rFonts w:ascii="Segoe UI" w:hAnsi="Segoe UI" w:cs="Segoe UI"/>
+          <w:sz w:val="21"/>
+          <w:szCs w:val="21"/>
+        </w:rPr>
+        <w:t xml:space="preserve"> </w:t>
+      </w:r>
+      <w:r>
+        <w:rPr>
+          <w:rFonts w:ascii="Microsoft YaHei" w:eastAsia="Microsoft YaHei" w:hAnsi="Microsoft YaHei" w:cs="Microsoft YaHei" w:hint="eastAsia"/>
+          <w:sz w:val="21"/>
+          <w:szCs w:val="21"/>
+        </w:rPr>
+        <w:t>的盒子约束进行稳定化，最后经过路径加权得到常规订货量</w:t>
+      </w:r>
+      <w:r>
+        <w:rPr>
+          <w:rFonts w:ascii="Segoe UI" w:hAnsi="Segoe UI" w:cs="Segoe UI"/>
+          <w:sz w:val="21"/>
+          <w:szCs w:val="21"/>
+        </w:rPr>
+        <w:t xml:space="preserve"> </w:t>
+      </w:r>
+      <w:r>
+        <w:rPr>
+          <w:rStyle w:val="HTMLCode"/>
+        </w:rPr>
+        <w:t>q1</w:t>
+      </w:r>
+      <w:r>
+        <w:rPr>
+          <w:rFonts w:ascii="Microsoft YaHei" w:eastAsia="Microsoft YaHei" w:hAnsi="Microsoft YaHei" w:cs="Microsoft YaHei" w:hint="eastAsia"/>
+          <w:sz w:val="21"/>
+          <w:szCs w:val="21"/>
+        </w:rPr>
+        <w:t>。也就是说，常规订货部分没有改变，扩展二只是复用了扩展一中已经稳定运行的</w:t>
+      </w:r>
+      <w:r>
+        <w:rPr>
+          <w:rFonts w:ascii="Segoe UI" w:hAnsi="Segoe UI" w:cs="Segoe UI"/>
+          <w:sz w:val="21"/>
+          <w:szCs w:val="21"/>
+        </w:rPr>
+        <w:t xml:space="preserve"> q1 </w:t>
+      </w:r>
+      <w:r>
+        <w:rPr>
+          <w:rFonts w:ascii="Microsoft YaHei" w:eastAsia="Microsoft YaHei" w:hAnsi="Microsoft YaHei" w:cs="Microsoft YaHei" w:hint="eastAsia"/>
+          <w:sz w:val="21"/>
+          <w:szCs w:val="21"/>
+        </w:rPr>
+        <w:t>生成逻辑。</w:t>
+      </w:r>
+    </w:p>
+    <w:p>
+      <w:pPr>
+        <w:pStyle w:val="NormalWeb"/>
+        <w:spacing w:line="300" w:lineRule="atLeast"/>
+        <w:rPr>
+          <w:rFonts w:ascii="Segoe UI" w:hAnsi="Segoe UI" w:cs="Segoe UI"/>
+          <w:sz w:val="21"/>
+          <w:szCs w:val="21"/>
+        </w:rPr>
+      </w:pPr>
+      <w:r>
+        <w:rPr>
+          <w:rFonts w:ascii="Microsoft YaHei" w:eastAsia="Microsoft YaHei" w:hAnsi="Microsoft YaHei" w:cs="Microsoft YaHei" w:hint="eastAsia"/>
+          <w:sz w:val="21"/>
+          <w:szCs w:val="21"/>
+        </w:rPr>
+        <w:t>新增的最后</w:t>
+      </w:r>
+      <w:r>
+        <w:rPr>
+          <w:rFonts w:ascii="Segoe UI" w:hAnsi="Segoe UI" w:cs="Segoe UI"/>
+          <w:sz w:val="21"/>
+          <w:szCs w:val="21"/>
+        </w:rPr>
+        <w:t xml:space="preserve"> 1 </w:t>
+      </w:r>
+      <w:r>
+        <w:rPr>
+          <w:rFonts w:ascii="Microsoft YaHei" w:eastAsia="Microsoft YaHei" w:hAnsi="Microsoft YaHei" w:cs="Microsoft YaHei" w:hint="eastAsia"/>
+          <w:sz w:val="21"/>
+          <w:szCs w:val="21"/>
+        </w:rPr>
+        <w:t>维输出专门用于生成应急订货量</w:t>
+      </w:r>
+      <w:r>
+        <w:rPr>
+          <w:rFonts w:ascii="Segoe UI" w:hAnsi="Segoe UI" w:cs="Segoe UI"/>
+          <w:sz w:val="21"/>
+          <w:szCs w:val="21"/>
+        </w:rPr>
+        <w:t xml:space="preserve"> </w:t>
+      </w:r>
+      <w:r>
+        <w:rPr>
+          <w:rStyle w:val="HTMLCode"/>
+        </w:rPr>
+        <w:t>q2</w:t>
+      </w:r>
+      <w:r>
+        <w:rPr>
+          <w:rFonts w:ascii="Microsoft YaHei" w:eastAsia="Microsoft YaHei" w:hAnsi="Microsoft YaHei" w:cs="Microsoft YaHei" w:hint="eastAsia"/>
+          <w:sz w:val="21"/>
+          <w:szCs w:val="21"/>
+        </w:rPr>
+        <w:t>。这一维输出先经过</w:t>
+      </w:r>
+      <w:r>
+        <w:rPr>
+          <w:rFonts w:ascii="Segoe UI" w:hAnsi="Segoe UI" w:cs="Segoe UI"/>
+          <w:sz w:val="21"/>
+          <w:szCs w:val="21"/>
+        </w:rPr>
+        <w:t xml:space="preserve"> </w:t>
+      </w:r>
+      <w:r>
+        <w:rPr>
+          <w:rStyle w:val="HTMLCode"/>
+        </w:rPr>
+        <w:t>tanh</w:t>
+      </w:r>
+      <w:r>
+        <w:rPr>
+          <w:rFonts w:ascii="Segoe UI" w:hAnsi="Segoe UI" w:cs="Segoe UI"/>
+          <w:sz w:val="21"/>
+          <w:szCs w:val="21"/>
+        </w:rPr>
+        <w:t xml:space="preserve"> </w:t>
+      </w:r>
+      <w:r>
+        <w:rPr>
+          <w:rFonts w:ascii="Microsoft YaHei" w:eastAsia="Microsoft YaHei" w:hAnsi="Microsoft YaHei" w:cs="Microsoft YaHei" w:hint="eastAsia"/>
+          <w:sz w:val="21"/>
+          <w:szCs w:val="21"/>
+        </w:rPr>
+        <w:t>函数限制在稳定范围内，然后按照</w:t>
+      </w:r>
+      <w:r>
+        <w:rPr>
+          <w:rFonts w:ascii="Segoe UI" w:hAnsi="Segoe UI" w:cs="Segoe UI"/>
+          <w:sz w:val="21"/>
+          <w:szCs w:val="21"/>
+        </w:rPr>
+        <w:t xml:space="preserve"> </w:t>
+      </w:r>
+      <w:r>
+        <w:rPr>
+          <w:rStyle w:val="HTMLCode"/>
+        </w:rPr>
+        <w:t>(1 + 0.5 · tanh) · ReLU(S0_t - It)</w:t>
+      </w:r>
+      <w:r>
+        <w:rPr>
+          <w:rFonts w:ascii="Segoe UI" w:hAnsi="Segoe UI" w:cs="Segoe UI"/>
+          <w:sz w:val="21"/>
+          <w:szCs w:val="21"/>
+        </w:rPr>
+        <w:t xml:space="preserve"> </w:t>
+      </w:r>
+      <w:r>
+        <w:rPr>
+          <w:rFonts w:ascii="Microsoft YaHei" w:eastAsia="Microsoft YaHei" w:hAnsi="Microsoft YaHei" w:cs="Microsoft YaHei" w:hint="eastAsia"/>
+          <w:sz w:val="21"/>
+          <w:szCs w:val="21"/>
+        </w:rPr>
+        <w:t>的形式生成应急订货量。这里的</w:t>
+      </w:r>
+      <w:r>
+        <w:rPr>
+          <w:rFonts w:ascii="Segoe UI" w:hAnsi="Segoe UI" w:cs="Segoe UI"/>
+          <w:sz w:val="21"/>
+          <w:szCs w:val="21"/>
+        </w:rPr>
+        <w:t xml:space="preserve"> </w:t>
+      </w:r>
+      <w:r>
+        <w:rPr>
+          <w:rStyle w:val="HTMLCode"/>
+        </w:rPr>
+        <w:t>S0_t</w:t>
+      </w:r>
+      <w:r>
+        <w:rPr>
+          <w:rFonts w:ascii="Segoe UI" w:hAnsi="Segoe UI" w:cs="Segoe UI"/>
+          <w:sz w:val="21"/>
+          <w:szCs w:val="21"/>
+        </w:rPr>
+        <w:t xml:space="preserve"> </w:t>
+      </w:r>
+      <w:r>
+        <w:rPr>
+          <w:rFonts w:ascii="Microsoft YaHei" w:eastAsia="Microsoft YaHei" w:hAnsi="Microsoft YaHei" w:cs="Microsoft YaHei" w:hint="eastAsia"/>
+          <w:sz w:val="21"/>
+          <w:szCs w:val="21"/>
+        </w:rPr>
+        <w:t>是基于单期报童模型得到的应急订货目标库存水平，</w:t>
+      </w:r>
+      <w:r>
+        <w:rPr>
+          <w:rStyle w:val="HTMLCode"/>
+        </w:rPr>
+        <w:t>It</w:t>
+      </w:r>
+      <w:r>
+        <w:rPr>
+          <w:rFonts w:ascii="Segoe UI" w:hAnsi="Segoe UI" w:cs="Segoe UI"/>
+          <w:sz w:val="21"/>
+          <w:szCs w:val="21"/>
+        </w:rPr>
+        <w:t xml:space="preserve"> </w:t>
+      </w:r>
+      <w:r>
+        <w:rPr>
+          <w:rFonts w:ascii="Microsoft YaHei" w:eastAsia="Microsoft YaHei" w:hAnsi="Microsoft YaHei" w:cs="Microsoft YaHei" w:hint="eastAsia"/>
+          <w:sz w:val="21"/>
+          <w:szCs w:val="21"/>
+        </w:rPr>
+        <w:t>是常规到货之后的当前库存。因此，</w:t>
+      </w:r>
+      <w:r>
+        <w:rPr>
+          <w:rStyle w:val="HTMLCode"/>
+        </w:rPr>
+        <w:t>ReLU(S0_t - It)</w:t>
+      </w:r>
+      <w:r>
+        <w:rPr>
+          <w:rFonts w:ascii="Segoe UI" w:hAnsi="Segoe UI" w:cs="Segoe UI"/>
+          <w:sz w:val="21"/>
+          <w:szCs w:val="21"/>
+        </w:rPr>
+        <w:t xml:space="preserve"> </w:t>
+      </w:r>
+      <w:r>
+        <w:rPr>
+          <w:rFonts w:ascii="Microsoft YaHei" w:eastAsia="Microsoft YaHei" w:hAnsi="Microsoft YaHei" w:cs="Microsoft YaHei" w:hint="eastAsia"/>
+          <w:sz w:val="21"/>
+          <w:szCs w:val="21"/>
+        </w:rPr>
+        <w:t>表示在常规到货之后，如果库存仍低于应急目标库存水平，则通过应急订货进行补足；如果库存已经足够，则不进行应急订货。</w:t>
+      </w:r>
+      <w:r>
+        <w:rPr>
+          <w:rStyle w:val="HTMLCode"/>
+        </w:rPr>
+        <w:t>0.5</w:t>
+      </w:r>
+      <w:r>
+        <w:rPr>
+          <w:rFonts w:ascii="Segoe UI" w:hAnsi="Segoe UI" w:cs="Segoe UI"/>
+          <w:sz w:val="21"/>
+          <w:szCs w:val="21"/>
+        </w:rPr>
+        <w:t xml:space="preserve"> </w:t>
+      </w:r>
+      <w:r>
+        <w:rPr>
+          <w:rFonts w:ascii="Microsoft YaHei" w:eastAsia="Microsoft YaHei" w:hAnsi="Microsoft YaHei" w:cs="Microsoft YaHei" w:hint="eastAsia"/>
+          <w:sz w:val="21"/>
+          <w:szCs w:val="21"/>
+        </w:rPr>
+        <w:t>是应急订货的调整范围参数，即允许神经网络在</w:t>
+      </w:r>
+      <w:r>
+        <w:rPr>
+          <w:rFonts w:ascii="Segoe UI" w:hAnsi="Segoe UI" w:cs="Segoe UI"/>
+          <w:sz w:val="21"/>
+          <w:szCs w:val="21"/>
+        </w:rPr>
+        <w:t xml:space="preserve"> NV </w:t>
+      </w:r>
+      <w:r>
+        <w:rPr>
+          <w:rFonts w:ascii="Microsoft YaHei" w:eastAsia="Microsoft YaHei" w:hAnsi="Microsoft YaHei" w:cs="Microsoft YaHei" w:hint="eastAsia"/>
+          <w:sz w:val="21"/>
+          <w:szCs w:val="21"/>
+        </w:rPr>
+        <w:t>教师策略的基础上进行</w:t>
+      </w:r>
+      <w:r>
+        <w:rPr>
+          <w:rFonts w:ascii="Segoe UI" w:hAnsi="Segoe UI" w:cs="Segoe UI"/>
+          <w:sz w:val="21"/>
+          <w:szCs w:val="21"/>
+        </w:rPr>
+        <w:t xml:space="preserve"> ±50% </w:t>
+      </w:r>
+      <w:r>
+        <w:rPr>
+          <w:rFonts w:ascii="Microsoft YaHei" w:eastAsia="Microsoft YaHei" w:hAnsi="Microsoft YaHei" w:cs="Microsoft YaHei" w:hint="eastAsia"/>
+          <w:sz w:val="21"/>
+          <w:szCs w:val="21"/>
+        </w:rPr>
+        <w:t>的调整。</w:t>
+      </w:r>
+    </w:p>
+    <w:p>
+      <w:pPr>
+        <w:pStyle w:val="NormalWeb"/>
+        <w:spacing w:line="300" w:lineRule="atLeast"/>
+        <w:rPr>
+          <w:rFonts w:ascii="Segoe UI" w:hAnsi="Segoe UI" w:cs="Segoe UI"/>
+          <w:sz w:val="21"/>
+          <w:szCs w:val="21"/>
+        </w:rPr>
+      </w:pPr>
+      <w:r>
+        <w:rPr>
+          <w:rFonts w:ascii="Microsoft YaHei" w:eastAsia="Microsoft YaHei" w:hAnsi="Microsoft YaHei" w:cs="Microsoft YaHei" w:hint="eastAsia"/>
+          <w:sz w:val="21"/>
+          <w:szCs w:val="21"/>
+        </w:rPr>
+        <w:t>需要注意的是，</w:t>
+      </w:r>
+      <w:r>
+        <w:rPr>
+          <w:rStyle w:val="HTMLCode"/>
+        </w:rPr>
+        <w:t>S0_t</w:t>
+      </w:r>
+      <w:r>
+        <w:rPr>
+          <w:rFonts w:ascii="Segoe UI" w:hAnsi="Segoe UI" w:cs="Segoe UI"/>
+          <w:sz w:val="21"/>
+          <w:szCs w:val="21"/>
+        </w:rPr>
+        <w:t xml:space="preserve"> </w:t>
+      </w:r>
+      <w:r>
+        <w:rPr>
+          <w:rFonts w:ascii="Microsoft YaHei" w:eastAsia="Microsoft YaHei" w:hAnsi="Microsoft YaHei" w:cs="Microsoft YaHei" w:hint="eastAsia"/>
+          <w:sz w:val="21"/>
+          <w:szCs w:val="21"/>
+        </w:rPr>
+        <w:t>不作为网络输入，而是在</w:t>
+      </w:r>
+      <w:r>
+        <w:rPr>
+          <w:rFonts w:ascii="Segoe UI" w:hAnsi="Segoe UI" w:cs="Segoe UI"/>
+          <w:sz w:val="21"/>
+          <w:szCs w:val="21"/>
+        </w:rPr>
+        <w:t xml:space="preserve"> Env </w:t>
+      </w:r>
+      <w:r>
+        <w:rPr>
+          <w:rFonts w:ascii="Microsoft YaHei" w:eastAsia="Microsoft YaHei" w:hAnsi="Microsoft YaHei" w:cs="Microsoft YaHei" w:hint="eastAsia"/>
+          <w:sz w:val="21"/>
+          <w:szCs w:val="21"/>
+        </w:rPr>
+        <w:t>或</w:t>
+      </w:r>
+      <w:r>
+        <w:rPr>
+          <w:rFonts w:ascii="Segoe UI" w:hAnsi="Segoe UI" w:cs="Segoe UI"/>
+          <w:sz w:val="21"/>
+          <w:szCs w:val="21"/>
+        </w:rPr>
+        <w:t xml:space="preserve"> Agent </w:t>
+      </w:r>
+      <w:r>
+        <w:rPr>
+          <w:rFonts w:ascii="Microsoft YaHei" w:eastAsia="Microsoft YaHei" w:hAnsi="Microsoft YaHei" w:cs="Microsoft YaHei" w:hint="eastAsia"/>
+          <w:sz w:val="21"/>
+          <w:szCs w:val="21"/>
+        </w:rPr>
+        <w:t>内部根据当前时刻</w:t>
+      </w:r>
+      <w:r>
+        <w:rPr>
+          <w:rFonts w:ascii="Segoe UI" w:hAnsi="Segoe UI" w:cs="Segoe UI"/>
+          <w:sz w:val="21"/>
+          <w:szCs w:val="21"/>
+        </w:rPr>
+        <w:t xml:space="preserve"> </w:t>
+      </w:r>
+      <w:r>
+        <w:rPr>
+          <w:rStyle w:val="HTMLCode"/>
+        </w:rPr>
+        <w:t>t</w:t>
+      </w:r>
+      <w:r>
+        <w:rPr>
+          <w:rFonts w:ascii="Segoe UI" w:hAnsi="Segoe UI" w:cs="Segoe UI"/>
+          <w:sz w:val="21"/>
+          <w:szCs w:val="21"/>
+        </w:rPr>
+        <w:t xml:space="preserve"> </w:t>
+      </w:r>
+      <w:r>
+        <w:rPr>
+          <w:rFonts w:ascii="Microsoft YaHei" w:eastAsia="Microsoft YaHei" w:hAnsi="Microsoft YaHei" w:cs="Microsoft YaHei" w:hint="eastAsia"/>
+          <w:sz w:val="21"/>
+          <w:szCs w:val="21"/>
+        </w:rPr>
+        <w:t>动态计算。这一点与扩展一中对</w:t>
+      </w:r>
+      <w:r>
+        <w:rPr>
+          <w:rFonts w:ascii="Segoe UI" w:hAnsi="Segoe UI" w:cs="Segoe UI"/>
+          <w:sz w:val="21"/>
+          <w:szCs w:val="21"/>
+        </w:rPr>
+        <w:t xml:space="preserve"> </w:t>
+      </w:r>
+      <w:r>
+        <w:rPr>
+          <w:rStyle w:val="HTMLCode"/>
+        </w:rPr>
+        <w:t>SL</w:t>
+      </w:r>
+      <w:r>
+        <w:rPr>
+          <w:rFonts w:ascii="Segoe UI" w:hAnsi="Segoe UI" w:cs="Segoe UI"/>
+          <w:sz w:val="21"/>
+          <w:szCs w:val="21"/>
+        </w:rPr>
+        <w:t xml:space="preserve"> </w:t>
+      </w:r>
+      <w:r>
+        <w:rPr>
+          <w:rFonts w:ascii="Microsoft YaHei" w:eastAsia="Microsoft YaHei" w:hAnsi="Microsoft YaHei" w:cs="Microsoft YaHei" w:hint="eastAsia"/>
+          <w:sz w:val="21"/>
+          <w:szCs w:val="21"/>
+        </w:rPr>
+        <w:t>和</w:t>
+      </w:r>
+      <w:r>
+        <w:rPr>
+          <w:rFonts w:ascii="Segoe UI" w:hAnsi="Segoe UI" w:cs="Segoe UI"/>
+          <w:sz w:val="21"/>
+          <w:szCs w:val="21"/>
+        </w:rPr>
+        <w:t xml:space="preserve"> </w:t>
+      </w:r>
+      <w:r>
+        <w:rPr>
+          <w:rStyle w:val="HTMLCode"/>
+        </w:rPr>
+        <w:t>teacher_w</w:t>
+      </w:r>
+      <w:r>
+        <w:rPr>
+          <w:rFonts w:ascii="Segoe UI" w:hAnsi="Segoe UI" w:cs="Segoe UI"/>
+          <w:sz w:val="21"/>
+          <w:szCs w:val="21"/>
+        </w:rPr>
+        <w:t xml:space="preserve"> </w:t>
+      </w:r>
+      <w:r>
+        <w:rPr>
+          <w:rFonts w:ascii="Microsoft YaHei" w:eastAsia="Microsoft YaHei" w:hAnsi="Microsoft YaHei" w:cs="Microsoft YaHei" w:hint="eastAsia"/>
+          <w:sz w:val="21"/>
+          <w:szCs w:val="21"/>
+        </w:rPr>
+        <w:t>的处理方式是对称的：网络只接收必要的状态信息，而教师策略相关的辅助量在环境或</w:t>
+      </w:r>
+      <w:r>
+        <w:rPr>
+          <w:rFonts w:ascii="Segoe UI" w:hAnsi="Segoe UI" w:cs="Segoe UI"/>
+          <w:sz w:val="21"/>
+          <w:szCs w:val="21"/>
+        </w:rPr>
+        <w:t xml:space="preserve"> agent </w:t>
+      </w:r>
+      <w:r>
+        <w:rPr>
+          <w:rFonts w:ascii="Microsoft YaHei" w:eastAsia="Microsoft YaHei" w:hAnsi="Microsoft YaHei" w:cs="Microsoft YaHei" w:hint="eastAsia"/>
+          <w:sz w:val="21"/>
+          <w:szCs w:val="21"/>
+        </w:rPr>
+        <w:t>内部计算，用于构造动作和</w:t>
+      </w:r>
+      <w:r>
+        <w:rPr>
+          <w:rFonts w:ascii="Segoe UI" w:hAnsi="Segoe UI" w:cs="Segoe UI"/>
+          <w:sz w:val="21"/>
+          <w:szCs w:val="21"/>
+        </w:rPr>
+        <w:t xml:space="preserve"> loss</w:t>
+      </w:r>
+      <w:r>
+        <w:rPr>
+          <w:rFonts w:ascii="Microsoft YaHei" w:eastAsia="Microsoft YaHei" w:hAnsi="Microsoft YaHei" w:cs="Microsoft YaHei" w:hint="eastAsia"/>
+          <w:sz w:val="21"/>
+          <w:szCs w:val="21"/>
+        </w:rPr>
+        <w:t>。</w:t>
+      </w:r>
+      <w:r>
+        <w:rPr>
+          <w:rStyle w:val="HTMLCode"/>
+        </w:rPr>
+        <w:t>S0_t</w:t>
+      </w:r>
+      <w:r>
+        <w:rPr>
+          <w:rFonts w:ascii="Segoe UI" w:hAnsi="Segoe UI" w:cs="Segoe UI"/>
+          <w:sz w:val="21"/>
+          <w:szCs w:val="21"/>
+        </w:rPr>
+        <w:t xml:space="preserve"> </w:t>
+      </w:r>
+      <w:r>
+        <w:rPr>
+          <w:rFonts w:ascii="Microsoft YaHei" w:eastAsia="Microsoft YaHei" w:hAnsi="Microsoft YaHei" w:cs="Microsoft YaHei" w:hint="eastAsia"/>
+          <w:sz w:val="21"/>
+          <w:szCs w:val="21"/>
+        </w:rPr>
+        <w:t>的计算采用单期报童临界分位数，其核心思想是比较避免缺货带来的收益与应急订货成本和持有成本之间的权衡。当应急成本</w:t>
+      </w:r>
+      <w:r>
+        <w:rPr>
+          <w:rFonts w:ascii="Segoe UI" w:hAnsi="Segoe UI" w:cs="Segoe UI"/>
+          <w:sz w:val="21"/>
+          <w:szCs w:val="21"/>
+        </w:rPr>
+        <w:t xml:space="preserve"> </w:t>
+      </w:r>
+      <w:r>
+        <w:rPr>
+          <w:rStyle w:val="HTMLCode"/>
+        </w:rPr>
+        <w:t>c2</w:t>
+      </w:r>
+      <w:r>
+        <w:rPr>
+          <w:rFonts w:ascii="Segoe UI" w:hAnsi="Segoe UI" w:cs="Segoe UI"/>
+          <w:sz w:val="21"/>
+          <w:szCs w:val="21"/>
+        </w:rPr>
+        <w:t xml:space="preserve"> </w:t>
+      </w:r>
+      <w:r>
+        <w:rPr>
+          <w:rFonts w:ascii="Microsoft YaHei" w:eastAsia="Microsoft YaHei" w:hAnsi="Microsoft YaHei" w:cs="Microsoft YaHei" w:hint="eastAsia"/>
+          <w:sz w:val="21"/>
+          <w:szCs w:val="21"/>
+        </w:rPr>
+        <w:t>很高，尤其是接近缺货惩罚</w:t>
+      </w:r>
+      <w:r>
+        <w:rPr>
+          <w:rFonts w:ascii="Segoe UI" w:hAnsi="Segoe UI" w:cs="Segoe UI"/>
+          <w:sz w:val="21"/>
+          <w:szCs w:val="21"/>
+        </w:rPr>
+        <w:t xml:space="preserve"> </w:t>
+      </w:r>
+      <w:r>
+        <w:rPr>
+          <w:rStyle w:val="HTMLCode"/>
+        </w:rPr>
+        <w:t>b</w:t>
+      </w:r>
+      <w:r>
+        <w:rPr>
+          <w:rFonts w:ascii="Segoe UI" w:hAnsi="Segoe UI" w:cs="Segoe UI"/>
+          <w:sz w:val="21"/>
+          <w:szCs w:val="21"/>
+        </w:rPr>
+        <w:t xml:space="preserve"> </w:t>
+      </w:r>
+      <w:r>
+        <w:rPr>
+          <w:rFonts w:ascii="Microsoft YaHei" w:eastAsia="Microsoft YaHei" w:hAnsi="Microsoft YaHei" w:cs="Microsoft YaHei" w:hint="eastAsia"/>
+          <w:sz w:val="21"/>
+          <w:szCs w:val="21"/>
+        </w:rPr>
+        <w:t>时，计算得到的</w:t>
+      </w:r>
+      <w:r>
+        <w:rPr>
+          <w:rFonts w:ascii="Segoe UI" w:hAnsi="Segoe UI" w:cs="Segoe UI"/>
+          <w:sz w:val="21"/>
+          <w:szCs w:val="21"/>
+        </w:rPr>
+        <w:t xml:space="preserve"> </w:t>
+      </w:r>
+      <w:r>
+        <w:rPr>
+          <w:rStyle w:val="HTMLCode"/>
+        </w:rPr>
+        <w:t>S0_t</w:t>
+      </w:r>
+      <w:r>
+        <w:rPr>
+          <w:rFonts w:ascii="Segoe UI" w:hAnsi="Segoe UI" w:cs="Segoe UI"/>
+          <w:sz w:val="21"/>
+          <w:szCs w:val="21"/>
+        </w:rPr>
+        <w:t xml:space="preserve"> </w:t>
+      </w:r>
+      <w:r>
+        <w:rPr>
+          <w:rFonts w:ascii="Microsoft YaHei" w:eastAsia="Microsoft YaHei" w:hAnsi="Microsoft YaHei" w:cs="Microsoft YaHei" w:hint="eastAsia"/>
+          <w:sz w:val="21"/>
+          <w:szCs w:val="21"/>
+        </w:rPr>
+        <w:t>可能会很小，甚至为负。由于最终应急订货量中使用了</w:t>
+      </w:r>
+      <w:r>
+        <w:rPr>
+          <w:rFonts w:ascii="Segoe UI" w:hAnsi="Segoe UI" w:cs="Segoe UI"/>
+          <w:sz w:val="21"/>
+          <w:szCs w:val="21"/>
+        </w:rPr>
+        <w:t xml:space="preserve"> </w:t>
+      </w:r>
+      <w:r>
+        <w:rPr>
+          <w:rStyle w:val="HTMLCode"/>
+        </w:rPr>
+        <w:t>ReLU(S0_t - It)</w:t>
+      </w:r>
+      <w:r>
+        <w:rPr>
+          <w:rFonts w:ascii="Microsoft YaHei" w:eastAsia="Microsoft YaHei" w:hAnsi="Microsoft YaHei" w:cs="Microsoft YaHei" w:hint="eastAsia"/>
+          <w:sz w:val="21"/>
+          <w:szCs w:val="21"/>
+        </w:rPr>
+        <w:t>，因此即使</w:t>
+      </w:r>
+      <w:r>
+        <w:rPr>
+          <w:rFonts w:ascii="Segoe UI" w:hAnsi="Segoe UI" w:cs="Segoe UI"/>
+          <w:sz w:val="21"/>
+          <w:szCs w:val="21"/>
+        </w:rPr>
+        <w:t xml:space="preserve"> </w:t>
+      </w:r>
+      <w:r>
+        <w:rPr>
+          <w:rStyle w:val="HTMLCode"/>
+        </w:rPr>
+        <w:t>S0_t</w:t>
+      </w:r>
+      <w:r>
+        <w:rPr>
+          <w:rFonts w:ascii="Segoe UI" w:hAnsi="Segoe UI" w:cs="Segoe UI"/>
+          <w:sz w:val="21"/>
+          <w:szCs w:val="21"/>
+        </w:rPr>
+        <w:t xml:space="preserve"> </w:t>
+      </w:r>
+      <w:r>
+        <w:rPr>
+          <w:rFonts w:ascii="Microsoft YaHei" w:eastAsia="Microsoft YaHei" w:hAnsi="Microsoft YaHei" w:cs="Microsoft YaHei" w:hint="eastAsia"/>
+          <w:sz w:val="21"/>
+          <w:szCs w:val="21"/>
+        </w:rPr>
+        <w:t>为负，也不会产生负的应急订单。</w:t>
+      </w:r>
+    </w:p>
+    <w:p>
+      <w:pPr>
+        <w:pStyle w:val="NormalWeb"/>
+        <w:spacing w:line="300" w:lineRule="atLeast"/>
+        <w:rPr>
+          <w:rFonts w:ascii="Segoe UI" w:hAnsi="Segoe UI" w:cs="Segoe UI"/>
+          <w:sz w:val="21"/>
+          <w:szCs w:val="21"/>
+        </w:rPr>
+      </w:pPr>
+      <w:r>
+        <w:rPr>
+          <w:rFonts w:ascii="Microsoft YaHei" w:eastAsia="Microsoft YaHei" w:hAnsi="Microsoft YaHei" w:cs="Microsoft YaHei" w:hint="eastAsia"/>
+          <w:sz w:val="21"/>
+          <w:szCs w:val="21"/>
+        </w:rPr>
+        <w:t>扩展二的仿真时序为：首先进行常规订单到货，然后</w:t>
+      </w:r>
+      <w:r>
+        <w:rPr>
+          <w:rFonts w:ascii="Segoe UI" w:hAnsi="Segoe UI" w:cs="Segoe UI"/>
+          <w:sz w:val="21"/>
+          <w:szCs w:val="21"/>
+        </w:rPr>
+        <w:t xml:space="preserve"> agent </w:t>
+      </w:r>
+      <w:r>
+        <w:rPr>
+          <w:rFonts w:ascii="Microsoft YaHei" w:eastAsia="Microsoft YaHei" w:hAnsi="Microsoft YaHei" w:cs="Microsoft YaHei" w:hint="eastAsia"/>
+          <w:sz w:val="21"/>
+          <w:szCs w:val="21"/>
+        </w:rPr>
+        <w:t>根据当前状态输出</w:t>
+      </w:r>
+      <w:r>
+        <w:rPr>
+          <w:rFonts w:ascii="Segoe UI" w:hAnsi="Segoe UI" w:cs="Segoe UI"/>
+          <w:sz w:val="21"/>
+          <w:szCs w:val="21"/>
+        </w:rPr>
+        <w:t xml:space="preserve"> </w:t>
+      </w:r>
+      <w:r>
+        <w:rPr>
+          <w:rStyle w:val="HTMLCode"/>
+        </w:rPr>
+        <w:t>(q1, q2)</w:t>
+      </w:r>
+      <w:r>
+        <w:rPr>
+          <w:rFonts w:ascii="Microsoft YaHei" w:eastAsia="Microsoft YaHei" w:hAnsi="Microsoft YaHei" w:cs="Microsoft YaHei" w:hint="eastAsia"/>
+          <w:sz w:val="21"/>
+          <w:szCs w:val="21"/>
+        </w:rPr>
+        <w:t>；其中</w:t>
+      </w:r>
+      <w:r>
+        <w:rPr>
+          <w:rFonts w:ascii="Segoe UI" w:hAnsi="Segoe UI" w:cs="Segoe UI"/>
+          <w:sz w:val="21"/>
+          <w:szCs w:val="21"/>
+        </w:rPr>
+        <w:t xml:space="preserve"> </w:t>
+      </w:r>
+      <w:r>
+        <w:rPr>
+          <w:rStyle w:val="HTMLCode"/>
+        </w:rPr>
+        <w:t>q2</w:t>
+      </w:r>
+      <w:r>
+        <w:rPr>
+          <w:rFonts w:ascii="Segoe UI" w:hAnsi="Segoe UI" w:cs="Segoe UI"/>
+          <w:sz w:val="21"/>
+          <w:szCs w:val="21"/>
+        </w:rPr>
+        <w:t xml:space="preserve"> </w:t>
+      </w:r>
+      <w:r>
+        <w:rPr>
+          <w:rFonts w:ascii="Microsoft YaHei" w:eastAsia="Microsoft YaHei" w:hAnsi="Microsoft YaHei" w:cs="Microsoft YaHei" w:hint="eastAsia"/>
+          <w:sz w:val="21"/>
+          <w:szCs w:val="21"/>
+        </w:rPr>
+        <w:t>作为应急订单立即入库，而</w:t>
+      </w:r>
+      <w:r>
+        <w:rPr>
+          <w:rFonts w:ascii="Segoe UI" w:hAnsi="Segoe UI" w:cs="Segoe UI"/>
+          <w:sz w:val="21"/>
+          <w:szCs w:val="21"/>
+        </w:rPr>
+        <w:t xml:space="preserve"> </w:t>
+      </w:r>
+      <w:r>
+        <w:rPr>
+          <w:rStyle w:val="HTMLCode"/>
+        </w:rPr>
+        <w:t>q1</w:t>
+      </w:r>
+      <w:r>
+        <w:rPr>
+          <w:rFonts w:ascii="Segoe UI" w:hAnsi="Segoe UI" w:cs="Segoe UI"/>
+          <w:sz w:val="21"/>
+          <w:szCs w:val="21"/>
+        </w:rPr>
+        <w:t xml:space="preserve"> </w:t>
+      </w:r>
+      <w:r>
+        <w:rPr>
+          <w:rFonts w:ascii="Microsoft YaHei" w:eastAsia="Microsoft YaHei" w:hAnsi="Microsoft YaHei" w:cs="Microsoft YaHei" w:hint="eastAsia"/>
+          <w:sz w:val="21"/>
+          <w:szCs w:val="21"/>
+        </w:rPr>
+        <w:t>作为常规订单需要经过提前期之后才会到达。随后系统进行需求消耗，并计算当期成本。成本项包括常规订货成本、应急订货成本、持有成本和缺货成本，即由</w:t>
+      </w:r>
+      <w:r>
+        <w:rPr>
+          <w:rFonts w:ascii="Segoe UI" w:hAnsi="Segoe UI" w:cs="Segoe UI"/>
+          <w:sz w:val="21"/>
+          <w:szCs w:val="21"/>
+        </w:rPr>
+        <w:t xml:space="preserve"> </w:t>
+      </w:r>
+      <w:r>
+        <w:rPr>
+          <w:rStyle w:val="HTMLCode"/>
+        </w:rPr>
+        <w:t>c1 · q_vec[0] · y</w:t>
+      </w:r>
+      <w:r>
+        <w:rPr>
+          <w:rFonts w:ascii="Microsoft YaHei" w:eastAsia="Microsoft YaHei" w:hAnsi="Microsoft YaHei" w:cs="Microsoft YaHei" w:hint="eastAsia"/>
+          <w:sz w:val="21"/>
+          <w:szCs w:val="21"/>
+        </w:rPr>
+        <w:t>、</w:t>
+      </w:r>
+      <w:r>
+        <w:rPr>
+          <w:rStyle w:val="HTMLCode"/>
+        </w:rPr>
+        <w:t>c2 · q2</w:t>
+      </w:r>
+      <w:r>
+        <w:rPr>
+          <w:rFonts w:ascii="Segoe UI" w:hAnsi="Segoe UI" w:cs="Segoe UI"/>
+          <w:sz w:val="21"/>
+          <w:szCs w:val="21"/>
+        </w:rPr>
+        <w:t xml:space="preserve"> </w:t>
+      </w:r>
+      <w:r>
+        <w:rPr>
+          <w:rFonts w:ascii="Microsoft YaHei" w:eastAsia="Microsoft YaHei" w:hAnsi="Microsoft YaHei" w:cs="Microsoft YaHei" w:hint="eastAsia"/>
+          <w:sz w:val="21"/>
+          <w:szCs w:val="21"/>
+        </w:rPr>
+        <w:t>以及库存持有或缺货惩罚共同组成。这个时序符合扩展二的设定：应急订货用于解决当期库存不足的问题，而常规订货用于影响未来库存。</w:t>
+      </w:r>
+    </w:p>
+    <w:p>
+      <w:pPr>
+        <w:pStyle w:val="NormalWeb"/>
+        <w:spacing w:line="300" w:lineRule="atLeast"/>
+        <w:rPr>
+          <w:rFonts w:ascii="Segoe UI" w:hAnsi="Segoe UI" w:cs="Segoe UI"/>
+          <w:sz w:val="21"/>
+          <w:szCs w:val="21"/>
+        </w:rPr>
+      </w:pPr>
+      <w:r>
+        <w:rPr>
+          <w:rFonts w:ascii="Microsoft YaHei" w:eastAsia="Microsoft YaHei" w:hAnsi="Microsoft YaHei" w:cs="Microsoft YaHei" w:hint="eastAsia"/>
+          <w:sz w:val="21"/>
+          <w:szCs w:val="21"/>
+        </w:rPr>
+        <w:t>在</w:t>
+      </w:r>
+      <w:r>
+        <w:rPr>
+          <w:rFonts w:ascii="Segoe UI" w:hAnsi="Segoe UI" w:cs="Segoe UI"/>
+          <w:sz w:val="21"/>
+          <w:szCs w:val="21"/>
+        </w:rPr>
+        <w:t xml:space="preserve"> loss </w:t>
+      </w:r>
+      <w:r>
+        <w:rPr>
+          <w:rFonts w:ascii="Microsoft YaHei" w:eastAsia="Microsoft YaHei" w:hAnsi="Microsoft YaHei" w:cs="Microsoft YaHei" w:hint="eastAsia"/>
+          <w:sz w:val="21"/>
+          <w:szCs w:val="21"/>
+        </w:rPr>
+        <w:t>设计上，扩展二仍然沿用扩展一的相对损失结构，但分母</w:t>
+      </w:r>
+      <w:r>
+        <w:rPr>
+          <w:rFonts w:ascii="Segoe UI" w:hAnsi="Segoe UI" w:cs="Segoe UI"/>
+          <w:sz w:val="21"/>
+          <w:szCs w:val="21"/>
+        </w:rPr>
+        <w:t xml:space="preserve"> benchmark </w:t>
+      </w:r>
+      <w:r>
+        <w:rPr>
+          <w:rFonts w:ascii="Microsoft YaHei" w:eastAsia="Microsoft YaHei" w:hAnsi="Microsoft YaHei" w:cs="Microsoft YaHei" w:hint="eastAsia"/>
+          <w:sz w:val="21"/>
+          <w:szCs w:val="21"/>
+        </w:rPr>
+        <w:t>改为</w:t>
+      </w:r>
+      <w:r>
+        <w:rPr>
+          <w:rFonts w:ascii="Segoe UI" w:hAnsi="Segoe UI" w:cs="Segoe UI"/>
+          <w:sz w:val="21"/>
+          <w:szCs w:val="21"/>
+        </w:rPr>
+        <w:t xml:space="preserve"> </w:t>
+      </w:r>
+      <w:r>
+        <w:rPr>
+          <w:rStyle w:val="HTMLCode"/>
+        </w:rPr>
+        <w:t>Qt_HEUR</w:t>
+      </w:r>
+      <w:r>
+        <w:rPr>
+          <w:rFonts w:ascii="Microsoft YaHei" w:eastAsia="Microsoft YaHei" w:hAnsi="Microsoft YaHei" w:cs="Microsoft YaHei" w:hint="eastAsia"/>
+          <w:sz w:val="21"/>
+          <w:szCs w:val="21"/>
+        </w:rPr>
+        <w:t>。这里的</w:t>
+      </w:r>
+      <w:r>
+        <w:rPr>
+          <w:rFonts w:ascii="Segoe UI" w:hAnsi="Segoe UI" w:cs="Segoe UI"/>
+          <w:sz w:val="21"/>
+          <w:szCs w:val="21"/>
+        </w:rPr>
+        <w:t xml:space="preserve"> </w:t>
+      </w:r>
+      <w:r>
+        <w:rPr>
+          <w:rStyle w:val="HTMLCode"/>
+        </w:rPr>
+        <w:t>Qt_HEUR</w:t>
+      </w:r>
+      <w:r>
+        <w:rPr>
+          <w:rFonts w:ascii="Segoe UI" w:hAnsi="Segoe UI" w:cs="Segoe UI"/>
+          <w:sz w:val="21"/>
+          <w:szCs w:val="21"/>
+        </w:rPr>
+        <w:t xml:space="preserve"> </w:t>
+      </w:r>
+      <w:r>
+        <w:rPr>
+          <w:rFonts w:ascii="Microsoft YaHei" w:eastAsia="Microsoft YaHei" w:hAnsi="Microsoft YaHei" w:cs="Microsoft YaHei" w:hint="eastAsia"/>
+          <w:sz w:val="21"/>
+          <w:szCs w:val="21"/>
+        </w:rPr>
+        <w:t>是</w:t>
+      </w:r>
+      <w:r>
+        <w:rPr>
+          <w:rFonts w:ascii="Segoe UI" w:hAnsi="Segoe UI" w:cs="Segoe UI"/>
+          <w:sz w:val="21"/>
+          <w:szCs w:val="21"/>
+        </w:rPr>
+        <w:t xml:space="preserve"> WNH </w:t>
+      </w:r>
+      <w:r>
+        <w:rPr>
+          <w:rFonts w:ascii="Microsoft YaHei" w:eastAsia="Microsoft YaHei" w:hAnsi="Microsoft YaHei" w:cs="Microsoft YaHei" w:hint="eastAsia"/>
+          <w:sz w:val="21"/>
+          <w:szCs w:val="21"/>
+        </w:rPr>
+        <w:t>与</w:t>
+      </w:r>
+      <w:r>
+        <w:rPr>
+          <w:rFonts w:ascii="Segoe UI" w:hAnsi="Segoe UI" w:cs="Segoe UI"/>
+          <w:sz w:val="21"/>
+          <w:szCs w:val="21"/>
+        </w:rPr>
+        <w:t xml:space="preserve"> NV </w:t>
+      </w:r>
+      <w:r>
+        <w:rPr>
+          <w:rFonts w:ascii="Microsoft YaHei" w:eastAsia="Microsoft YaHei" w:hAnsi="Microsoft YaHei" w:cs="Microsoft YaHei" w:hint="eastAsia"/>
+          <w:sz w:val="21"/>
+          <w:szCs w:val="21"/>
+        </w:rPr>
+        <w:t>联合教师策略得到的启发式成本，用来作为</w:t>
+      </w:r>
+      <w:r>
+        <w:rPr>
+          <w:rFonts w:ascii="Segoe UI" w:hAnsi="Segoe UI" w:cs="Segoe UI"/>
+          <w:sz w:val="21"/>
+          <w:szCs w:val="21"/>
+        </w:rPr>
+        <w:t xml:space="preserve"> DRL </w:t>
+      </w:r>
+      <w:r>
+        <w:rPr>
+          <w:rFonts w:ascii="Microsoft YaHei" w:eastAsia="Microsoft YaHei" w:hAnsi="Microsoft YaHei" w:cs="Microsoft YaHei" w:hint="eastAsia"/>
+          <w:sz w:val="21"/>
+          <w:szCs w:val="21"/>
+        </w:rPr>
+        <w:t>策略训练时的基准。这样做的目的，是让</w:t>
+      </w:r>
+      <w:r>
+        <w:rPr>
+          <w:rFonts w:ascii="Segoe UI" w:hAnsi="Segoe UI" w:cs="Segoe UI"/>
+          <w:sz w:val="21"/>
+          <w:szCs w:val="21"/>
+        </w:rPr>
+        <w:t xml:space="preserve"> DRL </w:t>
+      </w:r>
+      <w:r>
+        <w:rPr>
+          <w:rFonts w:ascii="Microsoft YaHei" w:eastAsia="Microsoft YaHei" w:hAnsi="Microsoft YaHei" w:cs="Microsoft YaHei" w:hint="eastAsia"/>
+          <w:sz w:val="21"/>
+          <w:szCs w:val="21"/>
+        </w:rPr>
+        <w:t>不仅学习常规订货策略，也能在有应急订货兜底的情况下，学习如何重新分配常规订货和应急订货之间的关系。理论上，</w:t>
+      </w:r>
+      <w:r>
+        <w:rPr>
+          <w:rFonts w:ascii="Segoe UI" w:hAnsi="Segoe UI" w:cs="Segoe UI"/>
+          <w:sz w:val="21"/>
+          <w:szCs w:val="21"/>
+        </w:rPr>
+        <w:t xml:space="preserve">DRL </w:t>
+      </w:r>
+      <w:r>
+        <w:rPr>
+          <w:rFonts w:ascii="Microsoft YaHei" w:eastAsia="Microsoft YaHei" w:hAnsi="Microsoft YaHei" w:cs="Microsoft YaHei" w:hint="eastAsia"/>
+          <w:sz w:val="21"/>
+          <w:szCs w:val="21"/>
+        </w:rPr>
+        <w:t>可能会学到</w:t>
+      </w:r>
+      <w:r>
+        <w:rPr>
+          <w:rFonts w:ascii="Segoe UI" w:hAnsi="Segoe UI" w:cs="Segoe UI"/>
+          <w:sz w:val="21"/>
+          <w:szCs w:val="21"/>
+        </w:rPr>
+        <w:t>“</w:t>
+      </w:r>
+      <w:r>
+        <w:rPr>
+          <w:rFonts w:ascii="Microsoft YaHei" w:eastAsia="Microsoft YaHei" w:hAnsi="Microsoft YaHei" w:cs="Microsoft YaHei" w:hint="eastAsia"/>
+          <w:sz w:val="21"/>
+          <w:szCs w:val="21"/>
+        </w:rPr>
+        <w:t>因为存在应急订货兜底，所以常规订货可以适当减少</w:t>
+      </w:r>
+      <w:r>
+        <w:rPr>
+          <w:rFonts w:ascii="Segoe UI" w:hAnsi="Segoe UI" w:cs="Segoe UI"/>
+          <w:sz w:val="21"/>
+          <w:szCs w:val="21"/>
+        </w:rPr>
+        <w:t>”</w:t>
+      </w:r>
+      <w:r>
+        <w:rPr>
+          <w:rFonts w:ascii="Microsoft YaHei" w:eastAsia="Microsoft YaHei" w:hAnsi="Microsoft YaHei" w:cs="Microsoft YaHei" w:hint="eastAsia"/>
+          <w:sz w:val="21"/>
+          <w:szCs w:val="21"/>
+        </w:rPr>
+        <w:t>的策略，这正是扩展二希望体现的联合优化效果。</w:t>
+      </w:r>
+    </w:p>
+    <w:p>
+      <w:pPr>
+        <w:pStyle w:val="NormalWeb"/>
+        <w:spacing w:line="300" w:lineRule="atLeast"/>
+        <w:rPr>
+          <w:rFonts w:ascii="Segoe UI" w:hAnsi="Segoe UI" w:cs="Segoe UI"/>
+          <w:sz w:val="21"/>
+          <w:szCs w:val="21"/>
+        </w:rPr>
+      </w:pPr>
+      <w:r>
+        <w:rPr>
+          <w:rFonts w:ascii="Microsoft YaHei" w:eastAsia="Microsoft YaHei" w:hAnsi="Microsoft YaHei" w:cs="Microsoft YaHei" w:hint="eastAsia"/>
+          <w:sz w:val="21"/>
+          <w:szCs w:val="21"/>
+        </w:rPr>
+        <w:lastRenderedPageBreak/>
+        <w:t>关于几个设计参数，首先是</w:t>
+      </w:r>
+      <w:r>
+        <w:rPr>
+          <w:rFonts w:ascii="Segoe UI" w:hAnsi="Segoe UI" w:cs="Segoe UI"/>
+          <w:sz w:val="21"/>
+          <w:szCs w:val="21"/>
+        </w:rPr>
+        <w:t xml:space="preserve"> </w:t>
+      </w:r>
+      <w:r>
+        <w:rPr>
+          <w:rStyle w:val="HTMLCode"/>
+        </w:rPr>
+        <w:t>EPS_Q2 = 0.5</w:t>
+      </w:r>
+      <w:r>
+        <w:rPr>
+          <w:rFonts w:ascii="Microsoft YaHei" w:eastAsia="Microsoft YaHei" w:hAnsi="Microsoft YaHei" w:cs="Microsoft YaHei" w:hint="eastAsia"/>
+          <w:sz w:val="21"/>
+          <w:szCs w:val="21"/>
+        </w:rPr>
+        <w:t>。这个参数表示应急订货量可以在</w:t>
+      </w:r>
+      <w:r>
+        <w:rPr>
+          <w:rFonts w:ascii="Segoe UI" w:hAnsi="Segoe UI" w:cs="Segoe UI"/>
+          <w:sz w:val="21"/>
+          <w:szCs w:val="21"/>
+        </w:rPr>
+        <w:t xml:space="preserve"> NV </w:t>
+      </w:r>
+      <w:r>
+        <w:rPr>
+          <w:rFonts w:ascii="Microsoft YaHei" w:eastAsia="Microsoft YaHei" w:hAnsi="Microsoft YaHei" w:cs="Microsoft YaHei" w:hint="eastAsia"/>
+          <w:sz w:val="21"/>
+          <w:szCs w:val="21"/>
+        </w:rPr>
+        <w:t>教师策略的基础上进行</w:t>
+      </w:r>
+      <w:r>
+        <w:rPr>
+          <w:rFonts w:ascii="Segoe UI" w:hAnsi="Segoe UI" w:cs="Segoe UI"/>
+          <w:sz w:val="21"/>
+          <w:szCs w:val="21"/>
+        </w:rPr>
+        <w:t xml:space="preserve"> ±50% </w:t>
+      </w:r>
+      <w:r>
+        <w:rPr>
+          <w:rFonts w:ascii="Microsoft YaHei" w:eastAsia="Microsoft YaHei" w:hAnsi="Microsoft YaHei" w:cs="Microsoft YaHei" w:hint="eastAsia"/>
+          <w:sz w:val="21"/>
+          <w:szCs w:val="21"/>
+        </w:rPr>
+        <w:t>的调整。之所以设置得比常规订货中的</w:t>
+      </w:r>
+      <w:r>
+        <w:rPr>
+          <w:rFonts w:ascii="Segoe UI" w:hAnsi="Segoe UI" w:cs="Segoe UI"/>
+          <w:sz w:val="21"/>
+          <w:szCs w:val="21"/>
+        </w:rPr>
+        <w:t xml:space="preserve"> </w:t>
+      </w:r>
+      <w:r>
+        <w:rPr>
+          <w:rStyle w:val="HTMLCode"/>
+        </w:rPr>
+        <w:t>BASE = 0.25</w:t>
+      </w:r>
+      <w:r>
+        <w:rPr>
+          <w:rFonts w:ascii="Segoe UI" w:hAnsi="Segoe UI" w:cs="Segoe UI"/>
+          <w:sz w:val="21"/>
+          <w:szCs w:val="21"/>
+        </w:rPr>
+        <w:t xml:space="preserve"> </w:t>
+      </w:r>
+      <w:r>
+        <w:rPr>
+          <w:rFonts w:ascii="Microsoft YaHei" w:eastAsia="Microsoft YaHei" w:hAnsi="Microsoft YaHei" w:cs="Microsoft YaHei" w:hint="eastAsia"/>
+          <w:sz w:val="21"/>
+          <w:szCs w:val="21"/>
+        </w:rPr>
+        <w:t>更大，是因为应急订货只有</w:t>
+      </w:r>
+      <w:r>
+        <w:rPr>
+          <w:rFonts w:ascii="Segoe UI" w:hAnsi="Segoe UI" w:cs="Segoe UI"/>
+          <w:sz w:val="21"/>
+          <w:szCs w:val="21"/>
+        </w:rPr>
+        <w:t xml:space="preserve"> 1 </w:t>
+      </w:r>
+      <w:r>
+        <w:rPr>
+          <w:rFonts w:ascii="Microsoft YaHei" w:eastAsia="Microsoft YaHei" w:hAnsi="Microsoft YaHei" w:cs="Microsoft YaHei" w:hint="eastAsia"/>
+          <w:sz w:val="21"/>
+          <w:szCs w:val="21"/>
+        </w:rPr>
+        <w:t>个自由度，如果调整范围太小，</w:t>
+      </w:r>
+      <w:r>
+        <w:rPr>
+          <w:rFonts w:ascii="Segoe UI" w:hAnsi="Segoe UI" w:cs="Segoe UI"/>
+          <w:sz w:val="21"/>
+          <w:szCs w:val="21"/>
+        </w:rPr>
+        <w:t xml:space="preserve">DRL </w:t>
+      </w:r>
+      <w:r>
+        <w:rPr>
+          <w:rFonts w:ascii="Microsoft YaHei" w:eastAsia="Microsoft YaHei" w:hAnsi="Microsoft YaHei" w:cs="Microsoft YaHei" w:hint="eastAsia"/>
+          <w:sz w:val="21"/>
+          <w:szCs w:val="21"/>
+        </w:rPr>
+        <w:t>基本只能照搬</w:t>
+      </w:r>
+      <w:r>
+        <w:rPr>
+          <w:rFonts w:ascii="Segoe UI" w:hAnsi="Segoe UI" w:cs="Segoe UI"/>
+          <w:sz w:val="21"/>
+          <w:szCs w:val="21"/>
+        </w:rPr>
+        <w:t xml:space="preserve"> NV </w:t>
+      </w:r>
+      <w:r>
+        <w:rPr>
+          <w:rFonts w:ascii="Microsoft YaHei" w:eastAsia="Microsoft YaHei" w:hAnsi="Microsoft YaHei" w:cs="Microsoft YaHei" w:hint="eastAsia"/>
+          <w:sz w:val="21"/>
+          <w:szCs w:val="21"/>
+        </w:rPr>
+        <w:t>策略，难以体现学习效果；但如果调整范围过大，则可能导致训练过程中</w:t>
+      </w:r>
+      <w:r>
+        <w:rPr>
+          <w:rFonts w:ascii="Segoe UI" w:hAnsi="Segoe UI" w:cs="Segoe UI"/>
+          <w:sz w:val="21"/>
+          <w:szCs w:val="21"/>
+        </w:rPr>
+        <w:t xml:space="preserve"> </w:t>
+      </w:r>
+      <w:r>
+        <w:rPr>
+          <w:rStyle w:val="HTMLCode"/>
+        </w:rPr>
+        <w:t>q2</w:t>
+      </w:r>
+      <w:r>
+        <w:rPr>
+          <w:rFonts w:ascii="Segoe UI" w:hAnsi="Segoe UI" w:cs="Segoe UI"/>
+          <w:sz w:val="21"/>
+          <w:szCs w:val="21"/>
+        </w:rPr>
+        <w:t xml:space="preserve"> </w:t>
+      </w:r>
+      <w:r>
+        <w:rPr>
+          <w:rFonts w:ascii="Microsoft YaHei" w:eastAsia="Microsoft YaHei" w:hAnsi="Microsoft YaHei" w:cs="Microsoft YaHei" w:hint="eastAsia"/>
+          <w:sz w:val="21"/>
+          <w:szCs w:val="21"/>
+        </w:rPr>
+        <w:t>波动过于剧烈，影响稳定性。因此，当前设置为</w:t>
+      </w:r>
+      <w:r>
+        <w:rPr>
+          <w:rFonts w:ascii="Segoe UI" w:hAnsi="Segoe UI" w:cs="Segoe UI"/>
+          <w:sz w:val="21"/>
+          <w:szCs w:val="21"/>
+        </w:rPr>
+        <w:t xml:space="preserve"> 0.5 </w:t>
+      </w:r>
+      <w:r>
+        <w:rPr>
+          <w:rFonts w:ascii="Microsoft YaHei" w:eastAsia="Microsoft YaHei" w:hAnsi="Microsoft YaHei" w:cs="Microsoft YaHei" w:hint="eastAsia"/>
+          <w:sz w:val="21"/>
+          <w:szCs w:val="21"/>
+        </w:rPr>
+        <w:t>是一个相对折中的选择。如果后续训练中发现应急订货量跳变明显，可以考虑将其调小到</w:t>
+      </w:r>
+      <w:r>
+        <w:rPr>
+          <w:rFonts w:ascii="Segoe UI" w:hAnsi="Segoe UI" w:cs="Segoe UI"/>
+          <w:sz w:val="21"/>
+          <w:szCs w:val="21"/>
+        </w:rPr>
+        <w:t xml:space="preserve"> 0.25</w:t>
+      </w:r>
+      <w:r>
+        <w:rPr>
+          <w:rFonts w:ascii="Microsoft YaHei" w:eastAsia="Microsoft YaHei" w:hAnsi="Microsoft YaHei" w:cs="Microsoft YaHei" w:hint="eastAsia"/>
+          <w:sz w:val="21"/>
+          <w:szCs w:val="21"/>
+        </w:rPr>
+        <w:t>。</w:t>
+      </w:r>
+    </w:p>
+    <w:p>
+      <w:pPr>
+        <w:pStyle w:val="NormalWeb"/>
+        <w:spacing w:line="300" w:lineRule="atLeast"/>
+        <w:rPr>
+          <w:rFonts w:ascii="Segoe UI" w:hAnsi="Segoe UI" w:cs="Segoe UI"/>
+          <w:sz w:val="21"/>
+          <w:szCs w:val="21"/>
+        </w:rPr>
+      </w:pPr>
+      <w:r>
+        <w:rPr>
+          <w:rFonts w:ascii="Microsoft YaHei" w:eastAsia="Microsoft YaHei" w:hAnsi="Microsoft YaHei" w:cs="Microsoft YaHei" w:hint="eastAsia"/>
+          <w:sz w:val="21"/>
+          <w:szCs w:val="21"/>
+        </w:rPr>
+        <w:t>其次是</w:t>
+      </w:r>
+      <w:r>
+        <w:rPr>
+          <w:rFonts w:ascii="Segoe UI" w:hAnsi="Segoe UI" w:cs="Segoe UI"/>
+          <w:sz w:val="21"/>
+          <w:szCs w:val="21"/>
+        </w:rPr>
+        <w:t xml:space="preserve"> benchmark </w:t>
+      </w:r>
+      <w:r>
+        <w:rPr>
+          <w:rFonts w:ascii="Microsoft YaHei" w:eastAsia="Microsoft YaHei" w:hAnsi="Microsoft YaHei" w:cs="Microsoft YaHei" w:hint="eastAsia"/>
+          <w:sz w:val="21"/>
+          <w:szCs w:val="21"/>
+        </w:rPr>
+        <w:t>的选择。目前扩展二使用</w:t>
+      </w:r>
+      <w:r>
+        <w:rPr>
+          <w:rFonts w:ascii="Segoe UI" w:hAnsi="Segoe UI" w:cs="Segoe UI"/>
+          <w:sz w:val="21"/>
+          <w:szCs w:val="21"/>
+        </w:rPr>
+        <w:t xml:space="preserve"> </w:t>
+      </w:r>
+      <w:r>
+        <w:rPr>
+          <w:rStyle w:val="HTMLCode"/>
+        </w:rPr>
+        <w:t>Qt_HEUR</w:t>
+      </w:r>
+      <w:r>
+        <w:rPr>
+          <w:rFonts w:ascii="Segoe UI" w:hAnsi="Segoe UI" w:cs="Segoe UI"/>
+          <w:sz w:val="21"/>
+          <w:szCs w:val="21"/>
+        </w:rPr>
+        <w:t xml:space="preserve"> </w:t>
+      </w:r>
+      <w:r>
+        <w:rPr>
+          <w:rFonts w:ascii="Microsoft YaHei" w:eastAsia="Microsoft YaHei" w:hAnsi="Microsoft YaHei" w:cs="Microsoft YaHei" w:hint="eastAsia"/>
+          <w:sz w:val="21"/>
+          <w:szCs w:val="21"/>
+        </w:rPr>
+        <w:t>作为主要</w:t>
+      </w:r>
+      <w:r>
+        <w:rPr>
+          <w:rFonts w:ascii="Segoe UI" w:hAnsi="Segoe UI" w:cs="Segoe UI"/>
+          <w:sz w:val="21"/>
+          <w:szCs w:val="21"/>
+        </w:rPr>
+        <w:t xml:space="preserve"> benchmark</w:t>
+      </w:r>
+      <w:r>
+        <w:rPr>
+          <w:rFonts w:ascii="Microsoft YaHei" w:eastAsia="Microsoft YaHei" w:hAnsi="Microsoft YaHei" w:cs="Microsoft YaHei" w:hint="eastAsia"/>
+          <w:sz w:val="21"/>
+          <w:szCs w:val="21"/>
+        </w:rPr>
+        <w:t>，也就是</w:t>
+      </w:r>
+      <w:r>
+        <w:rPr>
+          <w:rFonts w:ascii="Segoe UI" w:hAnsi="Segoe UI" w:cs="Segoe UI"/>
+          <w:sz w:val="21"/>
+          <w:szCs w:val="21"/>
+        </w:rPr>
+        <w:t xml:space="preserve"> WNH </w:t>
+      </w:r>
+      <w:r>
+        <w:rPr>
+          <w:rFonts w:ascii="Microsoft YaHei" w:eastAsia="Microsoft YaHei" w:hAnsi="Microsoft YaHei" w:cs="Microsoft YaHei" w:hint="eastAsia"/>
+          <w:sz w:val="21"/>
+          <w:szCs w:val="21"/>
+        </w:rPr>
+        <w:t>与</w:t>
+      </w:r>
+      <w:r>
+        <w:rPr>
+          <w:rFonts w:ascii="Segoe UI" w:hAnsi="Segoe UI" w:cs="Segoe UI"/>
+          <w:sz w:val="21"/>
+          <w:szCs w:val="21"/>
+        </w:rPr>
+        <w:t xml:space="preserve"> NV </w:t>
+      </w:r>
+      <w:r>
+        <w:rPr>
+          <w:rFonts w:ascii="Microsoft YaHei" w:eastAsia="Microsoft YaHei" w:hAnsi="Microsoft YaHei" w:cs="Microsoft YaHei" w:hint="eastAsia"/>
+          <w:sz w:val="21"/>
+          <w:szCs w:val="21"/>
+        </w:rPr>
+        <w:t>联合教师策略。这个设置是合理的，因为扩展二本身就是在</w:t>
+      </w:r>
+      <w:r>
+        <w:rPr>
+          <w:rFonts w:ascii="Segoe UI" w:hAnsi="Segoe UI" w:cs="Segoe UI"/>
+          <w:sz w:val="21"/>
+          <w:szCs w:val="21"/>
+        </w:rPr>
+        <w:t>“</w:t>
+      </w:r>
+      <w:r>
+        <w:rPr>
+          <w:rFonts w:ascii="Microsoft YaHei" w:eastAsia="Microsoft YaHei" w:hAnsi="Microsoft YaHei" w:cs="Microsoft YaHei" w:hint="eastAsia"/>
+          <w:sz w:val="21"/>
+          <w:szCs w:val="21"/>
+        </w:rPr>
+        <w:t>常规订货</w:t>
+      </w:r>
+      <w:r>
+        <w:rPr>
+          <w:rFonts w:ascii="Segoe UI" w:hAnsi="Segoe UI" w:cs="Segoe UI"/>
+          <w:sz w:val="21"/>
+          <w:szCs w:val="21"/>
+        </w:rPr>
+        <w:t xml:space="preserve"> + </w:t>
+      </w:r>
+      <w:r>
+        <w:rPr>
+          <w:rFonts w:ascii="Microsoft YaHei" w:eastAsia="Microsoft YaHei" w:hAnsi="Microsoft YaHei" w:cs="Microsoft YaHei" w:hint="eastAsia"/>
+          <w:sz w:val="21"/>
+          <w:szCs w:val="21"/>
+        </w:rPr>
+        <w:t>应急订货</w:t>
+      </w:r>
+      <w:r>
+        <w:rPr>
+          <w:rFonts w:ascii="Segoe UI" w:hAnsi="Segoe UI" w:cs="Segoe UI"/>
+          <w:sz w:val="21"/>
+          <w:szCs w:val="21"/>
+        </w:rPr>
+        <w:t>”</w:t>
+      </w:r>
+      <w:r>
+        <w:rPr>
+          <w:rFonts w:ascii="Microsoft YaHei" w:eastAsia="Microsoft YaHei" w:hAnsi="Microsoft YaHei" w:cs="Microsoft YaHei" w:hint="eastAsia"/>
+          <w:sz w:val="21"/>
+          <w:szCs w:val="21"/>
+        </w:rPr>
+        <w:t>的联合框架下训练</w:t>
+      </w:r>
+      <w:r>
+        <w:rPr>
+          <w:rFonts w:ascii="Segoe UI" w:hAnsi="Segoe UI" w:cs="Segoe UI"/>
+          <w:sz w:val="21"/>
+          <w:szCs w:val="21"/>
+        </w:rPr>
+        <w:t xml:space="preserve"> DRL</w:t>
+      </w:r>
+      <w:r>
+        <w:rPr>
+          <w:rFonts w:ascii="Microsoft YaHei" w:eastAsia="Microsoft YaHei" w:hAnsi="Microsoft YaHei" w:cs="Microsoft YaHei" w:hint="eastAsia"/>
+          <w:sz w:val="21"/>
+          <w:szCs w:val="21"/>
+        </w:rPr>
+        <w:t>，因此</w:t>
+      </w:r>
+      <w:r>
+        <w:rPr>
+          <w:rFonts w:ascii="Segoe UI" w:hAnsi="Segoe UI" w:cs="Segoe UI"/>
+          <w:sz w:val="21"/>
+          <w:szCs w:val="21"/>
+        </w:rPr>
+        <w:t xml:space="preserve"> benchmark </w:t>
+      </w:r>
+      <w:r>
+        <w:rPr>
+          <w:rFonts w:ascii="Microsoft YaHei" w:eastAsia="Microsoft YaHei" w:hAnsi="Microsoft YaHei" w:cs="Microsoft YaHei" w:hint="eastAsia"/>
+          <w:sz w:val="21"/>
+          <w:szCs w:val="21"/>
+        </w:rPr>
+        <w:t>也应该包含应急订货机制。不过，为了更清楚地展示扩展二的改进效果，后续测试中也可以额外加入</w:t>
+      </w:r>
+      <w:r>
+        <w:rPr>
+          <w:rFonts w:ascii="Segoe UI" w:hAnsi="Segoe UI" w:cs="Segoe UI"/>
+          <w:sz w:val="21"/>
+          <w:szCs w:val="21"/>
+        </w:rPr>
+        <w:t xml:space="preserve"> </w:t>
+      </w:r>
+      <w:r>
+        <w:rPr>
+          <w:rStyle w:val="HTMLCode"/>
+        </w:rPr>
+        <w:t>Qt_WNH</w:t>
+      </w:r>
+      <w:r>
+        <w:rPr>
+          <w:rFonts w:ascii="Segoe UI" w:hAnsi="Segoe UI" w:cs="Segoe UI"/>
+          <w:sz w:val="21"/>
+          <w:szCs w:val="21"/>
+        </w:rPr>
+        <w:t xml:space="preserve"> </w:t>
+      </w:r>
+      <w:r>
+        <w:rPr>
+          <w:rFonts w:ascii="Microsoft YaHei" w:eastAsia="Microsoft YaHei" w:hAnsi="Microsoft YaHei" w:cs="Microsoft YaHei" w:hint="eastAsia"/>
+          <w:sz w:val="21"/>
+          <w:szCs w:val="21"/>
+        </w:rPr>
+        <w:t>作为无应急订货的对照策略。这样可以观察</w:t>
+      </w:r>
+      <w:r>
+        <w:rPr>
+          <w:rFonts w:ascii="Segoe UI" w:hAnsi="Segoe UI" w:cs="Segoe UI"/>
+          <w:sz w:val="21"/>
+          <w:szCs w:val="21"/>
+        </w:rPr>
+        <w:t xml:space="preserve"> DRL </w:t>
+      </w:r>
+      <w:r>
+        <w:rPr>
+          <w:rFonts w:ascii="Microsoft YaHei" w:eastAsia="Microsoft YaHei" w:hAnsi="Microsoft YaHei" w:cs="Microsoft YaHei" w:hint="eastAsia"/>
+          <w:sz w:val="21"/>
+          <w:szCs w:val="21"/>
+        </w:rPr>
+        <w:t>在引入应急订货之后，是否能够严格优于没有应急订货的传统常规订货策略。</w:t>
+      </w:r>
+    </w:p>
+    <w:p>
+      <w:pPr>
+        <w:pStyle w:val="NormalWeb"/>
+        <w:spacing w:line="300" w:lineRule="atLeast"/>
+        <w:rPr>
+          <w:rFonts w:ascii="Segoe UI" w:hAnsi="Segoe UI" w:cs="Segoe UI"/>
+          <w:sz w:val="21"/>
+          <w:szCs w:val="21"/>
+        </w:rPr>
+      </w:pPr>
+      <w:r>
+        <w:rPr>
+          <w:rFonts w:ascii="Microsoft YaHei" w:eastAsia="Microsoft YaHei" w:hAnsi="Microsoft YaHei" w:cs="Microsoft YaHei" w:hint="eastAsia"/>
+          <w:sz w:val="21"/>
+          <w:szCs w:val="21"/>
+        </w:rPr>
+        <w:t>最后，训练配置目前与扩展一保持一致，包括</w:t>
+      </w:r>
+      <w:r>
+        <w:rPr>
+          <w:rFonts w:ascii="Segoe UI" w:hAnsi="Segoe UI" w:cs="Segoe UI"/>
+          <w:sz w:val="21"/>
+          <w:szCs w:val="21"/>
+        </w:rPr>
+        <w:t xml:space="preserve"> 30 </w:t>
+      </w:r>
+      <w:r>
+        <w:rPr>
+          <w:rFonts w:ascii="Microsoft YaHei" w:eastAsia="Microsoft YaHei" w:hAnsi="Microsoft YaHei" w:cs="Microsoft YaHei" w:hint="eastAsia"/>
+          <w:sz w:val="21"/>
+          <w:szCs w:val="21"/>
+        </w:rPr>
+        <w:t>个</w:t>
+      </w:r>
+      <w:r>
+        <w:rPr>
+          <w:rFonts w:ascii="Segoe UI" w:hAnsi="Segoe UI" w:cs="Segoe UI"/>
+          <w:sz w:val="21"/>
+          <w:szCs w:val="21"/>
+        </w:rPr>
+        <w:t xml:space="preserve"> episodes</w:t>
+      </w:r>
+      <w:r>
+        <w:rPr>
+          <w:rFonts w:ascii="Microsoft YaHei" w:eastAsia="Microsoft YaHei" w:hAnsi="Microsoft YaHei" w:cs="Microsoft YaHei" w:hint="eastAsia"/>
+          <w:sz w:val="21"/>
+          <w:szCs w:val="21"/>
+        </w:rPr>
+        <w:t>、</w:t>
+      </w:r>
+      <w:r>
+        <w:rPr>
+          <w:rFonts w:ascii="Segoe UI" w:hAnsi="Segoe UI" w:cs="Segoe UI"/>
+          <w:sz w:val="21"/>
+          <w:szCs w:val="21"/>
+        </w:rPr>
+        <w:t xml:space="preserve">30 </w:t>
+      </w:r>
+      <w:r>
+        <w:rPr>
+          <w:rFonts w:ascii="Microsoft YaHei" w:eastAsia="Microsoft YaHei" w:hAnsi="Microsoft YaHei" w:cs="Microsoft YaHei" w:hint="eastAsia"/>
+          <w:sz w:val="21"/>
+          <w:szCs w:val="21"/>
+        </w:rPr>
+        <w:t>的</w:t>
+      </w:r>
+      <w:r>
+        <w:rPr>
+          <w:rFonts w:ascii="Segoe UI" w:hAnsi="Segoe UI" w:cs="Segoe UI"/>
+          <w:sz w:val="21"/>
+          <w:szCs w:val="21"/>
+        </w:rPr>
+        <w:t xml:space="preserve"> batch size</w:t>
+      </w:r>
+      <w:r>
+        <w:rPr>
+          <w:rFonts w:ascii="Microsoft YaHei" w:eastAsia="Microsoft YaHei" w:hAnsi="Microsoft YaHei" w:cs="Microsoft YaHei" w:hint="eastAsia"/>
+          <w:sz w:val="21"/>
+          <w:szCs w:val="21"/>
+        </w:rPr>
+        <w:t>，以及</w:t>
+      </w:r>
+      <w:r>
+        <w:rPr>
+          <w:rFonts w:ascii="Segoe UI" w:hAnsi="Segoe UI" w:cs="Segoe UI"/>
+          <w:sz w:val="21"/>
+          <w:szCs w:val="21"/>
+        </w:rPr>
+        <w:t xml:space="preserve"> 200 </w:t>
+      </w:r>
+      <w:r>
+        <w:rPr>
+          <w:rFonts w:ascii="Microsoft YaHei" w:eastAsia="Microsoft YaHei" w:hAnsi="Microsoft YaHei" w:cs="Microsoft YaHei" w:hint="eastAsia"/>
+          <w:sz w:val="21"/>
+          <w:szCs w:val="21"/>
+        </w:rPr>
+        <w:t>的</w:t>
+      </w:r>
+      <w:r>
+        <w:rPr>
+          <w:rFonts w:ascii="Segoe UI" w:hAnsi="Segoe UI" w:cs="Segoe UI"/>
+          <w:sz w:val="21"/>
+          <w:szCs w:val="21"/>
+        </w:rPr>
+        <w:t xml:space="preserve"> max batch</w:t>
+      </w:r>
+      <w:r>
+        <w:rPr>
+          <w:rFonts w:ascii="Microsoft YaHei" w:eastAsia="Microsoft YaHei" w:hAnsi="Microsoft YaHei" w:cs="Microsoft YaHei" w:hint="eastAsia"/>
+          <w:sz w:val="21"/>
+          <w:szCs w:val="21"/>
+        </w:rPr>
+        <w:t>。这样设置的好处是便于与扩展一进行公平对比，不会因为训练参数变化而影响结果解释。不过，由于扩展二引入了应急订货输出，联合优化问题比扩展一略复杂。如果后续发现训练结果不够稳定，或者</w:t>
+      </w:r>
+      <w:r>
+        <w:rPr>
+          <w:rFonts w:ascii="Segoe UI" w:hAnsi="Segoe UI" w:cs="Segoe UI"/>
+          <w:sz w:val="21"/>
+          <w:szCs w:val="21"/>
+        </w:rPr>
+        <w:t xml:space="preserve"> DRL </w:t>
+      </w:r>
+      <w:r>
+        <w:rPr>
+          <w:rFonts w:ascii="Microsoft YaHei" w:eastAsia="Microsoft YaHei" w:hAnsi="Microsoft YaHei" w:cs="Microsoft YaHei" w:hint="eastAsia"/>
+          <w:sz w:val="21"/>
+          <w:szCs w:val="21"/>
+        </w:rPr>
+        <w:t>策略没有明显优于启发式策略，可以考虑增加训练轮数、扩大</w:t>
+      </w:r>
+      <w:r>
+        <w:rPr>
+          <w:rFonts w:ascii="Segoe UI" w:hAnsi="Segoe UI" w:cs="Segoe UI"/>
+          <w:sz w:val="21"/>
+          <w:szCs w:val="21"/>
+        </w:rPr>
+        <w:t xml:space="preserve"> batch size</w:t>
+      </w:r>
+      <w:r>
+        <w:rPr>
+          <w:rFonts w:ascii="Microsoft YaHei" w:eastAsia="Microsoft YaHei" w:hAnsi="Microsoft YaHei" w:cs="Microsoft YaHei" w:hint="eastAsia"/>
+          <w:sz w:val="21"/>
+          <w:szCs w:val="21"/>
+        </w:rPr>
+        <w:t>，或者适当调整</w:t>
+      </w:r>
+      <w:r>
+        <w:rPr>
+          <w:rFonts w:ascii="Segoe UI" w:hAnsi="Segoe UI" w:cs="Segoe UI"/>
+          <w:sz w:val="21"/>
+          <w:szCs w:val="21"/>
+        </w:rPr>
+        <w:t xml:space="preserve"> </w:t>
+      </w:r>
+      <w:r>
+        <w:rPr>
+          <w:rStyle w:val="HTMLCode"/>
+        </w:rPr>
+        <w:t>EPS_Q2</w:t>
+      </w:r>
+      <w:r>
+        <w:rPr>
+          <w:rFonts w:ascii="Microsoft YaHei" w:eastAsia="Microsoft YaHei" w:hAnsi="Microsoft YaHei" w:cs="Microsoft YaHei" w:hint="eastAsia"/>
+          <w:sz w:val="21"/>
+          <w:szCs w:val="21"/>
+        </w:rPr>
+        <w:t>，以提高训练稳定性和策略表现。</w:t>
+      </w:r>
+    </w:p>
+    <w:p>
+      <w:pPr>
+        <w:pStyle w:val="NormalWeb"/>
+        <w:spacing w:line="300" w:lineRule="atLeast"/>
+        <w:rPr>
+          <w:rFonts w:ascii="Segoe UI" w:hAnsi="Segoe UI" w:cs="Segoe UI"/>
+          <w:sz w:val="21"/>
+          <w:szCs w:val="21"/>
+        </w:rPr>
+      </w:pPr>
+      <w:r>
+        <w:rPr>
+          <w:rFonts w:ascii="Microsoft YaHei" w:eastAsia="Microsoft YaHei" w:hAnsi="Microsoft YaHei" w:cs="Microsoft YaHei" w:hint="eastAsia"/>
+          <w:sz w:val="21"/>
+          <w:szCs w:val="21"/>
+        </w:rPr>
+        <w:t>三个扩展二文件的建议运行顺序如下。首先运行</w:t>
+      </w:r>
+      <w:r>
+        <w:rPr>
+          <w:rFonts w:ascii="Segoe UI" w:hAnsi="Segoe UI" w:cs="Segoe UI"/>
+          <w:sz w:val="21"/>
+          <w:szCs w:val="21"/>
+        </w:rPr>
+        <w:t xml:space="preserve"> </w:t>
+      </w:r>
+      <w:r>
+        <w:rPr>
+          <w:rStyle w:val="HTMLCode"/>
+        </w:rPr>
+        <w:t>main_dual.py</w:t>
+      </w:r>
+      <w:r>
+        <w:rPr>
+          <w:rFonts w:ascii="Microsoft YaHei" w:eastAsia="Microsoft YaHei" w:hAnsi="Microsoft YaHei" w:cs="Microsoft YaHei" w:hint="eastAsia"/>
+          <w:sz w:val="21"/>
+          <w:szCs w:val="21"/>
+        </w:rPr>
+        <w:t>，用于计算</w:t>
+      </w:r>
+      <w:r>
+        <w:rPr>
+          <w:rFonts w:ascii="Segoe UI" w:hAnsi="Segoe UI" w:cs="Segoe UI"/>
+          <w:sz w:val="21"/>
+          <w:szCs w:val="21"/>
+        </w:rPr>
+        <w:t xml:space="preserve"> LIR</w:t>
+      </w:r>
+      <w:r>
+        <w:rPr>
+          <w:rFonts w:ascii="Microsoft YaHei" w:eastAsia="Microsoft YaHei" w:hAnsi="Microsoft YaHei" w:cs="Microsoft YaHei" w:hint="eastAsia"/>
+          <w:sz w:val="21"/>
+          <w:szCs w:val="21"/>
+        </w:rPr>
+        <w:t>、</w:t>
+      </w:r>
+      <w:r>
+        <w:rPr>
+          <w:rFonts w:ascii="Segoe UI" w:hAnsi="Segoe UI" w:cs="Segoe UI"/>
+          <w:sz w:val="21"/>
+          <w:szCs w:val="21"/>
+        </w:rPr>
+        <w:t>WNH</w:t>
+      </w:r>
+      <w:r>
+        <w:rPr>
+          <w:rFonts w:ascii="Microsoft YaHei" w:eastAsia="Microsoft YaHei" w:hAnsi="Microsoft YaHei" w:cs="Microsoft YaHei" w:hint="eastAsia"/>
+          <w:sz w:val="21"/>
+          <w:szCs w:val="21"/>
+        </w:rPr>
+        <w:t>、</w:t>
+      </w:r>
+      <w:r>
+        <w:rPr>
+          <w:rFonts w:ascii="Segoe UI" w:hAnsi="Segoe UI" w:cs="Segoe UI"/>
+          <w:sz w:val="21"/>
+          <w:szCs w:val="21"/>
+        </w:rPr>
+        <w:t xml:space="preserve">NV </w:t>
+      </w:r>
+      <w:r>
+        <w:rPr>
+          <w:rFonts w:ascii="Microsoft YaHei" w:eastAsia="Microsoft YaHei" w:hAnsi="Microsoft YaHei" w:cs="Microsoft YaHei" w:hint="eastAsia"/>
+          <w:sz w:val="21"/>
+          <w:szCs w:val="21"/>
+        </w:rPr>
+        <w:t>和</w:t>
+      </w:r>
+      <w:r>
+        <w:rPr>
+          <w:rFonts w:ascii="Segoe UI" w:hAnsi="Segoe UI" w:cs="Segoe UI"/>
+          <w:sz w:val="21"/>
+          <w:szCs w:val="21"/>
+        </w:rPr>
+        <w:t xml:space="preserve"> HEUR </w:t>
+      </w:r>
+      <w:r>
+        <w:rPr>
+          <w:rFonts w:ascii="Microsoft YaHei" w:eastAsia="Microsoft YaHei" w:hAnsi="Microsoft YaHei" w:cs="Microsoft YaHei" w:hint="eastAsia"/>
+          <w:sz w:val="21"/>
+          <w:szCs w:val="21"/>
+        </w:rPr>
+        <w:t>等启发式策略，并进行</w:t>
+      </w:r>
+      <w:r>
+        <w:rPr>
+          <w:rFonts w:ascii="Segoe UI" w:hAnsi="Segoe UI" w:cs="Segoe UI"/>
+          <w:sz w:val="21"/>
+          <w:szCs w:val="21"/>
+        </w:rPr>
+        <w:t xml:space="preserve"> sanity check</w:t>
+      </w:r>
+      <w:r>
+        <w:rPr>
+          <w:rFonts w:ascii="Microsoft YaHei" w:eastAsia="Microsoft YaHei" w:hAnsi="Microsoft YaHei" w:cs="Microsoft YaHei" w:hint="eastAsia"/>
+          <w:sz w:val="21"/>
+          <w:szCs w:val="21"/>
+        </w:rPr>
+        <w:t>，确认扩展二的环境和成本计算逻辑没有明显错误。然后运行</w:t>
+      </w:r>
+      <w:r>
+        <w:rPr>
+          <w:rFonts w:ascii="Segoe UI" w:hAnsi="Segoe UI" w:cs="Segoe UI"/>
+          <w:sz w:val="21"/>
+          <w:szCs w:val="21"/>
+        </w:rPr>
+        <w:t xml:space="preserve"> </w:t>
+      </w:r>
+      <w:r>
+        <w:rPr>
+          <w:rStyle w:val="HTMLCode"/>
+        </w:rPr>
+        <w:t>train_dual.py</w:t>
+      </w:r>
+      <w:r>
+        <w:rPr>
+          <w:rFonts w:ascii="Microsoft YaHei" w:eastAsia="Microsoft YaHei" w:hAnsi="Microsoft YaHei" w:cs="Microsoft YaHei" w:hint="eastAsia"/>
+          <w:sz w:val="21"/>
+          <w:szCs w:val="21"/>
+        </w:rPr>
+        <w:t>，开始训练</w:t>
+      </w:r>
+      <w:r>
+        <w:rPr>
+          <w:rFonts w:ascii="Segoe UI" w:hAnsi="Segoe UI" w:cs="Segoe UI"/>
+          <w:sz w:val="21"/>
+          <w:szCs w:val="21"/>
+        </w:rPr>
+        <w:t xml:space="preserve"> DRL </w:t>
+      </w:r>
+      <w:r>
+        <w:rPr>
+          <w:rFonts w:ascii="Microsoft YaHei" w:eastAsia="Microsoft YaHei" w:hAnsi="Microsoft YaHei" w:cs="Microsoft YaHei" w:hint="eastAsia"/>
+          <w:sz w:val="21"/>
+          <w:szCs w:val="21"/>
+        </w:rPr>
+        <w:t>策略，默认训练</w:t>
+      </w:r>
+      <w:r>
+        <w:rPr>
+          <w:rFonts w:ascii="Segoe UI" w:hAnsi="Segoe UI" w:cs="Segoe UI"/>
+          <w:sz w:val="21"/>
+          <w:szCs w:val="21"/>
+        </w:rPr>
+        <w:t xml:space="preserve"> sample 1</w:t>
+      </w:r>
+      <w:r>
+        <w:rPr>
+          <w:rFonts w:ascii="Microsoft YaHei" w:eastAsia="Microsoft YaHei" w:hAnsi="Microsoft YaHei" w:cs="Microsoft YaHei" w:hint="eastAsia"/>
+          <w:sz w:val="21"/>
+          <w:szCs w:val="21"/>
+        </w:rPr>
+        <w:t>。训练完成后，再运行</w:t>
+      </w:r>
+      <w:r>
+        <w:rPr>
+          <w:rFonts w:ascii="Segoe UI" w:hAnsi="Segoe UI" w:cs="Segoe UI"/>
+          <w:sz w:val="21"/>
+          <w:szCs w:val="21"/>
+        </w:rPr>
+        <w:t xml:space="preserve"> </w:t>
+      </w:r>
+      <w:r>
+        <w:rPr>
+          <w:rStyle w:val="HTMLCode"/>
+        </w:rPr>
+        <w:t>test_dual.py</w:t>
+      </w:r>
+      <w:r>
+        <w:rPr>
+          <w:rFonts w:ascii="Microsoft YaHei" w:eastAsia="Microsoft YaHei" w:hAnsi="Microsoft YaHei" w:cs="Microsoft YaHei" w:hint="eastAsia"/>
+          <w:sz w:val="21"/>
+          <w:szCs w:val="21"/>
+        </w:rPr>
+        <w:t>，用于对所有策略进行统一测试和对比，其中包括最终的</w:t>
+      </w:r>
+      <w:r>
+        <w:rPr>
+          <w:rFonts w:ascii="Segoe UI" w:hAnsi="Segoe UI" w:cs="Segoe UI"/>
+          <w:sz w:val="21"/>
+          <w:szCs w:val="21"/>
+        </w:rPr>
+        <w:t xml:space="preserve"> </w:t>
+      </w:r>
+      <w:r>
+        <w:rPr>
+          <w:rStyle w:val="HTMLCode"/>
+        </w:rPr>
+        <w:t>Qt_DRL</w:t>
+      </w:r>
+      <w:r>
+        <w:rPr>
+          <w:rFonts w:ascii="Segoe UI" w:hAnsi="Segoe UI" w:cs="Segoe UI"/>
+          <w:sz w:val="21"/>
+          <w:szCs w:val="21"/>
+        </w:rPr>
+        <w:t xml:space="preserve"> </w:t>
+      </w:r>
+      <w:r>
+        <w:rPr>
+          <w:rFonts w:ascii="Microsoft YaHei" w:eastAsia="Microsoft YaHei" w:hAnsi="Microsoft YaHei" w:cs="Microsoft YaHei" w:hint="eastAsia"/>
+          <w:sz w:val="21"/>
+          <w:szCs w:val="21"/>
+        </w:rPr>
+        <w:t>策略表现。整体流程是先验证启发式结果，再训练神经网络，最后进行全策略对比。</w:t>
+      </w:r>
+    </w:p>
+    <w:p>
+      <w:pPr>
+        <w:pStyle w:val="ListNumber"/>
+        <w:numPr>
+          <w:ilvl w:val="0"/>
+          <w:numId w:val="0"/>
+        </w:numPr>
+        <w:spacing w:line="293" w:lineRule="auto"/>
+        <w:ind w:left="360" w:hanging="360"/>
+        <w:rPr>
+          <w:rFonts w:cs="Microsoft YaHei"/>
+          <w:color w:val="000000" w:themeColor="text1"/>
+          <w:szCs w:val="21"/>
+          <w:lang w:eastAsia="zh-CN"/>
+        </w:rPr>
+      </w:pPr>
+    </w:p>
+    <w:p>
+      <w:pPr>
+        <w:pStyle w:val="ListNumber"/>
+        <w:numPr>
+          <w:ilvl w:val="0"/>
+          <w:numId w:val="0"/>
+        </w:numPr>
+        <w:spacing w:line="293" w:lineRule="auto"/>
+        <w:ind w:left="360" w:hanging="360"/>
+        <w:rPr>
+          <w:rFonts w:cs="Microsoft YaHei"/>
+          <w:color w:val="000000" w:themeColor="text1"/>
+          <w:szCs w:val="21"/>
+          <w:lang w:eastAsia="zh-CN"/>
+        </w:rPr>
+      </w:pPr>
+    </w:p>
+    <w:p>
+      <w:pPr>
+        <w:pStyle w:val="ListNumber"/>
+        <w:numPr>
+          <w:ilvl w:val="0"/>
+          <w:numId w:val="0"/>
+        </w:numPr>
+        <w:spacing w:line="293" w:lineRule="auto"/>
+        <w:ind w:left="360" w:hanging="360"/>
+        <w:rPr>
+          <w:rFonts w:cs="Microsoft YaHei"/>
+          <w:color w:val="000000" w:themeColor="text1"/>
+          <w:szCs w:val="21"/>
+          <w:lang w:eastAsia="zh-CN"/>
+        </w:rPr>
+      </w:pPr>
+    </w:p>
+    <w:p>
+      <w:pPr>
+        <w:pStyle w:val="ListNumber"/>
+        <w:numPr>
+          <w:ilvl w:val="0"/>
+          <w:numId w:val="0"/>
+        </w:numPr>
+        <w:spacing w:line="293" w:lineRule="auto"/>
+        <w:ind w:left="360" w:hanging="360"/>
+        <w:rPr>
+          <w:rFonts w:cs="Microsoft YaHei"/>
+          <w:color w:val="000000" w:themeColor="text1"/>
+          <w:szCs w:val="21"/>
+          <w:lang w:eastAsia="zh-CN"/>
+        </w:rPr>
+      </w:pPr>
+    </w:p>
+    <w:p>
+      <w:pPr>
+        <w:pStyle w:val="ListNumber"/>
+        <w:numPr>
+          <w:ilvl w:val="0"/>
+          <w:numId w:val="0"/>
+        </w:numPr>
+        <w:spacing w:line="293" w:lineRule="auto"/>
+        <w:ind w:left="360" w:hanging="360"/>
+        <w:rPr>
+          <w:rFonts w:cs="Microsoft YaHei"/>
+          <w:color w:val="000000" w:themeColor="text1"/>
+          <w:szCs w:val="21"/>
+          <w:lang w:eastAsia="zh-CN"/>
+        </w:rPr>
+      </w:pPr>
+    </w:p>
+    <w:p>
+      <w:pPr>
+        <w:pStyle w:val="ListNumber"/>
+        <w:numPr>
+          <w:ilvl w:val="0"/>
+          <w:numId w:val="0"/>
+        </w:numPr>
+        <w:spacing w:line="293" w:lineRule="auto"/>
+        <w:ind w:left="360" w:hanging="360"/>
+        <w:rPr>
+          <w:rFonts w:cs="Microsoft YaHei"/>
+          <w:color w:val="000000" w:themeColor="text1"/>
+          <w:szCs w:val="21"/>
+          <w:lang w:eastAsia="zh-CN"/>
+        </w:rPr>
+      </w:pPr>
+    </w:p>
+    <w:p>
+      <w:pPr>
+        <w:pStyle w:val="ListNumber"/>
+        <w:numPr>
+          <w:ilvl w:val="0"/>
+          <w:numId w:val="0"/>
+        </w:numPr>
+        <w:spacing w:line="293" w:lineRule="auto"/>
+        <w:ind w:left="360" w:hanging="360"/>
+        <w:rPr>
+          <w:rFonts w:cs="Microsoft YaHei"/>
+          <w:color w:val="000000" w:themeColor="text1"/>
+          <w:szCs w:val="21"/>
+          <w:lang w:eastAsia="zh-CN"/>
+        </w:rPr>
+      </w:pPr>
+    </w:p>
+    <w:p>
+      <w:pPr>
+        <w:pStyle w:val="ListNumber"/>
+        <w:numPr>
+          <w:ilvl w:val="0"/>
+          <w:numId w:val="0"/>
+        </w:numPr>
+        <w:spacing w:line="293" w:lineRule="auto"/>
+        <w:ind w:left="360" w:hanging="360"/>
+        <w:rPr>
+          <w:rFonts w:cs="Microsoft YaHei"/>
+          <w:color w:val="000000" w:themeColor="text1"/>
+          <w:szCs w:val="21"/>
+          <w:lang w:eastAsia="zh-CN"/>
+        </w:rPr>
+      </w:pPr>
+    </w:p>
+    <w:p>
+      <w:pPr>
+        <w:pStyle w:val="ListNumber"/>
+        <w:numPr>
+          <w:ilvl w:val="0"/>
+          <w:numId w:val="0"/>
+        </w:numPr>
+        <w:spacing w:line="293" w:lineRule="auto"/>
+        <w:ind w:left="360" w:hanging="360"/>
+        <w:rPr>
+          <w:rFonts w:cs="Microsoft YaHei"/>
+          <w:color w:val="000000" w:themeColor="text1"/>
+          <w:szCs w:val="21"/>
+          <w:lang w:eastAsia="zh-CN"/>
+        </w:rPr>
+      </w:pPr>
+    </w:p>
+    <w:p>
+      <w:pPr>
+        <w:pStyle w:val="ListNumber"/>
+        <w:numPr>
+          <w:ilvl w:val="0"/>
+          <w:numId w:val="0"/>
+        </w:numPr>
+        <w:spacing w:line="293" w:lineRule="auto"/>
+        <w:ind w:left="360" w:hanging="360"/>
+        <w:rPr>
+          <w:rFonts w:cs="Microsoft YaHei"/>
+          <w:color w:val="000000" w:themeColor="text1"/>
+          <w:szCs w:val="21"/>
+          <w:lang w:eastAsia="zh-CN"/>
+        </w:rPr>
+      </w:pPr>
+    </w:p>
+    <w:p>
+      <w:pPr>
+        <w:pStyle w:val="ListNumber"/>
+        <w:numPr>
+          <w:ilvl w:val="0"/>
+          <w:numId w:val="0"/>
+        </w:numPr>
+        <w:spacing w:line="293" w:lineRule="auto"/>
+        <w:ind w:left="360" w:hanging="360"/>
+        <w:rPr>
+          <w:rFonts w:cs="Microsoft YaHei"/>
           <w:color w:val="000000" w:themeColor="text1"/>
           <w:szCs w:val="21"/>
           <w:lang w:eastAsia="zh-CN"/>
@@ -5771,7 +7515,7 @@
 <w:ftr xmlns:wpc="http://schemas.microsoft.com/office/word/2010/wordprocessingCanvas" xmlns:cx="http://schemas.microsoft.com/office/drawing/2014/chartex" xmlns:cx1="http://schemas.microsoft.com/office/drawing/2015/9/8/chartex" xmlns:cx2="http://schemas.microsoft.com/office/drawing/2015/10/21/chartex" xmlns:cx3="http://schemas.microsoft.com/office/drawing/2016/5/9/chartex" xmlns:cx4="http://schemas.microsoft.com/office/drawing/2016/5/10/chartex" xmlns:cx5="http://schemas.microsoft.com/office/drawing/2016/5/11/chartex" xmlns:cx6="http://schemas.microsoft.com/office/drawing/2016/5/12/chartex" xmlns:cx7="http://schemas.microsoft.com/office/drawing/2016/5/13/chartex" xmlns:cx8="http://schemas.microsoft.com/office/drawing/2016/5/14/chartex" xmlns:mc="http://schemas.openxmlformats.org/markup-compatibility/2006" xmlns:aink="http://schemas.microsoft.com/office/drawing/2016/ink" xmlns:am3d="http://schemas.microsoft.com/office/drawing/2017/model3d" xmlns:o="urn:schemas-microsoft-com:office:office" xmlns:oel="http://schemas.microsoft.com/office/2019/extlst" xmlns:r="http://schemas.openxmlformats.org/officeDocument/2006/relationships" xmlns:m="http://schemas.openxmlformats.org/officeDocument/2006/math" xmlns:v="urn:schemas-microsoft-com:vml" xmlns:wp14="http://schemas.microsoft.com/office/word/2010/wordprocessingDrawing" xmlns:wp="http://schemas.openxmlformats.org/drawingml/2006/wordprocessingDrawing" xmlns:w10="urn:schemas-microsoft-com:office:word" xmlns:w="http://schemas.openxmlformats.org/wordprocessingml/2006/main" xmlns:w14="http://schemas.microsoft.com/office/word/2010/wordml" xmlns:w15="http://schemas.microsoft.com/office/word/2012/wordml" xmlns:w16cex="http://schemas.microsoft.com/office/word/2018/wordml/cex" xmlns:w16cid="http://schemas.microsoft.com/office/word/2016/wordml/cid" xmlns:w16="http://schemas.microsoft.com/office/word/2018/wordml" xmlns:w16du="http://schemas.microsoft.com/office/word/2023/wordml/word16du" xmlns:w16sdtdh="http://schemas.microsoft.com/office/word/2020/wordml/sdtdatahash" xmlns:w16sdtfl="http://schemas.microsoft.com/office/word/2024/wordml/sdtformatlock" xmlns:w16se="http://schemas.microsoft.com/office/word/2015/wordml/symex" xmlns:wpg="http://schemas.microsoft.com/office/word/2010/wordprocessingGroup" xmlns:wpi="http://schemas.microsoft.com/office/word/2010/wordprocessingInk" xmlns:wne="http://schemas.microsoft.com/office/word/2006/wordml" xmlns:wps="http://schemas.microsoft.com/office/word/2010/wordprocessingShape" mc:Ignorable="w14 w15 w16se w16cid w16 w16cex w16sdtdh w16sdtfl w16du wp14">
   <w:p>
     <w:pPr>
-      <w:pStyle w:val="a7"/>
+      <w:pStyle w:val="Footer"/>
       <w:jc w:val="center"/>
       <w:rPr>
         <w:sz w:val="18"/>
@@ -5829,7 +7573,7 @@
         </w:tcPr>
         <w:p>
           <w:pPr>
-            <w:pStyle w:val="a5"/>
+            <w:pStyle w:val="Header"/>
             <w:ind w:left="-115"/>
           </w:pPr>
         </w:p>
@@ -5840,7 +7584,7 @@
         </w:tcPr>
         <w:p>
           <w:pPr>
-            <w:pStyle w:val="a5"/>
+            <w:pStyle w:val="Header"/>
             <w:jc w:val="center"/>
           </w:pPr>
         </w:p>
@@ -5851,7 +7595,7 @@
         </w:tcPr>
         <w:p>
           <w:pPr>
-            <w:pStyle w:val="a5"/>
+            <w:pStyle w:val="Header"/>
             <w:ind w:right="-115"/>
             <w:jc w:val="right"/>
           </w:pPr>
@@ -5861,7 +7605,7 @@
   </w:tbl>
   <w:p>
     <w:pPr>
-      <w:pStyle w:val="a5"/>
+      <w:pStyle w:val="Header"/>
     </w:pPr>
   </w:p>
 </w:hdr>
@@ -5910,7 +7654,7 @@
     <w:lvl w:ilvl="0">
       <w:start w:val="1"/>
       <w:numFmt w:val="decimal"/>
-      <w:pStyle w:val="3"/>
+      <w:pStyle w:val="ListNumber3"/>
       <w:lvlText w:val="%1."/>
       <w:lvlJc w:val="left"/>
       <w:pPr>
@@ -5928,7 +7672,7 @@
     <w:lvl w:ilvl="0">
       <w:start w:val="1"/>
       <w:numFmt w:val="decimal"/>
-      <w:pStyle w:val="2"/>
+      <w:pStyle w:val="ListNumber2"/>
       <w:lvlText w:val="%1."/>
       <w:lvlJc w:val="left"/>
       <w:pPr>
@@ -5966,7 +7710,7 @@
     <w:lvl w:ilvl="0">
       <w:start w:val="1"/>
       <w:numFmt w:val="bullet"/>
-      <w:pStyle w:val="30"/>
+      <w:pStyle w:val="ListBullet3"/>
       <w:lvlText w:val=""/>
       <w:lvlJc w:val="left"/>
       <w:pPr>
@@ -5987,7 +7731,7 @@
     <w:lvl w:ilvl="0">
       <w:start w:val="1"/>
       <w:numFmt w:val="bullet"/>
-      <w:pStyle w:val="20"/>
+      <w:pStyle w:val="ListBullet2"/>
       <w:lvlText w:val=""/>
       <w:lvlJc w:val="left"/>
       <w:pPr>
@@ -6008,7 +7752,7 @@
     <w:lvl w:ilvl="0">
       <w:start w:val="1"/>
       <w:numFmt w:val="decimal"/>
-      <w:pStyle w:val="a"/>
+      <w:pStyle w:val="ListNumber"/>
       <w:lvlText w:val="%1."/>
       <w:lvlJc w:val="left"/>
       <w:pPr>
@@ -6026,7 +7770,7 @@
     <w:lvl w:ilvl="0">
       <w:start w:val="1"/>
       <w:numFmt w:val="bullet"/>
-      <w:pStyle w:val="a0"/>
+      <w:pStyle w:val="ListBullet"/>
       <w:lvlText w:val=""/>
       <w:lvlJc w:val="left"/>
       <w:pPr>
@@ -6750,7 +8494,7 @@
     <w:lsdException w:name="Unresolved Mention" w:semiHidden="1" w:unhideWhenUsed="1"/>
     <w:lsdException w:name="Smart Link" w:semiHidden="1" w:unhideWhenUsed="1"/>
   </w:latentStyles>
-  <w:style w:type="paragraph" w:default="1" w:styleId="a1">
+  <w:style w:type="paragraph" w:default="1" w:styleId="Normal">
     <w:name w:val="Normal"/>
     <w:qFormat/>
     <w:rsid w:val="00FC693F"/>
@@ -6758,15 +8502,15 @@
       <w:spacing w:after="100" w:line="300" w:lineRule="auto"/>
     </w:pPr>
     <w:rPr>
-      <w:rFonts w:ascii="微软雅黑" w:eastAsia="微软雅黑" w:hAnsi="微软雅黑"/>
+      <w:rFonts w:ascii="Microsoft YaHei" w:eastAsia="Microsoft YaHei" w:hAnsi="Microsoft YaHei"/>
       <w:sz w:val="21"/>
     </w:rPr>
   </w:style>
-  <w:style w:type="paragraph" w:styleId="1">
+  <w:style w:type="paragraph" w:styleId="Heading1">
     <w:name w:val="heading 1"/>
-    <w:basedOn w:val="a1"/>
-    <w:next w:val="a1"/>
-    <w:link w:val="10"/>
+    <w:basedOn w:val="Normal"/>
+    <w:next w:val="Normal"/>
+    <w:link w:val="Heading1Char"/>
     <w:uiPriority w:val="9"/>
     <w:qFormat/>
     <w:rsid w:val="00FC693F"/>
@@ -6785,11 +8529,11 @@
       <w:szCs w:val="28"/>
     </w:rPr>
   </w:style>
-  <w:style w:type="paragraph" w:styleId="21">
+  <w:style w:type="paragraph" w:styleId="Heading2">
     <w:name w:val="heading 2"/>
-    <w:basedOn w:val="a1"/>
-    <w:next w:val="a1"/>
-    <w:link w:val="22"/>
+    <w:basedOn w:val="Normal"/>
+    <w:next w:val="Normal"/>
+    <w:link w:val="Heading2Char"/>
     <w:uiPriority w:val="9"/>
     <w:unhideWhenUsed/>
     <w:qFormat/>
@@ -6809,11 +8553,11 @@
       <w:szCs w:val="26"/>
     </w:rPr>
   </w:style>
-  <w:style w:type="paragraph" w:styleId="31">
+  <w:style w:type="paragraph" w:styleId="Heading3">
     <w:name w:val="heading 3"/>
-    <w:basedOn w:val="a1"/>
-    <w:next w:val="a1"/>
-    <w:link w:val="32"/>
+    <w:basedOn w:val="Normal"/>
+    <w:next w:val="Normal"/>
+    <w:link w:val="Heading3Char"/>
     <w:uiPriority w:val="9"/>
     <w:unhideWhenUsed/>
     <w:qFormat/>
@@ -6832,11 +8576,11 @@
       <w:sz w:val="23"/>
     </w:rPr>
   </w:style>
-  <w:style w:type="paragraph" w:styleId="4">
+  <w:style w:type="paragraph" w:styleId="Heading4">
     <w:name w:val="heading 4"/>
-    <w:basedOn w:val="a1"/>
-    <w:next w:val="a1"/>
-    <w:link w:val="40"/>
+    <w:basedOn w:val="Normal"/>
+    <w:next w:val="Normal"/>
+    <w:link w:val="Heading4Char"/>
     <w:uiPriority w:val="9"/>
     <w:semiHidden/>
     <w:unhideWhenUsed/>
@@ -6857,11 +8601,11 @@
       <w:color w:val="4F81BD" w:themeColor="accent1"/>
     </w:rPr>
   </w:style>
-  <w:style w:type="paragraph" w:styleId="5">
+  <w:style w:type="paragraph" w:styleId="Heading5">
     <w:name w:val="heading 5"/>
-    <w:basedOn w:val="a1"/>
-    <w:next w:val="a1"/>
-    <w:link w:val="50"/>
+    <w:basedOn w:val="Normal"/>
+    <w:next w:val="Normal"/>
+    <w:link w:val="Heading5Char"/>
     <w:uiPriority w:val="9"/>
     <w:semiHidden/>
     <w:unhideWhenUsed/>
@@ -6878,11 +8622,11 @@
       <w:color w:val="243F60" w:themeColor="accent1" w:themeShade="7F"/>
     </w:rPr>
   </w:style>
-  <w:style w:type="paragraph" w:styleId="6">
+  <w:style w:type="paragraph" w:styleId="Heading6">
     <w:name w:val="heading 6"/>
-    <w:basedOn w:val="a1"/>
-    <w:next w:val="a1"/>
-    <w:link w:val="60"/>
+    <w:basedOn w:val="Normal"/>
+    <w:next w:val="Normal"/>
+    <w:link w:val="Heading6Char"/>
     <w:uiPriority w:val="9"/>
     <w:semiHidden/>
     <w:unhideWhenUsed/>
@@ -6901,11 +8645,11 @@
       <w:color w:val="243F60" w:themeColor="accent1" w:themeShade="7F"/>
     </w:rPr>
   </w:style>
-  <w:style w:type="paragraph" w:styleId="7">
+  <w:style w:type="paragraph" w:styleId="Heading7">
     <w:name w:val="heading 7"/>
-    <w:basedOn w:val="a1"/>
-    <w:next w:val="a1"/>
-    <w:link w:val="70"/>
+    <w:basedOn w:val="Normal"/>
+    <w:next w:val="Normal"/>
+    <w:link w:val="Heading7Char"/>
     <w:uiPriority w:val="9"/>
     <w:semiHidden/>
     <w:unhideWhenUsed/>
@@ -6924,11 +8668,11 @@
       <w:color w:val="404040" w:themeColor="text1" w:themeTint="BF"/>
     </w:rPr>
   </w:style>
-  <w:style w:type="paragraph" w:styleId="8">
+  <w:style w:type="paragraph" w:styleId="Heading8">
     <w:name w:val="heading 8"/>
-    <w:basedOn w:val="a1"/>
-    <w:next w:val="a1"/>
-    <w:link w:val="80"/>
+    <w:basedOn w:val="Normal"/>
+    <w:next w:val="Normal"/>
+    <w:link w:val="Heading8Char"/>
     <w:uiPriority w:val="9"/>
     <w:semiHidden/>
     <w:unhideWhenUsed/>
@@ -6947,11 +8691,11 @@
       <w:szCs w:val="20"/>
     </w:rPr>
   </w:style>
-  <w:style w:type="paragraph" w:styleId="9">
+  <w:style w:type="paragraph" w:styleId="Heading9">
     <w:name w:val="heading 9"/>
-    <w:basedOn w:val="a1"/>
-    <w:next w:val="a1"/>
-    <w:link w:val="90"/>
+    <w:basedOn w:val="Normal"/>
+    <w:next w:val="Normal"/>
+    <w:link w:val="Heading9Char"/>
     <w:uiPriority w:val="9"/>
     <w:semiHidden/>
     <w:unhideWhenUsed/>
@@ -6972,13 +8716,12 @@
       <w:szCs w:val="20"/>
     </w:rPr>
   </w:style>
-  <w:style w:type="character" w:default="1" w:styleId="a2">
+  <w:style w:type="character" w:default="1" w:styleId="DefaultParagraphFont">
     <w:name w:val="Default Paragraph Font"/>
     <w:uiPriority w:val="1"/>
-    <w:semiHidden/>
     <w:unhideWhenUsed/>
   </w:style>
-  <w:style w:type="table" w:default="1" w:styleId="a3">
+  <w:style w:type="table" w:default="1" w:styleId="TableNormal">
     <w:name w:val="Normal Table"/>
     <w:uiPriority w:val="99"/>
     <w:semiHidden/>
@@ -6993,16 +8736,16 @@
       </w:tblCellMar>
     </w:tblPr>
   </w:style>
-  <w:style w:type="numbering" w:default="1" w:styleId="a4">
+  <w:style w:type="numbering" w:default="1" w:styleId="NoList">
     <w:name w:val="No List"/>
     <w:uiPriority w:val="99"/>
     <w:semiHidden/>
     <w:unhideWhenUsed/>
   </w:style>
-  <w:style w:type="paragraph" w:styleId="a5">
+  <w:style w:type="paragraph" w:styleId="Header">
     <w:name w:val="header"/>
-    <w:basedOn w:val="a1"/>
-    <w:link w:val="a6"/>
+    <w:basedOn w:val="Normal"/>
+    <w:link w:val="HeaderChar"/>
     <w:uiPriority w:val="99"/>
     <w:unhideWhenUsed/>
     <w:rsid w:val="00E618BF"/>
@@ -7014,17 +8757,17 @@
       <w:spacing w:after="0" w:line="240" w:lineRule="auto"/>
     </w:pPr>
   </w:style>
-  <w:style w:type="character" w:customStyle="1" w:styleId="a6">
-    <w:name w:val="页眉 字符"/>
-    <w:basedOn w:val="a2"/>
-    <w:link w:val="a5"/>
+  <w:style w:type="character" w:customStyle="1" w:styleId="HeaderChar">
+    <w:name w:val="Header Char"/>
+    <w:basedOn w:val="DefaultParagraphFont"/>
+    <w:link w:val="Header"/>
     <w:uiPriority w:val="99"/>
     <w:rsid w:val="00E618BF"/>
   </w:style>
-  <w:style w:type="paragraph" w:styleId="a7">
+  <w:style w:type="paragraph" w:styleId="Footer">
     <w:name w:val="footer"/>
-    <w:basedOn w:val="a1"/>
-    <w:link w:val="a8"/>
+    <w:basedOn w:val="Normal"/>
+    <w:link w:val="FooterChar"/>
     <w:uiPriority w:val="99"/>
     <w:unhideWhenUsed/>
     <w:rsid w:val="00E618BF"/>
@@ -7036,14 +8779,14 @@
       <w:spacing w:after="0" w:line="240" w:lineRule="auto"/>
     </w:pPr>
   </w:style>
-  <w:style w:type="character" w:customStyle="1" w:styleId="a8">
-    <w:name w:val="页脚 字符"/>
-    <w:basedOn w:val="a2"/>
-    <w:link w:val="a7"/>
+  <w:style w:type="character" w:customStyle="1" w:styleId="FooterChar">
+    <w:name w:val="Footer Char"/>
+    <w:basedOn w:val="DefaultParagraphFont"/>
+    <w:link w:val="Footer"/>
     <w:uiPriority w:val="99"/>
     <w:rsid w:val="00E618BF"/>
   </w:style>
-  <w:style w:type="paragraph" w:styleId="a9">
+  <w:style w:type="paragraph" w:styleId="NoSpacing">
     <w:name w:val="No Spacing"/>
     <w:uiPriority w:val="1"/>
     <w:qFormat/>
@@ -7052,10 +8795,10 @@
       <w:spacing w:after="0" w:line="240" w:lineRule="auto"/>
     </w:pPr>
   </w:style>
-  <w:style w:type="character" w:customStyle="1" w:styleId="10">
-    <w:name w:val="标题 1 字符"/>
-    <w:basedOn w:val="a2"/>
-    <w:link w:val="1"/>
+  <w:style w:type="character" w:customStyle="1" w:styleId="Heading1Char">
+    <w:name w:val="Heading 1 Char"/>
+    <w:basedOn w:val="DefaultParagraphFont"/>
+    <w:link w:val="Heading1"/>
     <w:uiPriority w:val="9"/>
     <w:rsid w:val="00FC693F"/>
     <w:rPr>
@@ -7067,10 +8810,10 @@
       <w:szCs w:val="28"/>
     </w:rPr>
   </w:style>
-  <w:style w:type="character" w:customStyle="1" w:styleId="22">
-    <w:name w:val="标题 2 字符"/>
-    <w:basedOn w:val="a2"/>
-    <w:link w:val="21"/>
+  <w:style w:type="character" w:customStyle="1" w:styleId="Heading2Char">
+    <w:name w:val="Heading 2 Char"/>
+    <w:basedOn w:val="DefaultParagraphFont"/>
+    <w:link w:val="Heading2"/>
     <w:uiPriority w:val="9"/>
     <w:rsid w:val="00FC693F"/>
     <w:rPr>
@@ -7082,10 +8825,10 @@
       <w:szCs w:val="26"/>
     </w:rPr>
   </w:style>
-  <w:style w:type="character" w:customStyle="1" w:styleId="32">
-    <w:name w:val="标题 3 字符"/>
-    <w:basedOn w:val="a2"/>
-    <w:link w:val="31"/>
+  <w:style w:type="character" w:customStyle="1" w:styleId="Heading3Char">
+    <w:name w:val="Heading 3 Char"/>
+    <w:basedOn w:val="DefaultParagraphFont"/>
+    <w:link w:val="Heading3"/>
     <w:uiPriority w:val="9"/>
     <w:rsid w:val="00FC693F"/>
     <w:rPr>
@@ -7095,11 +8838,11 @@
       <w:color w:val="4F81BD" w:themeColor="accent1"/>
     </w:rPr>
   </w:style>
-  <w:style w:type="paragraph" w:styleId="aa">
+  <w:style w:type="paragraph" w:styleId="Title">
     <w:name w:val="Title"/>
-    <w:basedOn w:val="a1"/>
-    <w:next w:val="a1"/>
-    <w:link w:val="ab"/>
+    <w:basedOn w:val="Normal"/>
+    <w:next w:val="Normal"/>
+    <w:link w:val="TitleChar"/>
     <w:uiPriority w:val="10"/>
     <w:qFormat/>
     <w:rsid w:val="00FC693F"/>
@@ -7120,10 +8863,10 @@
       <w:szCs w:val="52"/>
     </w:rPr>
   </w:style>
-  <w:style w:type="character" w:customStyle="1" w:styleId="ab">
-    <w:name w:val="标题 字符"/>
-    <w:basedOn w:val="a2"/>
-    <w:link w:val="aa"/>
+  <w:style w:type="character" w:customStyle="1" w:styleId="TitleChar">
+    <w:name w:val="Title Char"/>
+    <w:basedOn w:val="DefaultParagraphFont"/>
+    <w:link w:val="Title"/>
     <w:uiPriority w:val="10"/>
     <w:rsid w:val="00FC693F"/>
     <w:rPr>
@@ -7135,11 +8878,11 @@
       <w:szCs w:val="52"/>
     </w:rPr>
   </w:style>
-  <w:style w:type="paragraph" w:styleId="ac">
+  <w:style w:type="paragraph" w:styleId="Subtitle">
     <w:name w:val="Subtitle"/>
-    <w:basedOn w:val="a1"/>
-    <w:next w:val="a1"/>
-    <w:link w:val="ad"/>
+    <w:basedOn w:val="Normal"/>
+    <w:next w:val="Normal"/>
+    <w:link w:val="SubtitleChar"/>
     <w:uiPriority w:val="11"/>
     <w:qFormat/>
     <w:rsid w:val="00FC693F"/>
@@ -7158,10 +8901,10 @@
       <w:szCs w:val="24"/>
     </w:rPr>
   </w:style>
-  <w:style w:type="character" w:customStyle="1" w:styleId="ad">
-    <w:name w:val="副标题 字符"/>
-    <w:basedOn w:val="a2"/>
-    <w:link w:val="ac"/>
+  <w:style w:type="character" w:customStyle="1" w:styleId="SubtitleChar">
+    <w:name w:val="Subtitle Char"/>
+    <w:basedOn w:val="DefaultParagraphFont"/>
+    <w:link w:val="Subtitle"/>
     <w:uiPriority w:val="11"/>
     <w:rsid w:val="00FC693F"/>
     <w:rPr>
@@ -7174,9 +8917,9 @@
       <w:szCs w:val="24"/>
     </w:rPr>
   </w:style>
-  <w:style w:type="paragraph" w:styleId="ae">
+  <w:style w:type="paragraph" w:styleId="ListParagraph">
     <w:name w:val="List Paragraph"/>
-    <w:basedOn w:val="a1"/>
+    <w:basedOn w:val="Normal"/>
     <w:uiPriority w:val="34"/>
     <w:qFormat/>
     <w:rsid w:val="00FC693F"/>
@@ -7185,10 +8928,10 @@
       <w:contextualSpacing/>
     </w:pPr>
   </w:style>
-  <w:style w:type="paragraph" w:styleId="af">
+  <w:style w:type="paragraph" w:styleId="BodyText">
     <w:name w:val="Body Text"/>
-    <w:basedOn w:val="a1"/>
-    <w:link w:val="af0"/>
+    <w:basedOn w:val="Normal"/>
+    <w:link w:val="BodyTextChar"/>
     <w:uiPriority w:val="99"/>
     <w:unhideWhenUsed/>
     <w:rsid w:val="00AA1D8D"/>
@@ -7196,17 +8939,17 @@
       <w:spacing w:after="120"/>
     </w:pPr>
   </w:style>
-  <w:style w:type="character" w:customStyle="1" w:styleId="af0">
-    <w:name w:val="正文文本 字符"/>
-    <w:basedOn w:val="a2"/>
-    <w:link w:val="af"/>
+  <w:style w:type="character" w:customStyle="1" w:styleId="BodyTextChar">
+    <w:name w:val="Body Text Char"/>
+    <w:basedOn w:val="DefaultParagraphFont"/>
+    <w:link w:val="BodyText"/>
     <w:uiPriority w:val="99"/>
     <w:rsid w:val="00AA1D8D"/>
   </w:style>
-  <w:style w:type="paragraph" w:styleId="23">
+  <w:style w:type="paragraph" w:styleId="BodyText2">
     <w:name w:val="Body Text 2"/>
-    <w:basedOn w:val="a1"/>
-    <w:link w:val="24"/>
+    <w:basedOn w:val="Normal"/>
+    <w:link w:val="BodyText2Char"/>
     <w:uiPriority w:val="99"/>
     <w:unhideWhenUsed/>
     <w:rsid w:val="00AA1D8D"/>
@@ -7214,17 +8957,17 @@
       <w:spacing w:after="120" w:line="480" w:lineRule="auto"/>
     </w:pPr>
   </w:style>
-  <w:style w:type="character" w:customStyle="1" w:styleId="24">
-    <w:name w:val="正文文本 2 字符"/>
-    <w:basedOn w:val="a2"/>
-    <w:link w:val="23"/>
+  <w:style w:type="character" w:customStyle="1" w:styleId="BodyText2Char">
+    <w:name w:val="Body Text 2 Char"/>
+    <w:basedOn w:val="DefaultParagraphFont"/>
+    <w:link w:val="BodyText2"/>
     <w:uiPriority w:val="99"/>
     <w:rsid w:val="00AA1D8D"/>
   </w:style>
-  <w:style w:type="paragraph" w:styleId="33">
+  <w:style w:type="paragraph" w:styleId="BodyText3">
     <w:name w:val="Body Text 3"/>
-    <w:basedOn w:val="a1"/>
-    <w:link w:val="34"/>
+    <w:basedOn w:val="Normal"/>
+    <w:link w:val="BodyText3Char"/>
     <w:uiPriority w:val="99"/>
     <w:unhideWhenUsed/>
     <w:rsid w:val="00AA1D8D"/>
@@ -7236,10 +8979,10 @@
       <w:szCs w:val="16"/>
     </w:rPr>
   </w:style>
-  <w:style w:type="character" w:customStyle="1" w:styleId="34">
-    <w:name w:val="正文文本 3 字符"/>
-    <w:basedOn w:val="a2"/>
-    <w:link w:val="33"/>
+  <w:style w:type="character" w:customStyle="1" w:styleId="BodyText3Char">
+    <w:name w:val="Body Text 3 Char"/>
+    <w:basedOn w:val="DefaultParagraphFont"/>
+    <w:link w:val="BodyText3"/>
     <w:uiPriority w:val="99"/>
     <w:rsid w:val="00AA1D8D"/>
     <w:rPr>
@@ -7247,9 +8990,9 @@
       <w:szCs w:val="16"/>
     </w:rPr>
   </w:style>
-  <w:style w:type="paragraph" w:styleId="af1">
+  <w:style w:type="paragraph" w:styleId="List">
     <w:name w:val="List"/>
-    <w:basedOn w:val="a1"/>
+    <w:basedOn w:val="Normal"/>
     <w:uiPriority w:val="99"/>
     <w:unhideWhenUsed/>
     <w:rsid w:val="00AA1D8D"/>
@@ -7258,9 +9001,9 @@
       <w:contextualSpacing/>
     </w:pPr>
   </w:style>
-  <w:style w:type="paragraph" w:styleId="25">
+  <w:style w:type="paragraph" w:styleId="List2">
     <w:name w:val="List 2"/>
-    <w:basedOn w:val="a1"/>
+    <w:basedOn w:val="Normal"/>
     <w:uiPriority w:val="99"/>
     <w:unhideWhenUsed/>
     <w:rsid w:val="00326F90"/>
@@ -7269,9 +9012,9 @@
       <w:contextualSpacing/>
     </w:pPr>
   </w:style>
-  <w:style w:type="paragraph" w:styleId="35">
+  <w:style w:type="paragraph" w:styleId="List3">
     <w:name w:val="List 3"/>
-    <w:basedOn w:val="a1"/>
+    <w:basedOn w:val="Normal"/>
     <w:uiPriority w:val="99"/>
     <w:unhideWhenUsed/>
     <w:rsid w:val="00326F90"/>
@@ -7280,9 +9023,9 @@
       <w:contextualSpacing/>
     </w:pPr>
   </w:style>
-  <w:style w:type="paragraph" w:styleId="a0">
+  <w:style w:type="paragraph" w:styleId="ListBullet">
     <w:name w:val="List Bullet"/>
-    <w:basedOn w:val="a1"/>
+    <w:basedOn w:val="Normal"/>
     <w:uiPriority w:val="99"/>
     <w:unhideWhenUsed/>
     <w:rsid w:val="00326F90"/>
@@ -7293,9 +9036,9 @@
       <w:contextualSpacing/>
     </w:pPr>
   </w:style>
-  <w:style w:type="paragraph" w:styleId="20">
+  <w:style w:type="paragraph" w:styleId="ListBullet2">
     <w:name w:val="List Bullet 2"/>
-    <w:basedOn w:val="a1"/>
+    <w:basedOn w:val="Normal"/>
     <w:uiPriority w:val="99"/>
     <w:unhideWhenUsed/>
     <w:rsid w:val="00326F90"/>
@@ -7306,9 +9049,9 @@
       <w:contextualSpacing/>
     </w:pPr>
   </w:style>
-  <w:style w:type="paragraph" w:styleId="30">
+  <w:style w:type="paragraph" w:styleId="ListBullet3">
     <w:name w:val="List Bullet 3"/>
-    <w:basedOn w:val="a1"/>
+    <w:basedOn w:val="Normal"/>
     <w:uiPriority w:val="99"/>
     <w:unhideWhenUsed/>
     <w:rsid w:val="00326F90"/>
@@ -7319,9 +9062,9 @@
       <w:contextualSpacing/>
     </w:pPr>
   </w:style>
-  <w:style w:type="paragraph" w:styleId="a">
+  <w:style w:type="paragraph" w:styleId="ListNumber">
     <w:name w:val="List Number"/>
-    <w:basedOn w:val="a1"/>
+    <w:basedOn w:val="Normal"/>
     <w:uiPriority w:val="99"/>
     <w:unhideWhenUsed/>
     <w:rsid w:val="00326F90"/>
@@ -7332,9 +9075,9 @@
       <w:contextualSpacing/>
     </w:pPr>
   </w:style>
-  <w:style w:type="paragraph" w:styleId="2">
+  <w:style w:type="paragraph" w:styleId="ListNumber2">
     <w:name w:val="List Number 2"/>
-    <w:basedOn w:val="a1"/>
+    <w:basedOn w:val="Normal"/>
     <w:uiPriority w:val="99"/>
     <w:unhideWhenUsed/>
     <w:rsid w:val="0029639D"/>
@@ -7345,9 +9088,9 @@
       <w:contextualSpacing/>
     </w:pPr>
   </w:style>
-  <w:style w:type="paragraph" w:styleId="3">
+  <w:style w:type="paragraph" w:styleId="ListNumber3">
     <w:name w:val="List Number 3"/>
-    <w:basedOn w:val="a1"/>
+    <w:basedOn w:val="Normal"/>
     <w:uiPriority w:val="99"/>
     <w:unhideWhenUsed/>
     <w:rsid w:val="0029639D"/>
@@ -7358,9 +9101,9 @@
       <w:contextualSpacing/>
     </w:pPr>
   </w:style>
-  <w:style w:type="paragraph" w:styleId="af2">
+  <w:style w:type="paragraph" w:styleId="ListContinue">
     <w:name w:val="List Continue"/>
-    <w:basedOn w:val="a1"/>
+    <w:basedOn w:val="Normal"/>
     <w:uiPriority w:val="99"/>
     <w:unhideWhenUsed/>
     <w:rsid w:val="0029639D"/>
@@ -7370,9 +9113,9 @@
       <w:contextualSpacing/>
     </w:pPr>
   </w:style>
-  <w:style w:type="paragraph" w:styleId="26">
+  <w:style w:type="paragraph" w:styleId="ListContinue2">
     <w:name w:val="List Continue 2"/>
-    <w:basedOn w:val="a1"/>
+    <w:basedOn w:val="Normal"/>
     <w:uiPriority w:val="99"/>
     <w:unhideWhenUsed/>
     <w:rsid w:val="0029639D"/>
@@ -7382,9 +9125,9 @@
       <w:contextualSpacing/>
     </w:pPr>
   </w:style>
-  <w:style w:type="paragraph" w:styleId="36">
+  <w:style w:type="paragraph" w:styleId="ListContinue3">
     <w:name w:val="List Continue 3"/>
-    <w:basedOn w:val="a1"/>
+    <w:basedOn w:val="Normal"/>
     <w:uiPriority w:val="99"/>
     <w:unhideWhenUsed/>
     <w:rsid w:val="0029639D"/>
@@ -7394,9 +9137,9 @@
       <w:contextualSpacing/>
     </w:pPr>
   </w:style>
-  <w:style w:type="paragraph" w:styleId="af3">
+  <w:style w:type="paragraph" w:styleId="MacroText">
     <w:name w:val="macro"/>
-    <w:link w:val="af4"/>
+    <w:link w:val="MacroTextChar"/>
     <w:uiPriority w:val="99"/>
     <w:unhideWhenUsed/>
     <w:rsid w:val="0029639D"/>
@@ -7417,10 +9160,10 @@
       <w:szCs w:val="20"/>
     </w:rPr>
   </w:style>
-  <w:style w:type="character" w:customStyle="1" w:styleId="af4">
-    <w:name w:val="宏文本 字符"/>
-    <w:basedOn w:val="a2"/>
-    <w:link w:val="af3"/>
+  <w:style w:type="character" w:customStyle="1" w:styleId="MacroTextChar">
+    <w:name w:val="Macro Text Char"/>
+    <w:basedOn w:val="DefaultParagraphFont"/>
+    <w:link w:val="MacroText"/>
     <w:uiPriority w:val="99"/>
     <w:rsid w:val="0029639D"/>
     <w:rPr>
@@ -7429,11 +9172,11 @@
       <w:szCs w:val="20"/>
     </w:rPr>
   </w:style>
-  <w:style w:type="paragraph" w:styleId="af5">
+  <w:style w:type="paragraph" w:styleId="Quote">
     <w:name w:val="Quote"/>
-    <w:basedOn w:val="a1"/>
-    <w:next w:val="a1"/>
-    <w:link w:val="af6"/>
+    <w:basedOn w:val="Normal"/>
+    <w:next w:val="Normal"/>
+    <w:link w:val="QuoteChar"/>
     <w:uiPriority w:val="29"/>
     <w:qFormat/>
     <w:rsid w:val="00FC693F"/>
@@ -7443,10 +9186,10 @@
       <w:color w:val="000000" w:themeColor="text1"/>
     </w:rPr>
   </w:style>
-  <w:style w:type="character" w:customStyle="1" w:styleId="af6">
-    <w:name w:val="引用 字符"/>
-    <w:basedOn w:val="a2"/>
-    <w:link w:val="af5"/>
+  <w:style w:type="character" w:customStyle="1" w:styleId="QuoteChar">
+    <w:name w:val="Quote Char"/>
+    <w:basedOn w:val="DefaultParagraphFont"/>
+    <w:link w:val="Quote"/>
     <w:uiPriority w:val="29"/>
     <w:rsid w:val="00FC693F"/>
     <w:rPr>
@@ -7455,10 +9198,10 @@
       <w:color w:val="000000" w:themeColor="text1"/>
     </w:rPr>
   </w:style>
-  <w:style w:type="character" w:customStyle="1" w:styleId="40">
-    <w:name w:val="标题 4 字符"/>
-    <w:basedOn w:val="a2"/>
-    <w:link w:val="4"/>
+  <w:style w:type="character" w:customStyle="1" w:styleId="Heading4Char">
+    <w:name w:val="Heading 4 Char"/>
+    <w:basedOn w:val="DefaultParagraphFont"/>
+    <w:link w:val="Heading4"/>
     <w:uiPriority w:val="9"/>
     <w:semiHidden/>
     <w:rsid w:val="00FC693F"/>
@@ -7471,10 +9214,10 @@
       <w:color w:val="4F81BD" w:themeColor="accent1"/>
     </w:rPr>
   </w:style>
-  <w:style w:type="character" w:customStyle="1" w:styleId="50">
-    <w:name w:val="标题 5 字符"/>
-    <w:basedOn w:val="a2"/>
-    <w:link w:val="5"/>
+  <w:style w:type="character" w:customStyle="1" w:styleId="Heading5Char">
+    <w:name w:val="Heading 5 Char"/>
+    <w:basedOn w:val="DefaultParagraphFont"/>
+    <w:link w:val="Heading5"/>
     <w:uiPriority w:val="9"/>
     <w:semiHidden/>
     <w:rsid w:val="00FC693F"/>
@@ -7483,10 +9226,10 @@
       <w:color w:val="243F60" w:themeColor="accent1" w:themeShade="7F"/>
     </w:rPr>
   </w:style>
-  <w:style w:type="character" w:customStyle="1" w:styleId="60">
-    <w:name w:val="标题 6 字符"/>
-    <w:basedOn w:val="a2"/>
-    <w:link w:val="6"/>
+  <w:style w:type="character" w:customStyle="1" w:styleId="Heading6Char">
+    <w:name w:val="Heading 6 Char"/>
+    <w:basedOn w:val="DefaultParagraphFont"/>
+    <w:link w:val="Heading6"/>
     <w:uiPriority w:val="9"/>
     <w:semiHidden/>
     <w:rsid w:val="00FC693F"/>
@@ -7497,10 +9240,10 @@
       <w:color w:val="243F60" w:themeColor="accent1" w:themeShade="7F"/>
     </w:rPr>
   </w:style>
-  <w:style w:type="character" w:customStyle="1" w:styleId="70">
-    <w:name w:val="标题 7 字符"/>
-    <w:basedOn w:val="a2"/>
-    <w:link w:val="7"/>
+  <w:style w:type="character" w:customStyle="1" w:styleId="Heading7Char">
+    <w:name w:val="Heading 7 Char"/>
+    <w:basedOn w:val="DefaultParagraphFont"/>
+    <w:link w:val="Heading7"/>
     <w:uiPriority w:val="9"/>
     <w:semiHidden/>
     <w:rsid w:val="00FC693F"/>
@@ -7511,10 +9254,10 @@
       <w:color w:val="404040" w:themeColor="text1" w:themeTint="BF"/>
     </w:rPr>
   </w:style>
-  <w:style w:type="character" w:customStyle="1" w:styleId="80">
-    <w:name w:val="标题 8 字符"/>
-    <w:basedOn w:val="a2"/>
-    <w:link w:val="8"/>
+  <w:style w:type="character" w:customStyle="1" w:styleId="Heading8Char">
+    <w:name w:val="Heading 8 Char"/>
+    <w:basedOn w:val="DefaultParagraphFont"/>
+    <w:link w:val="Heading8"/>
     <w:uiPriority w:val="9"/>
     <w:semiHidden/>
     <w:rsid w:val="00FC693F"/>
@@ -7525,10 +9268,10 @@
       <w:szCs w:val="20"/>
     </w:rPr>
   </w:style>
-  <w:style w:type="character" w:customStyle="1" w:styleId="90">
-    <w:name w:val="标题 9 字符"/>
-    <w:basedOn w:val="a2"/>
-    <w:link w:val="9"/>
+  <w:style w:type="character" w:customStyle="1" w:styleId="Heading9Char">
+    <w:name w:val="Heading 9 Char"/>
+    <w:basedOn w:val="DefaultParagraphFont"/>
+    <w:link w:val="Heading9"/>
     <w:uiPriority w:val="9"/>
     <w:semiHidden/>
     <w:rsid w:val="00FC693F"/>
@@ -7541,10 +9284,10 @@
       <w:szCs w:val="20"/>
     </w:rPr>
   </w:style>
-  <w:style w:type="paragraph" w:styleId="af7">
+  <w:style w:type="paragraph" w:styleId="Caption">
     <w:name w:val="caption"/>
-    <w:basedOn w:val="a1"/>
-    <w:next w:val="a1"/>
+    <w:basedOn w:val="Normal"/>
+    <w:next w:val="Normal"/>
     <w:uiPriority w:val="35"/>
     <w:semiHidden/>
     <w:unhideWhenUsed/>
@@ -7561,9 +9304,9 @@
       <w:szCs w:val="18"/>
     </w:rPr>
   </w:style>
-  <w:style w:type="character" w:styleId="af8">
+  <w:style w:type="character" w:styleId="Strong">
     <w:name w:val="Strong"/>
-    <w:basedOn w:val="a2"/>
+    <w:basedOn w:val="DefaultParagraphFont"/>
     <w:uiPriority w:val="22"/>
     <w:qFormat/>
     <w:rsid w:val="00FC693F"/>
@@ -7572,9 +9315,9 @@
       <w:bCs/>
     </w:rPr>
   </w:style>
-  <w:style w:type="character" w:styleId="af9">
+  <w:style w:type="character" w:styleId="Emphasis">
     <w:name w:val="Emphasis"/>
-    <w:basedOn w:val="a2"/>
+    <w:basedOn w:val="DefaultParagraphFont"/>
     <w:uiPriority w:val="20"/>
     <w:qFormat/>
     <w:rsid w:val="00FC693F"/>
@@ -7583,11 +9326,11 @@
       <w:iCs/>
     </w:rPr>
   </w:style>
-  <w:style w:type="paragraph" w:styleId="afa">
+  <w:style w:type="paragraph" w:styleId="IntenseQuote">
     <w:name w:val="Intense Quote"/>
-    <w:basedOn w:val="a1"/>
-    <w:next w:val="a1"/>
-    <w:link w:val="afb"/>
+    <w:basedOn w:val="Normal"/>
+    <w:next w:val="Normal"/>
+    <w:link w:val="IntenseQuoteChar"/>
     <w:uiPriority w:val="30"/>
     <w:qFormat/>
     <w:rsid w:val="00FC693F"/>
@@ -7606,10 +9349,10 @@
       <w:color w:val="4F81BD" w:themeColor="accent1"/>
     </w:rPr>
   </w:style>
-  <w:style w:type="character" w:customStyle="1" w:styleId="afb">
-    <w:name w:val="明显引用 字符"/>
-    <w:basedOn w:val="a2"/>
-    <w:link w:val="afa"/>
+  <w:style w:type="character" w:customStyle="1" w:styleId="IntenseQuoteChar">
+    <w:name w:val="Intense Quote Char"/>
+    <w:basedOn w:val="DefaultParagraphFont"/>
+    <w:link w:val="IntenseQuote"/>
     <w:uiPriority w:val="30"/>
     <w:rsid w:val="00FC693F"/>
     <w:rPr>
@@ -7620,9 +9363,9 @@
       <w:color w:val="4F81BD" w:themeColor="accent1"/>
     </w:rPr>
   </w:style>
-  <w:style w:type="character" w:styleId="afc">
+  <w:style w:type="character" w:styleId="SubtleEmphasis">
     <w:name w:val="Subtle Emphasis"/>
-    <w:basedOn w:val="a2"/>
+    <w:basedOn w:val="DefaultParagraphFont"/>
     <w:uiPriority w:val="19"/>
     <w:qFormat/>
     <w:rsid w:val="00FC693F"/>
@@ -7632,9 +9375,9 @@
       <w:color w:val="808080" w:themeColor="text1" w:themeTint="7F"/>
     </w:rPr>
   </w:style>
-  <w:style w:type="character" w:styleId="afd">
+  <w:style w:type="character" w:styleId="IntenseEmphasis">
     <w:name w:val="Intense Emphasis"/>
-    <w:basedOn w:val="a2"/>
+    <w:basedOn w:val="DefaultParagraphFont"/>
     <w:uiPriority w:val="21"/>
     <w:qFormat/>
     <w:rsid w:val="00FC693F"/>
@@ -7646,9 +9389,9 @@
       <w:color w:val="4F81BD" w:themeColor="accent1"/>
     </w:rPr>
   </w:style>
-  <w:style w:type="character" w:styleId="afe">
+  <w:style w:type="character" w:styleId="SubtleReference">
     <w:name w:val="Subtle Reference"/>
-    <w:basedOn w:val="a2"/>
+    <w:basedOn w:val="DefaultParagraphFont"/>
     <w:uiPriority w:val="31"/>
     <w:qFormat/>
     <w:rsid w:val="00FC693F"/>
@@ -7658,9 +9401,9 @@
       <w:u w:val="single"/>
     </w:rPr>
   </w:style>
-  <w:style w:type="character" w:styleId="aff">
+  <w:style w:type="character" w:styleId="IntenseReference">
     <w:name w:val="Intense Reference"/>
-    <w:basedOn w:val="a2"/>
+    <w:basedOn w:val="DefaultParagraphFont"/>
     <w:uiPriority w:val="32"/>
     <w:qFormat/>
     <w:rsid w:val="00FC693F"/>
@@ -7673,9 +9416,9 @@
       <w:u w:val="single"/>
     </w:rPr>
   </w:style>
-  <w:style w:type="character" w:styleId="aff0">
+  <w:style w:type="character" w:styleId="BookTitle">
     <w:name w:val="Book Title"/>
-    <w:basedOn w:val="a2"/>
+    <w:basedOn w:val="DefaultParagraphFont"/>
     <w:uiPriority w:val="33"/>
     <w:qFormat/>
     <w:rsid w:val="00FC693F"/>
@@ -7686,10 +9429,10 @@
       <w:spacing w:val="5"/>
     </w:rPr>
   </w:style>
-  <w:style w:type="paragraph" w:styleId="TOC">
+  <w:style w:type="paragraph" w:styleId="TOCHeading">
     <w:name w:val="TOC Heading"/>
-    <w:basedOn w:val="1"/>
-    <w:next w:val="a1"/>
+    <w:basedOn w:val="Heading1"/>
+    <w:next w:val="Normal"/>
     <w:uiPriority w:val="39"/>
     <w:semiHidden/>
     <w:unhideWhenUsed/>
@@ -7699,9 +9442,9 @@
       <w:outlineLvl w:val="9"/>
     </w:pPr>
   </w:style>
-  <w:style w:type="table" w:styleId="aff1">
+  <w:style w:type="table" w:styleId="TableGrid">
     <w:name w:val="Table Grid"/>
-    <w:basedOn w:val="a3"/>
+    <w:basedOn w:val="TableNormal"/>
     <w:uiPriority w:val="59"/>
     <w:rsid w:val="00FC693F"/>
     <w:pPr>
@@ -7718,9 +9461,9 @@
       </w:tblBorders>
     </w:tblPr>
   </w:style>
-  <w:style w:type="table" w:styleId="aff2">
+  <w:style w:type="table" w:styleId="LightShading">
     <w:name w:val="Light Shading"/>
-    <w:basedOn w:val="a3"/>
+    <w:basedOn w:val="TableNormal"/>
     <w:uiPriority w:val="60"/>
     <w:rsid w:val="00FC693F"/>
     <w:pPr>
@@ -7814,9 +9557,9 @@
       </w:tcPr>
     </w:tblStylePr>
   </w:style>
-  <w:style w:type="table" w:styleId="-1">
+  <w:style w:type="table" w:styleId="LightShading-Accent1">
     <w:name w:val="Light Shading Accent 1"/>
-    <w:basedOn w:val="a3"/>
+    <w:basedOn w:val="TableNormal"/>
     <w:uiPriority w:val="60"/>
     <w:rsid w:val="00FC693F"/>
     <w:pPr>
@@ -7910,9 +9653,9 @@
       </w:tcPr>
     </w:tblStylePr>
   </w:style>
-  <w:style w:type="table" w:styleId="-2">
+  <w:style w:type="table" w:styleId="LightShading-Accent2">
     <w:name w:val="Light Shading Accent 2"/>
-    <w:basedOn w:val="a3"/>
+    <w:basedOn w:val="TableNormal"/>
     <w:uiPriority w:val="60"/>
     <w:rsid w:val="00FC693F"/>
     <w:pPr>
@@ -8006,9 +9749,9 @@
       </w:tcPr>
     </w:tblStylePr>
   </w:style>
-  <w:style w:type="table" w:styleId="-3">
+  <w:style w:type="table" w:styleId="LightShading-Accent3">
     <w:name w:val="Light Shading Accent 3"/>
-    <w:basedOn w:val="a3"/>
+    <w:basedOn w:val="TableNormal"/>
     <w:uiPriority w:val="60"/>
     <w:rsid w:val="00FC693F"/>
     <w:pPr>
@@ -8102,9 +9845,9 @@
       </w:tcPr>
     </w:tblStylePr>
   </w:style>
-  <w:style w:type="table" w:styleId="-4">
+  <w:style w:type="table" w:styleId="LightShading-Accent4">
     <w:name w:val="Light Shading Accent 4"/>
-    <w:basedOn w:val="a3"/>
+    <w:basedOn w:val="TableNormal"/>
     <w:uiPriority w:val="60"/>
     <w:rsid w:val="00FC693F"/>
     <w:pPr>
@@ -8198,9 +9941,9 @@
       </w:tcPr>
     </w:tblStylePr>
   </w:style>
-  <w:style w:type="table" w:styleId="-5">
+  <w:style w:type="table" w:styleId="LightShading-Accent5">
     <w:name w:val="Light Shading Accent 5"/>
-    <w:basedOn w:val="a3"/>
+    <w:basedOn w:val="TableNormal"/>
     <w:uiPriority w:val="60"/>
     <w:rsid w:val="00FC693F"/>
     <w:pPr>
@@ -8294,9 +10037,9 @@
       </w:tcPr>
     </w:tblStylePr>
   </w:style>
-  <w:style w:type="table" w:styleId="-6">
+  <w:style w:type="table" w:styleId="LightShading-Accent6">
     <w:name w:val="Light Shading Accent 6"/>
-    <w:basedOn w:val="a3"/>
+    <w:basedOn w:val="TableNormal"/>
     <w:uiPriority w:val="60"/>
     <w:rsid w:val="00FC693F"/>
     <w:pPr>
@@ -8390,9 +10133,9 @@
       </w:tcPr>
     </w:tblStylePr>
   </w:style>
-  <w:style w:type="table" w:styleId="aff3">
+  <w:style w:type="table" w:styleId="LightList">
     <w:name w:val="Light List"/>
-    <w:basedOn w:val="a3"/>
+    <w:basedOn w:val="TableNormal"/>
     <w:uiPriority w:val="61"/>
     <w:rsid w:val="00FC693F"/>
     <w:pPr>
@@ -8475,9 +10218,9 @@
       </w:tcPr>
     </w:tblStylePr>
   </w:style>
-  <w:style w:type="table" w:styleId="-10">
+  <w:style w:type="table" w:styleId="LightList-Accent1">
     <w:name w:val="Light List Accent 1"/>
-    <w:basedOn w:val="a3"/>
+    <w:basedOn w:val="TableNormal"/>
     <w:uiPriority w:val="61"/>
     <w:rsid w:val="00FC693F"/>
     <w:pPr>
@@ -8560,9 +10303,9 @@
       </w:tcPr>
     </w:tblStylePr>
   </w:style>
-  <w:style w:type="table" w:styleId="-20">
+  <w:style w:type="table" w:styleId="LightList-Accent2">
     <w:name w:val="Light List Accent 2"/>
-    <w:basedOn w:val="a3"/>
+    <w:basedOn w:val="TableNormal"/>
     <w:uiPriority w:val="61"/>
     <w:rsid w:val="00CB0664"/>
     <w:pPr>
@@ -8645,9 +10388,9 @@
       </w:tcPr>
     </w:tblStylePr>
   </w:style>
-  <w:style w:type="table" w:styleId="-30">
+  <w:style w:type="table" w:styleId="LightList-Accent3">
     <w:name w:val="Light List Accent 3"/>
-    <w:basedOn w:val="a3"/>
+    <w:basedOn w:val="TableNormal"/>
     <w:uiPriority w:val="61"/>
     <w:rsid w:val="00CB0664"/>
     <w:pPr>
@@ -8730,9 +10473,9 @@
       </w:tcPr>
     </w:tblStylePr>
   </w:style>
-  <w:style w:type="table" w:styleId="-40">
+  <w:style w:type="table" w:styleId="LightList-Accent4">
     <w:name w:val="Light List Accent 4"/>
-    <w:basedOn w:val="a3"/>
+    <w:basedOn w:val="TableNormal"/>
     <w:uiPriority w:val="61"/>
     <w:rsid w:val="00CB0664"/>
     <w:pPr>
@@ -8815,9 +10558,9 @@
       </w:tcPr>
     </w:tblStylePr>
   </w:style>
-  <w:style w:type="table" w:styleId="-50">
+  <w:style w:type="table" w:styleId="LightList-Accent5">
     <w:name w:val="Light List Accent 5"/>
-    <w:basedOn w:val="a3"/>
+    <w:basedOn w:val="TableNormal"/>
     <w:uiPriority w:val="61"/>
     <w:rsid w:val="00CB0664"/>
     <w:pPr>
@@ -8900,9 +10643,9 @@
       </w:tcPr>
     </w:tblStylePr>
   </w:style>
-  <w:style w:type="table" w:styleId="-60">
+  <w:style w:type="table" w:styleId="LightList-Accent6">
     <w:name w:val="Light List Accent 6"/>
-    <w:basedOn w:val="a3"/>
+    <w:basedOn w:val="TableNormal"/>
     <w:uiPriority w:val="61"/>
     <w:rsid w:val="00CB0664"/>
     <w:pPr>
@@ -8985,9 +10728,9 @@
       </w:tcPr>
     </w:tblStylePr>
   </w:style>
-  <w:style w:type="table" w:styleId="aff4">
+  <w:style w:type="table" w:styleId="LightGrid">
     <w:name w:val="Light Grid"/>
-    <w:basedOn w:val="a3"/>
+    <w:basedOn w:val="TableNormal"/>
     <w:uiPriority w:val="62"/>
     <w:rsid w:val="00CB0664"/>
     <w:pPr>
@@ -9108,9 +10851,9 @@
       </w:tcPr>
     </w:tblStylePr>
   </w:style>
-  <w:style w:type="table" w:styleId="-11">
+  <w:style w:type="table" w:styleId="LightGrid-Accent1">
     <w:name w:val="Light Grid Accent 1"/>
-    <w:basedOn w:val="a3"/>
+    <w:basedOn w:val="TableNormal"/>
     <w:uiPriority w:val="62"/>
     <w:rsid w:val="00CB0664"/>
     <w:pPr>
@@ -9231,9 +10974,9 @@
       </w:tcPr>
     </w:tblStylePr>
   </w:style>
-  <w:style w:type="table" w:styleId="-21">
+  <w:style w:type="table" w:styleId="LightGrid-Accent2">
     <w:name w:val="Light Grid Accent 2"/>
-    <w:basedOn w:val="a3"/>
+    <w:basedOn w:val="TableNormal"/>
     <w:uiPriority w:val="62"/>
     <w:rsid w:val="00CB0664"/>
     <w:pPr>
@@ -9354,9 +11097,9 @@
       </w:tcPr>
     </w:tblStylePr>
   </w:style>
-  <w:style w:type="table" w:styleId="-31">
+  <w:style w:type="table" w:styleId="LightGrid-Accent3">
     <w:name w:val="Light Grid Accent 3"/>
-    <w:basedOn w:val="a3"/>
+    <w:basedOn w:val="TableNormal"/>
     <w:uiPriority w:val="62"/>
     <w:rsid w:val="00CB0664"/>
     <w:pPr>
@@ -9477,9 +11220,9 @@
       </w:tcPr>
     </w:tblStylePr>
   </w:style>
-  <w:style w:type="table" w:styleId="-41">
+  <w:style w:type="table" w:styleId="LightGrid-Accent4">
     <w:name w:val="Light Grid Accent 4"/>
-    <w:basedOn w:val="a3"/>
+    <w:basedOn w:val="TableNormal"/>
     <w:uiPriority w:val="62"/>
     <w:rsid w:val="00CB0664"/>
     <w:pPr>
@@ -9600,9 +11343,9 @@
       </w:tcPr>
     </w:tblStylePr>
   </w:style>
-  <w:style w:type="table" w:styleId="-51">
+  <w:style w:type="table" w:styleId="LightGrid-Accent5">
     <w:name w:val="Light Grid Accent 5"/>
-    <w:basedOn w:val="a3"/>
+    <w:basedOn w:val="TableNormal"/>
     <w:uiPriority w:val="62"/>
     <w:rsid w:val="00CB0664"/>
     <w:pPr>
@@ -9723,9 +11466,9 @@
       </w:tcPr>
     </w:tblStylePr>
   </w:style>
-  <w:style w:type="table" w:styleId="-61">
+  <w:style w:type="table" w:styleId="LightGrid-Accent6">
     <w:name w:val="Light Grid Accent 6"/>
-    <w:basedOn w:val="a3"/>
+    <w:basedOn w:val="TableNormal"/>
     <w:uiPriority w:val="62"/>
     <w:rsid w:val="00CB0664"/>
     <w:pPr>
@@ -9846,9 +11589,9 @@
       </w:tcPr>
     </w:tblStylePr>
   </w:style>
-  <w:style w:type="table" w:styleId="11">
+  <w:style w:type="table" w:styleId="MediumShading1">
     <w:name w:val="Medium Shading 1"/>
-    <w:basedOn w:val="a3"/>
+    <w:basedOn w:val="TableNormal"/>
     <w:uiPriority w:val="63"/>
     <w:rsid w:val="00CB0664"/>
     <w:pPr>
@@ -9945,9 +11688,9 @@
       </w:tcPr>
     </w:tblStylePr>
   </w:style>
-  <w:style w:type="table" w:styleId="1-1">
+  <w:style w:type="table" w:styleId="MediumShading1-Accent1">
     <w:name w:val="Medium Shading 1 Accent 1"/>
-    <w:basedOn w:val="a3"/>
+    <w:basedOn w:val="TableNormal"/>
     <w:uiPriority w:val="63"/>
     <w:rsid w:val="00CB0664"/>
     <w:pPr>
@@ -10044,9 +11787,9 @@
       </w:tcPr>
     </w:tblStylePr>
   </w:style>
-  <w:style w:type="table" w:styleId="1-2">
+  <w:style w:type="table" w:styleId="MediumShading1-Accent2">
     <w:name w:val="Medium Shading 1 Accent 2"/>
-    <w:basedOn w:val="a3"/>
+    <w:basedOn w:val="TableNormal"/>
     <w:uiPriority w:val="63"/>
     <w:rsid w:val="00CB0664"/>
     <w:pPr>
@@ -10143,9 +11886,9 @@
       </w:tcPr>
     </w:tblStylePr>
   </w:style>
-  <w:style w:type="table" w:styleId="1-3">
+  <w:style w:type="table" w:styleId="MediumShading1-Accent3">
     <w:name w:val="Medium Shading 1 Accent 3"/>
-    <w:basedOn w:val="a3"/>
+    <w:basedOn w:val="TableNormal"/>
     <w:uiPriority w:val="63"/>
     <w:rsid w:val="00CB0664"/>
     <w:pPr>
@@ -10242,9 +11985,9 @@
       </w:tcPr>
     </w:tblStylePr>
   </w:style>
-  <w:style w:type="table" w:styleId="1-4">
+  <w:style w:type="table" w:styleId="MediumShading1-Accent4">
     <w:name w:val="Medium Shading 1 Accent 4"/>
-    <w:basedOn w:val="a3"/>
+    <w:basedOn w:val="TableNormal"/>
     <w:uiPriority w:val="63"/>
     <w:rsid w:val="00CB0664"/>
     <w:pPr>
@@ -10341,9 +12084,9 @@
       </w:tcPr>
     </w:tblStylePr>
   </w:style>
-  <w:style w:type="table" w:styleId="1-5">
+  <w:style w:type="table" w:styleId="MediumShading1-Accent5">
     <w:name w:val="Medium Shading 1 Accent 5"/>
-    <w:basedOn w:val="a3"/>
+    <w:basedOn w:val="TableNormal"/>
     <w:uiPriority w:val="63"/>
     <w:rsid w:val="00CB0664"/>
     <w:pPr>
@@ -10440,9 +12183,9 @@
       </w:tcPr>
     </w:tblStylePr>
   </w:style>
-  <w:style w:type="table" w:styleId="1-6">
+  <w:style w:type="table" w:styleId="MediumShading1-Accent6">
     <w:name w:val="Medium Shading 1 Accent 6"/>
-    <w:basedOn w:val="a3"/>
+    <w:basedOn w:val="TableNormal"/>
     <w:uiPriority w:val="63"/>
     <w:rsid w:val="00CB0664"/>
     <w:pPr>
@@ -10539,9 +12282,9 @@
       </w:tcPr>
     </w:tblStylePr>
   </w:style>
-  <w:style w:type="table" w:styleId="27">
+  <w:style w:type="table" w:styleId="MediumShading2">
     <w:name w:val="Medium Shading 2"/>
-    <w:basedOn w:val="a3"/>
+    <w:basedOn w:val="TableNormal"/>
     <w:uiPriority w:val="64"/>
     <w:rsid w:val="00CB0664"/>
     <w:pPr>
@@ -10681,9 +12424,9 @@
       </w:tcPr>
     </w:tblStylePr>
   </w:style>
-  <w:style w:type="table" w:styleId="2-1">
+  <w:style w:type="table" w:styleId="MediumShading2-Accent1">
     <w:name w:val="Medium Shading 2 Accent 1"/>
-    <w:basedOn w:val="a3"/>
+    <w:basedOn w:val="TableNormal"/>
     <w:uiPriority w:val="64"/>
     <w:rsid w:val="00CB0664"/>
     <w:pPr>
@@ -10823,9 +12566,9 @@
       </w:tcPr>
     </w:tblStylePr>
   </w:style>
-  <w:style w:type="table" w:styleId="2-2">
+  <w:style w:type="table" w:styleId="MediumShading2-Accent2">
     <w:name w:val="Medium Shading 2 Accent 2"/>
-    <w:basedOn w:val="a3"/>
+    <w:basedOn w:val="TableNormal"/>
     <w:uiPriority w:val="64"/>
     <w:rsid w:val="00CB0664"/>
     <w:pPr>
@@ -10965,9 +12708,9 @@
       </w:tcPr>
     </w:tblStylePr>
   </w:style>
-  <w:style w:type="table" w:styleId="2-3">
+  <w:style w:type="table" w:styleId="MediumShading2-Accent3">
     <w:name w:val="Medium Shading 2 Accent 3"/>
-    <w:basedOn w:val="a3"/>
+    <w:basedOn w:val="TableNormal"/>
     <w:uiPriority w:val="64"/>
     <w:rsid w:val="00CB0664"/>
     <w:pPr>
@@ -11107,9 +12850,9 @@
       </w:tcPr>
     </w:tblStylePr>
   </w:style>
-  <w:style w:type="table" w:styleId="2-4">
+  <w:style w:type="table" w:styleId="MediumShading2-Accent4">
     <w:name w:val="Medium Shading 2 Accent 4"/>
-    <w:basedOn w:val="a3"/>
+    <w:basedOn w:val="TableNormal"/>
     <w:uiPriority w:val="64"/>
     <w:rsid w:val="00CB0664"/>
     <w:pPr>
@@ -11249,9 +12992,9 @@
       </w:tcPr>
     </w:tblStylePr>
   </w:style>
-  <w:style w:type="table" w:styleId="2-5">
+  <w:style w:type="table" w:styleId="MediumShading2-Accent5">
     <w:name w:val="Medium Shading 2 Accent 5"/>
-    <w:basedOn w:val="a3"/>
+    <w:basedOn w:val="TableNormal"/>
     <w:uiPriority w:val="64"/>
     <w:rsid w:val="00CB0664"/>
     <w:pPr>
@@ -11391,9 +13134,9 @@
       </w:tcPr>
     </w:tblStylePr>
   </w:style>
-  <w:style w:type="table" w:styleId="2-6">
+  <w:style w:type="table" w:styleId="MediumShading2-Accent6">
     <w:name w:val="Medium Shading 2 Accent 6"/>
-    <w:basedOn w:val="a3"/>
+    <w:basedOn w:val="TableNormal"/>
     <w:uiPriority w:val="64"/>
     <w:rsid w:val="00CB0664"/>
     <w:pPr>
@@ -11533,9 +13276,9 @@
       </w:tcPr>
     </w:tblStylePr>
   </w:style>
-  <w:style w:type="table" w:styleId="12">
+  <w:style w:type="table" w:styleId="MediumList1">
     <w:name w:val="Medium List 1"/>
-    <w:basedOn w:val="a3"/>
+    <w:basedOn w:val="TableNormal"/>
     <w:uiPriority w:val="65"/>
     <w:rsid w:val="00CB0664"/>
     <w:pPr>
@@ -11610,9 +13353,9 @@
       </w:tcPr>
     </w:tblStylePr>
   </w:style>
-  <w:style w:type="table" w:styleId="1-10">
+  <w:style w:type="table" w:styleId="MediumList1-Accent1">
     <w:name w:val="Medium List 1 Accent 1"/>
-    <w:basedOn w:val="a3"/>
+    <w:basedOn w:val="TableNormal"/>
     <w:uiPriority w:val="65"/>
     <w:rsid w:val="00CB0664"/>
     <w:pPr>
@@ -11687,9 +13430,9 @@
       </w:tcPr>
     </w:tblStylePr>
   </w:style>
-  <w:style w:type="table" w:styleId="1-20">
+  <w:style w:type="table" w:styleId="MediumList1-Accent2">
     <w:name w:val="Medium List 1 Accent 2"/>
-    <w:basedOn w:val="a3"/>
+    <w:basedOn w:val="TableNormal"/>
     <w:uiPriority w:val="65"/>
     <w:rsid w:val="00CB0664"/>
     <w:pPr>
@@ -11764,9 +13507,9 @@
       </w:tcPr>
     </w:tblStylePr>
   </w:style>
-  <w:style w:type="table" w:styleId="1-30">
+  <w:style w:type="table" w:styleId="MediumList1-Accent3">
     <w:name w:val="Medium List 1 Accent 3"/>
-    <w:basedOn w:val="a3"/>
+    <w:basedOn w:val="TableNormal"/>
     <w:uiPriority w:val="65"/>
     <w:rsid w:val="00CB0664"/>
     <w:pPr>
@@ -11841,9 +13584,9 @@
       </w:tcPr>
     </w:tblStylePr>
   </w:style>
-  <w:style w:type="table" w:styleId="1-40">
+  <w:style w:type="table" w:styleId="MediumList1-Accent4">
     <w:name w:val="Medium List 1 Accent 4"/>
-    <w:basedOn w:val="a3"/>
+    <w:basedOn w:val="TableNormal"/>
     <w:uiPriority w:val="65"/>
     <w:rsid w:val="00CB0664"/>
     <w:pPr>
@@ -11918,9 +13661,9 @@
       </w:tcPr>
     </w:tblStylePr>
   </w:style>
-  <w:style w:type="table" w:styleId="1-50">
+  <w:style w:type="table" w:styleId="MediumList1-Accent5">
     <w:name w:val="Medium List 1 Accent 5"/>
-    <w:basedOn w:val="a3"/>
+    <w:basedOn w:val="TableNormal"/>
     <w:uiPriority w:val="65"/>
     <w:rsid w:val="00CB0664"/>
     <w:pPr>
@@ -11995,9 +13738,9 @@
       </w:tcPr>
     </w:tblStylePr>
   </w:style>
-  <w:style w:type="table" w:styleId="1-60">
+  <w:style w:type="table" w:styleId="MediumList1-Accent6">
     <w:name w:val="Medium List 1 Accent 6"/>
-    <w:basedOn w:val="a3"/>
+    <w:basedOn w:val="TableNormal"/>
     <w:uiPriority w:val="65"/>
     <w:rsid w:val="00CB0664"/>
     <w:pPr>
@@ -12072,9 +13815,9 @@
       </w:tcPr>
     </w:tblStylePr>
   </w:style>
-  <w:style w:type="table" w:styleId="28">
+  <w:style w:type="table" w:styleId="MediumList2">
     <w:name w:val="Medium List 2"/>
-    <w:basedOn w:val="a3"/>
+    <w:basedOn w:val="TableNormal"/>
     <w:uiPriority w:val="66"/>
     <w:rsid w:val="00CB0664"/>
     <w:pPr>
@@ -12193,9 +13936,9 @@
       </w:tcPr>
     </w:tblStylePr>
   </w:style>
-  <w:style w:type="table" w:styleId="2-10">
+  <w:style w:type="table" w:styleId="MediumList2-Accent1">
     <w:name w:val="Medium List 2 Accent 1"/>
-    <w:basedOn w:val="a3"/>
+    <w:basedOn w:val="TableNormal"/>
     <w:uiPriority w:val="66"/>
     <w:rsid w:val="00CB0664"/>
     <w:pPr>
@@ -12314,9 +14057,9 @@
       </w:tcPr>
     </w:tblStylePr>
   </w:style>
-  <w:style w:type="table" w:styleId="2-20">
+  <w:style w:type="table" w:styleId="MediumList2-Accent2">
     <w:name w:val="Medium List 2 Accent 2"/>
-    <w:basedOn w:val="a3"/>
+    <w:basedOn w:val="TableNormal"/>
     <w:uiPriority w:val="66"/>
     <w:rsid w:val="00CB0664"/>
     <w:pPr>
@@ -12435,9 +14178,9 @@
       </w:tcPr>
     </w:tblStylePr>
   </w:style>
-  <w:style w:type="table" w:styleId="2-30">
+  <w:style w:type="table" w:styleId="MediumList2-Accent3">
     <w:name w:val="Medium List 2 Accent 3"/>
-    <w:basedOn w:val="a3"/>
+    <w:basedOn w:val="TableNormal"/>
     <w:uiPriority w:val="66"/>
     <w:rsid w:val="00CB0664"/>
     <w:pPr>
@@ -12556,9 +14299,9 @@
       </w:tcPr>
     </w:tblStylePr>
   </w:style>
-  <w:style w:type="table" w:styleId="2-40">
+  <w:style w:type="table" w:styleId="MediumList2-Accent4">
     <w:name w:val="Medium List 2 Accent 4"/>
-    <w:basedOn w:val="a3"/>
+    <w:basedOn w:val="TableNormal"/>
     <w:uiPriority w:val="66"/>
     <w:rsid w:val="00CB0664"/>
     <w:pPr>
@@ -12677,9 +14420,9 @@
       </w:tcPr>
     </w:tblStylePr>
   </w:style>
-  <w:style w:type="table" w:styleId="2-50">
+  <w:style w:type="table" w:styleId="MediumList2-Accent5">
     <w:name w:val="Medium List 2 Accent 5"/>
-    <w:basedOn w:val="a3"/>
+    <w:basedOn w:val="TableNormal"/>
     <w:uiPriority w:val="66"/>
     <w:rsid w:val="00CB0664"/>
     <w:pPr>
@@ -12798,9 +14541,9 @@
       </w:tcPr>
     </w:tblStylePr>
   </w:style>
-  <w:style w:type="table" w:styleId="2-60">
+  <w:style w:type="table" w:styleId="MediumList2-Accent6">
     <w:name w:val="Medium List 2 Accent 6"/>
-    <w:basedOn w:val="a3"/>
+    <w:basedOn w:val="TableNormal"/>
     <w:uiPriority w:val="66"/>
     <w:rsid w:val="00CB0664"/>
     <w:pPr>
@@ -12919,9 +14662,9 @@
       </w:tcPr>
     </w:tblStylePr>
   </w:style>
-  <w:style w:type="table" w:styleId="13">
+  <w:style w:type="table" w:styleId="MediumGrid1">
     <w:name w:val="Medium Grid 1"/>
-    <w:basedOn w:val="a3"/>
+    <w:basedOn w:val="TableNormal"/>
     <w:uiPriority w:val="67"/>
     <w:rsid w:val="00CB0664"/>
     <w:pPr>
@@ -12985,9 +14728,9 @@
       </w:tcPr>
     </w:tblStylePr>
   </w:style>
-  <w:style w:type="table" w:styleId="1-11">
+  <w:style w:type="table" w:styleId="MediumGrid1-Accent1">
     <w:name w:val="Medium Grid 1 Accent 1"/>
-    <w:basedOn w:val="a3"/>
+    <w:basedOn w:val="TableNormal"/>
     <w:uiPriority w:val="67"/>
     <w:rsid w:val="00CB0664"/>
     <w:pPr>
@@ -13051,9 +14794,9 @@
       </w:tcPr>
     </w:tblStylePr>
   </w:style>
-  <w:style w:type="table" w:styleId="1-21">
+  <w:style w:type="table" w:styleId="MediumGrid1-Accent2">
     <w:name w:val="Medium Grid 1 Accent 2"/>
-    <w:basedOn w:val="a3"/>
+    <w:basedOn w:val="TableNormal"/>
     <w:uiPriority w:val="67"/>
     <w:rsid w:val="00CB0664"/>
     <w:pPr>
@@ -13117,9 +14860,9 @@
       </w:tcPr>
     </w:tblStylePr>
   </w:style>
-  <w:style w:type="table" w:styleId="1-31">
+  <w:style w:type="table" w:styleId="MediumGrid1-Accent3">
     <w:name w:val="Medium Grid 1 Accent 3"/>
-    <w:basedOn w:val="a3"/>
+    <w:basedOn w:val="TableNormal"/>
     <w:uiPriority w:val="67"/>
     <w:rsid w:val="00CB0664"/>
     <w:pPr>
@@ -13183,9 +14926,9 @@
       </w:tcPr>
     </w:tblStylePr>
   </w:style>
-  <w:style w:type="table" w:styleId="1-41">
+  <w:style w:type="table" w:styleId="MediumGrid1-Accent4">
     <w:name w:val="Medium Grid 1 Accent 4"/>
-    <w:basedOn w:val="a3"/>
+    <w:basedOn w:val="TableNormal"/>
     <w:uiPriority w:val="67"/>
     <w:rsid w:val="00CB0664"/>
     <w:pPr>
@@ -13249,9 +14992,9 @@
       </w:tcPr>
     </w:tblStylePr>
   </w:style>
-  <w:style w:type="table" w:styleId="1-51">
+  <w:style w:type="table" w:styleId="MediumGrid1-Accent5">
     <w:name w:val="Medium Grid 1 Accent 5"/>
-    <w:basedOn w:val="a3"/>
+    <w:basedOn w:val="TableNormal"/>
     <w:uiPriority w:val="67"/>
     <w:rsid w:val="00CB0664"/>
     <w:pPr>
@@ -13315,9 +15058,9 @@
       </w:tcPr>
     </w:tblStylePr>
   </w:style>
-  <w:style w:type="table" w:styleId="1-61">
+  <w:style w:type="table" w:styleId="MediumGrid1-Accent6">
     <w:name w:val="Medium Grid 1 Accent 6"/>
-    <w:basedOn w:val="a3"/>
+    <w:basedOn w:val="TableNormal"/>
     <w:uiPriority w:val="67"/>
     <w:rsid w:val="00CB0664"/>
     <w:pPr>
@@ -13381,9 +15124,9 @@
       </w:tcPr>
     </w:tblStylePr>
   </w:style>
-  <w:style w:type="table" w:styleId="29">
+  <w:style w:type="table" w:styleId="MediumGrid2">
     <w:name w:val="Medium Grid 2"/>
-    <w:basedOn w:val="a3"/>
+    <w:basedOn w:val="TableNormal"/>
     <w:uiPriority w:val="68"/>
     <w:rsid w:val="00CB0664"/>
     <w:pPr>
@@ -13499,9 +15242,9 @@
       </w:tcPr>
     </w:tblStylePr>
   </w:style>
-  <w:style w:type="table" w:styleId="2-11">
+  <w:style w:type="table" w:styleId="MediumGrid2-Accent1">
     <w:name w:val="Medium Grid 2 Accent 1"/>
-    <w:basedOn w:val="a3"/>
+    <w:basedOn w:val="TableNormal"/>
     <w:uiPriority w:val="68"/>
     <w:rsid w:val="00CB0664"/>
     <w:pPr>
@@ -13617,9 +15360,9 @@
       </w:tcPr>
     </w:tblStylePr>
   </w:style>
-  <w:style w:type="table" w:styleId="2-21">
+  <w:style w:type="table" w:styleId="MediumGrid2-Accent2">
     <w:name w:val="Medium Grid 2 Accent 2"/>
-    <w:basedOn w:val="a3"/>
+    <w:basedOn w:val="TableNormal"/>
     <w:uiPriority w:val="68"/>
     <w:rsid w:val="00CB0664"/>
     <w:pPr>
@@ -13735,9 +15478,9 @@
       </w:tcPr>
     </w:tblStylePr>
   </w:style>
-  <w:style w:type="table" w:styleId="2-31">
+  <w:style w:type="table" w:styleId="MediumGrid2-Accent3">
     <w:name w:val="Medium Grid 2 Accent 3"/>
-    <w:basedOn w:val="a3"/>
+    <w:basedOn w:val="TableNormal"/>
     <w:uiPriority w:val="68"/>
     <w:rsid w:val="00CB0664"/>
     <w:pPr>
@@ -13853,9 +15596,9 @@
       </w:tcPr>
     </w:tblStylePr>
   </w:style>
-  <w:style w:type="table" w:styleId="2-41">
+  <w:style w:type="table" w:styleId="MediumGrid2-Accent4">
     <w:name w:val="Medium Grid 2 Accent 4"/>
-    <w:basedOn w:val="a3"/>
+    <w:basedOn w:val="TableNormal"/>
     <w:uiPriority w:val="68"/>
     <w:rsid w:val="00CB0664"/>
     <w:pPr>
@@ -13971,9 +15714,9 @@
       </w:tcPr>
     </w:tblStylePr>
   </w:style>
-  <w:style w:type="table" w:styleId="2-51">
+  <w:style w:type="table" w:styleId="MediumGrid2-Accent5">
     <w:name w:val="Medium Grid 2 Accent 5"/>
-    <w:basedOn w:val="a3"/>
+    <w:basedOn w:val="TableNormal"/>
     <w:uiPriority w:val="68"/>
     <w:rsid w:val="00CB0664"/>
     <w:pPr>
@@ -14089,9 +15832,9 @@
       </w:tcPr>
     </w:tblStylePr>
   </w:style>
-  <w:style w:type="table" w:styleId="2-61">
+  <w:style w:type="table" w:styleId="MediumGrid2-Accent6">
     <w:name w:val="Medium Grid 2 Accent 6"/>
-    <w:basedOn w:val="a3"/>
+    <w:basedOn w:val="TableNormal"/>
     <w:uiPriority w:val="68"/>
     <w:rsid w:val="00CB0664"/>
     <w:pPr>
@@ -14207,9 +15950,9 @@
       </w:tcPr>
     </w:tblStylePr>
   </w:style>
-  <w:style w:type="table" w:styleId="37">
+  <w:style w:type="table" w:styleId="MediumGrid3">
     <w:name w:val="Medium Grid 3"/>
-    <w:basedOn w:val="a3"/>
+    <w:basedOn w:val="TableNormal"/>
     <w:uiPriority w:val="69"/>
     <w:rsid w:val="00CB0664"/>
     <w:pPr>
@@ -14341,9 +16084,9 @@
       </w:tcPr>
     </w:tblStylePr>
   </w:style>
-  <w:style w:type="table" w:styleId="3-1">
+  <w:style w:type="table" w:styleId="MediumGrid3-Accent1">
     <w:name w:val="Medium Grid 3 Accent 1"/>
-    <w:basedOn w:val="a3"/>
+    <w:basedOn w:val="TableNormal"/>
     <w:uiPriority w:val="69"/>
     <w:rsid w:val="00CB0664"/>
     <w:pPr>
@@ -14475,9 +16218,9 @@
       </w:tcPr>
     </w:tblStylePr>
   </w:style>
-  <w:style w:type="table" w:styleId="3-2">
+  <w:style w:type="table" w:styleId="MediumGrid3-Accent2">
     <w:name w:val="Medium Grid 3 Accent 2"/>
-    <w:basedOn w:val="a3"/>
+    <w:basedOn w:val="TableNormal"/>
     <w:uiPriority w:val="69"/>
     <w:rsid w:val="00CB0664"/>
     <w:pPr>
@@ -14609,9 +16352,9 @@
       </w:tcPr>
     </w:tblStylePr>
   </w:style>
-  <w:style w:type="table" w:styleId="3-3">
+  <w:style w:type="table" w:styleId="MediumGrid3-Accent3">
     <w:name w:val="Medium Grid 3 Accent 3"/>
-    <w:basedOn w:val="a3"/>
+    <w:basedOn w:val="TableNormal"/>
     <w:uiPriority w:val="69"/>
     <w:rsid w:val="00CB0664"/>
     <w:pPr>
@@ -14743,9 +16486,9 @@
       </w:tcPr>
     </w:tblStylePr>
   </w:style>
-  <w:style w:type="table" w:styleId="3-4">
+  <w:style w:type="table" w:styleId="MediumGrid3-Accent4">
     <w:name w:val="Medium Grid 3 Accent 4"/>
-    <w:basedOn w:val="a3"/>
+    <w:basedOn w:val="TableNormal"/>
     <w:uiPriority w:val="69"/>
     <w:rsid w:val="00CB0664"/>
     <w:pPr>
@@ -14877,9 +16620,9 @@
       </w:tcPr>
     </w:tblStylePr>
   </w:style>
-  <w:style w:type="table" w:styleId="3-5">
+  <w:style w:type="table" w:styleId="MediumGrid3-Accent5">
     <w:name w:val="Medium Grid 3 Accent 5"/>
-    <w:basedOn w:val="a3"/>
+    <w:basedOn w:val="TableNormal"/>
     <w:uiPriority w:val="69"/>
     <w:rsid w:val="00CB0664"/>
     <w:pPr>
@@ -15011,9 +16754,9 @@
       </w:tcPr>
     </w:tblStylePr>
   </w:style>
-  <w:style w:type="table" w:styleId="3-6">
+  <w:style w:type="table" w:styleId="MediumGrid3-Accent6">
     <w:name w:val="Medium Grid 3 Accent 6"/>
-    <w:basedOn w:val="a3"/>
+    <w:basedOn w:val="TableNormal"/>
     <w:uiPriority w:val="69"/>
     <w:rsid w:val="00CB0664"/>
     <w:pPr>
@@ -15145,9 +16888,9 @@
       </w:tcPr>
     </w:tblStylePr>
   </w:style>
-  <w:style w:type="table" w:styleId="aff5">
+  <w:style w:type="table" w:styleId="DarkList">
     <w:name w:val="Dark List"/>
-    <w:basedOn w:val="a3"/>
+    <w:basedOn w:val="TableNormal"/>
     <w:uiPriority w:val="70"/>
     <w:rsid w:val="00CB0664"/>
     <w:pPr>
@@ -15252,9 +16995,9 @@
       </w:tcPr>
     </w:tblStylePr>
   </w:style>
-  <w:style w:type="table" w:styleId="-12">
+  <w:style w:type="table" w:styleId="DarkList-Accent1">
     <w:name w:val="Dark List Accent 1"/>
-    <w:basedOn w:val="a3"/>
+    <w:basedOn w:val="TableNormal"/>
     <w:uiPriority w:val="70"/>
     <w:rsid w:val="00CB0664"/>
     <w:pPr>
@@ -15359,9 +17102,9 @@
       </w:tcPr>
     </w:tblStylePr>
   </w:style>
-  <w:style w:type="table" w:styleId="-22">
+  <w:style w:type="table" w:styleId="DarkList-Accent2">
     <w:name w:val="Dark List Accent 2"/>
-    <w:basedOn w:val="a3"/>
+    <w:basedOn w:val="TableNormal"/>
     <w:uiPriority w:val="70"/>
     <w:rsid w:val="00CB0664"/>
     <w:pPr>
@@ -15466,9 +17209,9 @@
       </w:tcPr>
     </w:tblStylePr>
   </w:style>
-  <w:style w:type="table" w:styleId="-32">
+  <w:style w:type="table" w:styleId="DarkList-Accent3">
     <w:name w:val="Dark List Accent 3"/>
-    <w:basedOn w:val="a3"/>
+    <w:basedOn w:val="TableNormal"/>
     <w:uiPriority w:val="70"/>
     <w:rsid w:val="00CB0664"/>
     <w:pPr>
@@ -15573,9 +17316,9 @@
       </w:tcPr>
     </w:tblStylePr>
   </w:style>
-  <w:style w:type="table" w:styleId="-42">
+  <w:style w:type="table" w:styleId="DarkList-Accent4">
     <w:name w:val="Dark List Accent 4"/>
-    <w:basedOn w:val="a3"/>
+    <w:basedOn w:val="TableNormal"/>
     <w:uiPriority w:val="70"/>
     <w:rsid w:val="00CB0664"/>
     <w:pPr>
@@ -15680,9 +17423,9 @@
       </w:tcPr>
     </w:tblStylePr>
   </w:style>
-  <w:style w:type="table" w:styleId="-52">
+  <w:style w:type="table" w:styleId="DarkList-Accent5">
     <w:name w:val="Dark List Accent 5"/>
-    <w:basedOn w:val="a3"/>
+    <w:basedOn w:val="TableNormal"/>
     <w:uiPriority w:val="70"/>
     <w:rsid w:val="00CB0664"/>
     <w:pPr>
@@ -15787,9 +17530,9 @@
       </w:tcPr>
     </w:tblStylePr>
   </w:style>
-  <w:style w:type="table" w:styleId="-62">
+  <w:style w:type="table" w:styleId="DarkList-Accent6">
     <w:name w:val="Dark List Accent 6"/>
-    <w:basedOn w:val="a3"/>
+    <w:basedOn w:val="TableNormal"/>
     <w:uiPriority w:val="70"/>
     <w:rsid w:val="00CB0664"/>
     <w:pPr>
@@ -15894,9 +17637,9 @@
       </w:tcPr>
     </w:tblStylePr>
   </w:style>
-  <w:style w:type="table" w:styleId="aff6">
+  <w:style w:type="table" w:styleId="ColorfulShading">
     <w:name w:val="Colorful Shading"/>
-    <w:basedOn w:val="a3"/>
+    <w:basedOn w:val="TableNormal"/>
     <w:uiPriority w:val="71"/>
     <w:rsid w:val="00CB0664"/>
     <w:pPr>
@@ -16009,9 +17752,9 @@
       </w:rPr>
     </w:tblStylePr>
   </w:style>
-  <w:style w:type="table" w:styleId="-13">
+  <w:style w:type="table" w:styleId="ColorfulShading-Accent1">
     <w:name w:val="Colorful Shading Accent 1"/>
-    <w:basedOn w:val="a3"/>
+    <w:basedOn w:val="TableNormal"/>
     <w:uiPriority w:val="71"/>
     <w:rsid w:val="00CB0664"/>
     <w:pPr>
@@ -16124,9 +17867,9 @@
       </w:rPr>
     </w:tblStylePr>
   </w:style>
-  <w:style w:type="table" w:styleId="-23">
+  <w:style w:type="table" w:styleId="ColorfulShading-Accent2">
     <w:name w:val="Colorful Shading Accent 2"/>
-    <w:basedOn w:val="a3"/>
+    <w:basedOn w:val="TableNormal"/>
     <w:uiPriority w:val="71"/>
     <w:rsid w:val="00CB0664"/>
     <w:pPr>
@@ -16239,9 +17982,9 @@
       </w:rPr>
     </w:tblStylePr>
   </w:style>
-  <w:style w:type="table" w:styleId="-33">
+  <w:style w:type="table" w:styleId="ColorfulShading-Accent3">
     <w:name w:val="Colorful Shading Accent 3"/>
-    <w:basedOn w:val="a3"/>
+    <w:basedOn w:val="TableNormal"/>
     <w:uiPriority w:val="71"/>
     <w:rsid w:val="00CB0664"/>
     <w:pPr>
@@ -16344,9 +18087,9 @@
       </w:tcPr>
     </w:tblStylePr>
   </w:style>
-  <w:style w:type="table" w:styleId="-43">
+  <w:style w:type="table" w:styleId="ColorfulShading-Accent4">
     <w:name w:val="Colorful Shading Accent 4"/>
-    <w:basedOn w:val="a3"/>
+    <w:basedOn w:val="TableNormal"/>
     <w:uiPriority w:val="71"/>
     <w:rsid w:val="00CB0664"/>
     <w:pPr>
@@ -16459,9 +18202,9 @@
       </w:rPr>
     </w:tblStylePr>
   </w:style>
-  <w:style w:type="table" w:styleId="-53">
+  <w:style w:type="table" w:styleId="ColorfulShading-Accent5">
     <w:name w:val="Colorful Shading Accent 5"/>
-    <w:basedOn w:val="a3"/>
+    <w:basedOn w:val="TableNormal"/>
     <w:uiPriority w:val="71"/>
     <w:rsid w:val="00CB0664"/>
     <w:pPr>
@@ -16574,9 +18317,9 @@
       </w:rPr>
     </w:tblStylePr>
   </w:style>
-  <w:style w:type="table" w:styleId="-63">
+  <w:style w:type="table" w:styleId="ColorfulShading-Accent6">
     <w:name w:val="Colorful Shading Accent 6"/>
-    <w:basedOn w:val="a3"/>
+    <w:basedOn w:val="TableNormal"/>
     <w:uiPriority w:val="71"/>
     <w:rsid w:val="00CB0664"/>
     <w:pPr>
@@ -16689,9 +18432,9 @@
       </w:rPr>
     </w:tblStylePr>
   </w:style>
-  <w:style w:type="table" w:styleId="aff7">
+  <w:style w:type="table" w:styleId="ColorfulList">
     <w:name w:val="Colorful List"/>
-    <w:basedOn w:val="a3"/>
+    <w:basedOn w:val="TableNormal"/>
     <w:uiPriority w:val="72"/>
     <w:rsid w:val="00CB0664"/>
     <w:pPr>
@@ -16768,9 +18511,9 @@
       </w:tcPr>
     </w:tblStylePr>
   </w:style>
-  <w:style w:type="table" w:styleId="-14">
+  <w:style w:type="table" w:styleId="ColorfulList-Accent1">
     <w:name w:val="Colorful List Accent 1"/>
-    <w:basedOn w:val="a3"/>
+    <w:basedOn w:val="TableNormal"/>
     <w:uiPriority w:val="72"/>
     <w:rsid w:val="00CB0664"/>
     <w:pPr>
@@ -16847,9 +18590,9 @@
       </w:tcPr>
     </w:tblStylePr>
   </w:style>
-  <w:style w:type="table" w:styleId="-24">
+  <w:style w:type="table" w:styleId="ColorfulList-Accent2">
     <w:name w:val="Colorful List Accent 2"/>
-    <w:basedOn w:val="a3"/>
+    <w:basedOn w:val="TableNormal"/>
     <w:uiPriority w:val="72"/>
     <w:rsid w:val="00CB0664"/>
     <w:pPr>
@@ -16926,9 +18669,9 @@
       </w:tcPr>
     </w:tblStylePr>
   </w:style>
-  <w:style w:type="table" w:styleId="-34">
+  <w:style w:type="table" w:styleId="ColorfulList-Accent3">
     <w:name w:val="Colorful List Accent 3"/>
-    <w:basedOn w:val="a3"/>
+    <w:basedOn w:val="TableNormal"/>
     <w:uiPriority w:val="72"/>
     <w:rsid w:val="00CB0664"/>
     <w:pPr>
@@ -17005,9 +18748,9 @@
       </w:tcPr>
     </w:tblStylePr>
   </w:style>
-  <w:style w:type="table" w:styleId="-44">
+  <w:style w:type="table" w:styleId="ColorfulList-Accent4">
     <w:name w:val="Colorful List Accent 4"/>
-    <w:basedOn w:val="a3"/>
+    <w:basedOn w:val="TableNormal"/>
     <w:uiPriority w:val="72"/>
     <w:rsid w:val="00CB0664"/>
     <w:pPr>
@@ -17084,9 +18827,9 @@
       </w:tcPr>
     </w:tblStylePr>
   </w:style>
-  <w:style w:type="table" w:styleId="-54">
+  <w:style w:type="table" w:styleId="ColorfulList-Accent5">
     <w:name w:val="Colorful List Accent 5"/>
-    <w:basedOn w:val="a3"/>
+    <w:basedOn w:val="TableNormal"/>
     <w:uiPriority w:val="72"/>
     <w:rsid w:val="00CB0664"/>
     <w:pPr>
@@ -17163,9 +18906,9 @@
       </w:tcPr>
     </w:tblStylePr>
   </w:style>
-  <w:style w:type="table" w:styleId="-64">
+  <w:style w:type="table" w:styleId="ColorfulList-Accent6">
     <w:name w:val="Colorful List Accent 6"/>
-    <w:basedOn w:val="a3"/>
+    <w:basedOn w:val="TableNormal"/>
     <w:uiPriority w:val="72"/>
     <w:rsid w:val="00CB0664"/>
     <w:pPr>
@@ -17242,9 +18985,9 @@
       </w:tcPr>
     </w:tblStylePr>
   </w:style>
-  <w:style w:type="table" w:styleId="aff8">
+  <w:style w:type="table" w:styleId="ColorfulGrid">
     <w:name w:val="Colorful Grid"/>
-    <w:basedOn w:val="a3"/>
+    <w:basedOn w:val="TableNormal"/>
     <w:uiPriority w:val="73"/>
     <w:rsid w:val="00CB0664"/>
     <w:pPr>
@@ -17315,9 +19058,9 @@
       </w:tcPr>
     </w:tblStylePr>
   </w:style>
-  <w:style w:type="table" w:styleId="-15">
+  <w:style w:type="table" w:styleId="ColorfulGrid-Accent1">
     <w:name w:val="Colorful Grid Accent 1"/>
-    <w:basedOn w:val="a3"/>
+    <w:basedOn w:val="TableNormal"/>
     <w:uiPriority w:val="73"/>
     <w:rsid w:val="00CB0664"/>
     <w:pPr>
@@ -17388,9 +19131,9 @@
       </w:tcPr>
     </w:tblStylePr>
   </w:style>
-  <w:style w:type="table" w:styleId="-25">
+  <w:style w:type="table" w:styleId="ColorfulGrid-Accent2">
     <w:name w:val="Colorful Grid Accent 2"/>
-    <w:basedOn w:val="a3"/>
+    <w:basedOn w:val="TableNormal"/>
     <w:uiPriority w:val="73"/>
     <w:rsid w:val="00CB0664"/>
     <w:pPr>
@@ -17461,9 +19204,9 @@
       </w:tcPr>
     </w:tblStylePr>
   </w:style>
-  <w:style w:type="table" w:styleId="-35">
+  <w:style w:type="table" w:styleId="ColorfulGrid-Accent3">
     <w:name w:val="Colorful Grid Accent 3"/>
-    <w:basedOn w:val="a3"/>
+    <w:basedOn w:val="TableNormal"/>
     <w:uiPriority w:val="73"/>
     <w:rsid w:val="00CB0664"/>
     <w:pPr>
@@ -17534,9 +19277,9 @@
       </w:tcPr>
     </w:tblStylePr>
   </w:style>
-  <w:style w:type="table" w:styleId="-45">
+  <w:style w:type="table" w:styleId="ColorfulGrid-Accent4">
     <w:name w:val="Colorful Grid Accent 4"/>
-    <w:basedOn w:val="a3"/>
+    <w:basedOn w:val="TableNormal"/>
     <w:uiPriority w:val="73"/>
     <w:rsid w:val="00CB0664"/>
     <w:pPr>
@@ -17607,9 +19350,9 @@
       </w:tcPr>
     </w:tblStylePr>
   </w:style>
-  <w:style w:type="table" w:styleId="-55">
+  <w:style w:type="table" w:styleId="ColorfulGrid-Accent5">
     <w:name w:val="Colorful Grid Accent 5"/>
-    <w:basedOn w:val="a3"/>
+    <w:basedOn w:val="TableNormal"/>
     <w:uiPriority w:val="73"/>
     <w:rsid w:val="00CB0664"/>
     <w:pPr>
@@ -17680,9 +19423,9 @@
       </w:tcPr>
     </w:tblStylePr>
   </w:style>
-  <w:style w:type="table" w:styleId="-65">
+  <w:style w:type="table" w:styleId="ColorfulGrid-Accent6">
     <w:name w:val="Colorful Grid Accent 6"/>
-    <w:basedOn w:val="a3"/>
+    <w:basedOn w:val="TableNormal"/>
     <w:uiPriority w:val="73"/>
     <w:rsid w:val="00CB0664"/>
     <w:pPr>
@@ -17752,6 +19495,36 @@
         <w:shd w:val="clear" w:color="auto" w:fill="FBCAA2" w:themeFill="accent6" w:themeFillTint="7F"/>
       </w:tcPr>
     </w:tblStylePr>
+  </w:style>
+  <w:style w:type="paragraph" w:styleId="NormalWeb">
+    <w:name w:val="Normal (Web)"/>
+    <w:basedOn w:val="Normal"/>
+    <w:uiPriority w:val="99"/>
+    <w:semiHidden/>
+    <w:unhideWhenUsed/>
+    <w:rsid w:val="002E51A9"/>
+    <w:pPr>
+      <w:spacing w:before="100" w:beforeAutospacing="1" w:afterAutospacing="1" w:line="240" w:lineRule="auto"/>
+    </w:pPr>
+    <w:rPr>
+      <w:rFonts w:ascii="Times New Roman" w:eastAsia="Times New Roman" w:hAnsi="Times New Roman" w:cs="Times New Roman"/>
+      <w:sz w:val="24"/>
+      <w:szCs w:val="24"/>
+      <w:lang w:eastAsia="zh-CN"/>
+    </w:rPr>
+  </w:style>
+  <w:style w:type="character" w:styleId="HTMLCode">
+    <w:name w:val="HTML Code"/>
+    <w:basedOn w:val="DefaultParagraphFont"/>
+    <w:uiPriority w:val="99"/>
+    <w:semiHidden/>
+    <w:unhideWhenUsed/>
+    <w:rsid w:val="002E51A9"/>
+    <w:rPr>
+      <w:rFonts w:ascii="Courier New" w:eastAsia="Times New Roman" w:hAnsi="Courier New" w:cs="Courier New"/>
+      <w:sz w:val="20"/>
+      <w:szCs w:val="20"/>
+    </w:rPr>
   </w:style>
 </w:styles>
 </file>
